--- a/docs/NSF_Progress_Report_2026.docx
+++ b/docs/NSF_Progress_Report_2026.docx
@@ -160,7 +160,7 @@
           <w:i w:val="0"/>
           <w:sz w:val="22"/>
         </w:rPr>
-        <w:t>Computational and Data-Enabled Science and Engineering (CDS&amp;E)</w:t>
+        <w:t>Accelerating Computing-Enabled Discovery (ACED)</w:t>
       </w:r>
     </w:p>
     <w:p>

--- a/docs/NSF_Progress_Report_2026.docx
+++ b/docs/NSF_Progress_Report_2026.docx
@@ -30,7 +30,19 @@
         <w:t>Project Progress Report</w:t>
       </w:r>
     </w:p>
-    <w:p/>
+    <w:p>
+      <w:pPr>
+        <w:jc w:val="center"/>
+      </w:pPr>
+      <w:r>
+        <w:rPr>
+          <w:rFonts w:ascii="Times New Roman" w:hAnsi="Times New Roman"/>
+          <w:b w:val="0"/>
+          <w:i w:val="0"/>
+          <w:sz w:val="22"/>
+        </w:rPr>
+      </w:r>
+    </w:p>
     <w:p>
       <w:pPr>
         <w:jc w:val="center"/>
@@ -345,7 +357,7 @@
           <w:i w:val="0"/>
           <w:sz w:val="22"/>
         </w:rPr>
-        <w:t>6.    Software and Open-Source Contributions</w:t>
+        <w:t>6.    Approaches Explored and Lessons Learned</w:t>
       </w:r>
     </w:p>
     <w:p>
@@ -359,7 +371,7 @@
           <w:i w:val="0"/>
           <w:sz w:val="22"/>
         </w:rPr>
-        <w:t>7.    Challenges and Solutions</w:t>
+        <w:t xml:space="preserve">  6.1 Physics-Informed Geometric Penalty Losses</w:t>
       </w:r>
     </w:p>
     <w:p>
@@ -373,7 +385,7 @@
           <w:i w:val="0"/>
           <w:sz w:val="22"/>
         </w:rPr>
-        <w:t>8.    Future Work</w:t>
+        <w:t xml:space="preserve">  6.2 Narrow Lag Training and OOD Instability</w:t>
       </w:r>
     </w:p>
     <w:p>
@@ -387,7 +399,7 @@
           <w:i w:val="0"/>
           <w:sz w:val="22"/>
         </w:rPr>
-        <w:t>9.    Personnel and Training</w:t>
+        <w:t xml:space="preserve">  6.3 Inference Temperature Calibration</w:t>
       </w:r>
     </w:p>
     <w:p>
@@ -401,7 +413,105 @@
           <w:i w:val="0"/>
           <w:sz w:val="22"/>
         </w:rPr>
-        <w:t>10.   References</w:t>
+        <w:t xml:space="preserve">  6.4 Rollout Length Calibration for Exploration</w:t>
+      </w:r>
+    </w:p>
+    <w:p>
+      <w:pPr>
+        <w:spacing w:after="40"/>
+      </w:pPr>
+      <w:r>
+        <w:rPr>
+          <w:rFonts w:ascii="Times New Roman" w:hAnsi="Times New Roman"/>
+          <w:b w:val="0"/>
+          <w:i w:val="0"/>
+          <w:sz w:val="22"/>
+        </w:rPr>
+        <w:t xml:space="preserve">  6.5 KRAS Fine-Tune: Choice of Base Checkpoint</w:t>
+      </w:r>
+    </w:p>
+    <w:p>
+      <w:pPr>
+        <w:spacing w:after="40"/>
+      </w:pPr>
+      <w:r>
+        <w:rPr>
+          <w:rFonts w:ascii="Times New Roman" w:hAnsi="Times New Roman"/>
+          <w:b w:val="0"/>
+          <w:i w:val="0"/>
+          <w:sz w:val="22"/>
+        </w:rPr>
+        <w:t xml:space="preserve">  6.6 GPU Backend: CUDA vs OpenCL on AArch64</w:t>
+      </w:r>
+    </w:p>
+    <w:p>
+      <w:pPr>
+        <w:spacing w:after="40"/>
+      </w:pPr>
+      <w:r>
+        <w:rPr>
+          <w:rFonts w:ascii="Times New Roman" w:hAnsi="Times New Roman"/>
+          <w:b w:val="0"/>
+          <w:i w:val="0"/>
+          <w:sz w:val="22"/>
+        </w:rPr>
+        <w:t>7.    Software and Open-Source Contributions</w:t>
+      </w:r>
+    </w:p>
+    <w:p>
+      <w:pPr>
+        <w:spacing w:after="40"/>
+      </w:pPr>
+      <w:r>
+        <w:rPr>
+          <w:rFonts w:ascii="Times New Roman" w:hAnsi="Times New Roman"/>
+          <w:b w:val="0"/>
+          <w:i w:val="0"/>
+          <w:sz w:val="22"/>
+        </w:rPr>
+        <w:t>8.    Challenges and Solutions</w:t>
+      </w:r>
+    </w:p>
+    <w:p>
+      <w:pPr>
+        <w:spacing w:after="40"/>
+      </w:pPr>
+      <w:r>
+        <w:rPr>
+          <w:rFonts w:ascii="Times New Roman" w:hAnsi="Times New Roman"/>
+          <w:b w:val="0"/>
+          <w:i w:val="0"/>
+          <w:sz w:val="22"/>
+        </w:rPr>
+        <w:t>9.    Future Work</w:t>
+      </w:r>
+    </w:p>
+    <w:p>
+      <w:pPr>
+        <w:spacing w:after="40"/>
+      </w:pPr>
+      <w:r>
+        <w:rPr>
+          <w:rFonts w:ascii="Times New Roman" w:hAnsi="Times New Roman"/>
+          <w:b w:val="0"/>
+          <w:i w:val="0"/>
+          <w:sz w:val="22"/>
+        </w:rPr>
+        <w:t>10.   Personnel and Training</w:t>
+      </w:r>
+    </w:p>
+    <w:p>
+      <w:pPr>
+        <w:spacing w:after="40"/>
+      </w:pPr>
+      <w:r>
+        <w:rPr>
+          <w:rFonts w:ascii="Times New Roman" w:hAnsi="Times New Roman"/>
+          <w:b w:val="0"/>
+          <w:i w:val="0"/>
+          <w:sz w:val="22"/>
+        </w:rPr>
+        <w:t>11.   References</w:t>
       </w:r>
     </w:p>
     <w:p>
@@ -472,7 +582,7 @@
           <w:i w:val="0"/>
           <w:sz w:val="24"/>
         </w:rPr>
-        <w:t>The project addresses a fundamental bottleneck in computational structural biology: classical MD simulation is limited to microsecond timescales even on dedicated hardware, while biologically relevant conformational transitions in proteins such as KRAS oncoproteins occur on timescales of tens to hundreds of microseconds. The intellectual contributions of this work span three dimensions:</w:t>
+        <w:t>The project addresses a fundamental bottleneck in computational structural biology: classical MD simulation is limited to microsecond timescales even on dedicated hardware, while biologically relevant conformational transitions occur on timescales of tens to hundreds of microseconds. The intellectual contributions span five dimensions:</w:t>
       </w:r>
     </w:p>
     <w:p>
@@ -487,7 +597,7 @@
           <w:i w:val="0"/>
           <w:sz w:val="24"/>
         </w:rPr>
-        <w:t xml:space="preserve">Equivariant neural architecture. </w:t>
+        <w:t xml:space="preserve">SE(3)-equivariant representation. </w:t>
       </w:r>
       <w:r>
         <w:rPr>
@@ -496,7 +606,7 @@
           <w:i w:val="0"/>
           <w:sz w:val="24"/>
         </w:rPr>
-        <w:t>SE(3)-equivariant representation for protein dynamics. The PropagatorNet operates in SE(3) local residue frame space rather than Cartesian coordinates, making the learned updates invariant to global rigid-body motion. This representation is provably portable across all proteins — a single pretrained model can be fine-tuned to any new protein from its Cα trajectory alone.</w:t>
+        <w:t>The PropagatorNet operates in SE(3) local residue frame space, making learned updates invariant to global rigid-body motion. A single pretrained model can be fine-tuned to any new protein from its Cα trajectory alone.</w:t>
       </w:r>
     </w:p>
     <w:p>
@@ -520,7 +630,7 @@
           <w:i w:val="0"/>
           <w:sz w:val="24"/>
         </w:rPr>
-        <w:t>The model is trained as a conditional score estimator using denoising diffusion probabilistic models (DDPM) with T=200 noise levels in normalized SE(3) update space. At inference, fast DDIM sampling (T=20 steps) reduces computational cost by 10× while preserving sample quality. Temperature conditioning enables controllable sampling across the 300–450 K physiological range.</w:t>
+        <w:t>The model is trained as a conditional score estimator via DDPM (T=200) in normalized SE(3) update space. Fast DDIM sampling (T=20 steps) reduces inference cost by 10×. Temperature conditioning enables sampling across the 300–450 K physiological range.</w:t>
       </w:r>
     </w:p>
     <w:p>
@@ -544,7 +654,7 @@
           <w:i w:val="0"/>
           <w:sz w:val="24"/>
         </w:rPr>
-        <w:t>We discovered that geometric penalty losses (C1 soft bond constraints) conflict with SHAKE bond constraints applied at inference, causing bond lengths to stabilize at 4.5 Å rather than the ideal 3.8 Å. Pure DDPM training (λ=0) outperforms all penalty-augmented variants on every structural and kinetic metric — a finding with implications for physics-informed generative models broadly.</w:t>
+        <w:t>We found that geometric penalty losses (λ&gt;0) conflict with SHAKE bond constraints at inference, causing Cα–Cα bonds to stabilize at 4.5 Å rather than 3.8 Å. Pure DDPM (λ=0) outperforms all penalty-augmented variants — a finding with broad implications for physics-informed generative models.</w:t>
       </w:r>
     </w:p>
     <w:p>
@@ -568,7 +678,7 @@
           <w:i w:val="0"/>
           <w:sz w:val="24"/>
         </w:rPr>
-        <w:t>The history-dependent collective-variable (CV) repulsion mechanism enables systematic exploration of the free-energy landscape without retraining. A Gaussian repulsion in 7-dimensional CV space (5 PCA components + radius of gyration + RMSD) steers each denoising step away from previously sampled conformations, producing ensembles with mean pairwise CV distance &gt; 15 compared to &lt; 2 for unguided sampling.</w:t>
+        <w:t>A history-dependent Gaussian repulsion in 7-dimensional CV space (5 PCA + Rg + RMSD) steers each denoising step away from previously sampled conformations without retraining, producing ensembles with mean pairwise CV distance &gt; 15 vs. &lt; 2 for unguided sampling.</w:t>
       </w:r>
     </w:p>
     <w:p>
@@ -592,7 +702,7 @@
           <w:i w:val="0"/>
           <w:sz w:val="24"/>
         </w:rPr>
-        <w:t>The hybrid ML-MD pipeline formalizes the connection between fast neural sampling and physical validation: the diffusion model proposes diverse Cα conformations, which are reconstructed to all-atom resolution and validated by short implicit-solvent OpenMM MD. This staged approach produces structures that are both novel (from the generative model) and physically stable (verified by classical mechanics).</w:t>
+        <w:t>The four-stage pipeline formalizes fast neural sampling followed by all-atom OpenMM validation, producing structures that are both novel and physically stable.</w:t>
       </w:r>
     </w:p>
     <w:p>
@@ -605,20 +715,6 @@
           <w:color w:val="000000"/>
         </w:rPr>
         <w:t>3. Broader Impacts</w:t>
-      </w:r>
-    </w:p>
-    <w:p>
-      <w:pPr>
-        <w:spacing w:after="120"/>
-      </w:pPr>
-      <w:r>
-        <w:rPr>
-          <w:rFonts w:ascii="Times New Roman" w:hAnsi="Times New Roman"/>
-          <w:b w:val="0"/>
-          <w:i w:val="0"/>
-          <w:sz w:val="24"/>
-        </w:rPr>
-        <w:t>The methods developed in this project have direct translational impact in multiple domains:</w:t>
       </w:r>
     </w:p>
     <w:p>
@@ -642,7 +738,7 @@
           <w:i w:val="0"/>
           <w:sz w:val="24"/>
         </w:rPr>
-        <w:t>KRAS is mutated in approximately 25% of all human cancers, with the G12D, G12V, and G12C mutations particularly prevalent in pancreatic, lung, and colorectal cancers. The conformational library generated by this project — 753 diverse structures spanning KRAS switch I and switch II loop rearrangements — provides a direct resource for structure-based drug discovery campaigns targeting allosteric pockets that are inaccessible in standard crystal structures.</w:t>
+        <w:t>KRAS is mutated in ~25% of all human cancers. The 753-structure conformational library spanning KRAS switch I/II loop rearrangements provides a direct resource for allosteric drug discovery campaigns targeting pockets inaccessible in standard crystal structures.</w:t>
       </w:r>
     </w:p>
     <w:p>
@@ -657,7 +753,7 @@
           <w:i w:val="0"/>
           <w:sz w:val="24"/>
         </w:rPr>
-        <w:t xml:space="preserve">Open science and reproducibility. </w:t>
+        <w:t xml:space="preserve">Open science. </w:t>
       </w:r>
       <w:r>
         <w:rPr>
@@ -666,7 +762,7 @@
           <w:i w:val="0"/>
           <w:sz w:val="24"/>
         </w:rPr>
-        <w:t>The complete source code, pretrained checkpoints, and tutorial documentation are publicly available at https://github.com/qshao/DL-MD under an open license. The tutorial covers installation on workstations (AArch64, x86-64) and HPC clusters (V100, A100, H100), including Slurm job scripts and a per-GPU throughput guide. This lowers the barrier to entry for research groups without deep ML expertise.</w:t>
+        <w:t>All code, checkpoints, and documentation are publicly available at https://github.com/qshao/DL-MD, including Slurm job scripts and per-GPU throughput guides for HPC clusters (V100, A100, H100).</w:t>
       </w:r>
     </w:p>
     <w:p>
@@ -690,7 +786,7 @@
           <w:i w:val="0"/>
           <w:sz w:val="24"/>
         </w:rPr>
-        <w:t>The model's 10,000–20,000× acceleration over classical MD enables protein conformational surveys that were previously computationally intractable. A 200-structure diverse library for KRAS exploration requires ~6 hours on a single GPU where equivalent classical MD would require years of compute time.</w:t>
+        <w:t>The 10,000–20,000× acceleration over classical MD enables conformational surveys that were previously intractable. A 200-structure KRAS library requires ~6 GPU-hours where equivalent classical MD would require years.</w:t>
       </w:r>
     </w:p>
     <w:p>
@@ -714,7 +810,7 @@
           <w:i w:val="0"/>
           <w:sz w:val="24"/>
         </w:rPr>
-        <w:t>The project directly supported one graduate student and one postdoctoral researcher who developed expertise spanning molecular simulation, geometric deep learning, SE(3)-equivariant networks, and HPC cluster deployment — a rare cross-disciplinary training opportunity.</w:t>
+        <w:t>The project supported one graduate student and one postdoctoral researcher who developed cross-disciplinary expertise spanning molecular simulation, geometric deep learning, and HPC deployment.</w:t>
       </w:r>
     </w:p>
     <w:p>
@@ -738,7 +834,7 @@
           <w:i w:val="0"/>
           <w:sz w:val="24"/>
         </w:rPr>
-        <w:t>The staged fine-tuning workflow (universal pretraining → per-protein adaptation) and the hybrid generative-validation architecture are domain-agnostic. The same approach can be applied to RNA dynamics, protein–ligand binding, and membrane protein conformational changes wherever MD trajectories can serve as training data.</w:t>
+        <w:t>The staged fine-tuning workflow and hybrid generative-validation architecture are domain-agnostic — applicable to RNA, protein–ligand, and membrane protein dynamics wherever MD trajectories are available.</w:t>
       </w:r>
     </w:p>
     <w:p>
@@ -781,21 +877,7 @@
           <w:i w:val="0"/>
           <w:sz w:val="24"/>
         </w:rPr>
-        <w:t>All-atom molecular dynamics simulation requires integrating Newton's equations of motion for every atom at femtosecond timesteps. For a 170-residue protein like KRAS (including solvent, ~50,000 atoms), a modern GPU cluster achieves approximately 1–5 μs of simulated time per day. Biological processes of interest — protein folding, allosteric transitions, binding/unbinding — occur on timescales of microseconds to milliseconds, requiring simulation lengths that remain computationally prohibitive for most research groups.</w:t>
-      </w:r>
-    </w:p>
-    <w:p>
-      <w:pPr>
-        <w:spacing w:after="120"/>
-      </w:pPr>
-      <w:r>
-        <w:rPr>
-          <w:rFonts w:ascii="Times New Roman" w:hAnsi="Times New Roman"/>
-          <w:b w:val="0"/>
-          <w:i w:val="0"/>
-          <w:sz w:val="24"/>
-        </w:rPr>
-        <w:t>Machine learning approaches to accelerated MD can be broadly divided into: (a) surrogate force fields that replace quantum-mechanical calculations with neural networks while retaining the femtosecond integration scheme; and (b) generative models that directly predict the conditional distribution P(x_{t+τ} | x_t) over a coarser time stride τ, bypassing the intermediate integration steps. This project pursues the second approach, using denoising diffusion models as the generative framework and Cα backbone positions as the coarse-grained representation.</w:t>
+        <w:t>All-atom MD simulation requires femtosecond timestep integration for every atom. For KRAS (~50,000 atoms with solvent), a modern GPU cluster achieves ~1–5 μs/day. Biologically relevant processes occur on microsecond-to-millisecond timescales. This project uses denoising diffusion models to directly predict the conditional distribution P(x_{t+τ} | x_t) over a coarse time stride τ, bypassing intermediate integration steps, with Cα positions as the coarse-grained representation.</w:t>
       </w:r>
     </w:p>
     <w:p>
@@ -821,37 +903,7 @@
           <w:i w:val="0"/>
           <w:sz w:val="24"/>
         </w:rPr>
-        <w:t>Rather than predicting Cartesian displacements Δx directly — which would require learning separate models for each protein orientation — the PropagatorNet operates in SE(3) local residue frames. Each residue i is assigned a rotation R_i ∈ SO(3) constructed from its backbone N/Cα/C atoms, and a translation t_i = Cα_i position. The network predicts the relative update u_i = (ω_i, Δt_i) — the local rotation increment and translation change — in the coordinate system of residue i. This representation has two key properties:</w:t>
-      </w:r>
-    </w:p>
-    <w:p>
-      <w:pPr>
-        <w:pStyle w:val="ListBullet"/>
-        <w:spacing w:after="60"/>
-      </w:pPr>
-      <w:r>
-        <w:rPr>
-          <w:rFonts w:ascii="Times New Roman" w:hAnsi="Times New Roman"/>
-          <w:b w:val="0"/>
-          <w:i w:val="0"/>
-          <w:sz w:val="24"/>
-        </w:rPr>
-        <w:t>Equivariance: rotating the entire protein rigidly changes the predicted updates by the same rotation, so the predictions are globally consistent without requiring canonical alignment at inference.</w:t>
-      </w:r>
-    </w:p>
-    <w:p>
-      <w:pPr>
-        <w:pStyle w:val="ListBullet"/>
-        <w:spacing w:after="60"/>
-      </w:pPr>
-      <w:r>
-        <w:rPr>
-          <w:rFonts w:ascii="Times New Roman" w:hAnsi="Times New Roman"/>
-          <w:b w:val="0"/>
-          <w:i w:val="0"/>
-          <w:sz w:val="24"/>
-        </w:rPr>
-        <w:t>Transferability: because updates are local, the same network can process any protein structure by constructing its residue frame graph — no per-protein architecture changes are needed.</w:t>
+        <w:t>The PropagatorNet operates in SE(3) local residue frames. Each residue i has rotation R_i ∈ SO(3) and translation t_i = Cα_i. The network predicts local updates u_i = (ω_i, Δt_i) in residue i's coordinate system. This gives equivariance (global rigid-body rotations are handled automatically) and transferability (any protein can be processed without per-protein architecture changes).</w:t>
       </w:r>
     </w:p>
     <w:p>
@@ -877,7 +929,7 @@
           <w:i w:val="0"/>
           <w:sz w:val="24"/>
         </w:rPr>
-        <w:t>Sampling proceeds via reverse denoising diffusion probabilistic models (DDPM). A forward process gradually corrupts the clean update u_0 with Gaussian noise over T=200 steps. The network is trained to predict the clean update ε̂_θ(u_t, t, τ, T) from the noisy version, conditioned on the diffusion timestep t, the physical lag τ, and the simulation temperature T. At inference, the reverse diffusion process begins from pure Gaussian noise and iteratively denoises to produce a clean structural update. Fast DDIM sampling (T=20 steps, η=1.0) reduces inference time by 10× while maintaining sample quality.</w:t>
+        <w:t>Sampling uses reverse DDPM with T=200 noise levels in normalized SE(3) update space. The network predicts the clean update ε̂_θ(u_t, t, τ, T) conditioned on diffusion timestep, physical lag, and temperature. Fast DDIM sampling (T=20, η=1.0) reduces inference time by 10× while maintaining sample quality.</w:t>
       </w:r>
     </w:p>
     <w:p>
@@ -903,7 +955,7 @@
           <w:i w:val="0"/>
           <w:sz w:val="24"/>
         </w:rPr>
-        <w:t>To generate conformational diversity beyond the training distribution, we implemented a history-dependent repulsion in collective-variable (CV) space. A 7-dimensional CV space is constructed from the training trajectory via PCA (5 components capturing major conformational modes) plus radius of gyration (Rg) and RMSD from native. During inference, a Gaussian repulsion potential V_rep(x) = Σ_i exp(−‖cv(x) − cv_i‖² / 2σ²) over all previously accepted structures i steers the denoising gradient away from visited regions. No retraining is required; the guidance runs entirely at inference time.</w:t>
+        <w:t>A 7-dimensional CV space (5 PCA + Rg + RMSD from native) is fitted on the training trajectory. During inference, a Gaussian repulsion V_rep(x) = Σ_i exp(−‖cv(x)−cv_i‖²/2σ²) over previously accepted structures steers denoising away from visited regions. No retraining required.</w:t>
       </w:r>
     </w:p>
     <w:p>
@@ -933,20 +985,6 @@
           <w:color w:val="000000"/>
         </w:rPr>
         <w:t>5.1 Model Architecture</w:t>
-      </w:r>
-    </w:p>
-    <w:p>
-      <w:pPr>
-        <w:spacing w:after="120"/>
-      </w:pPr>
-      <w:r>
-        <w:rPr>
-          <w:rFonts w:ascii="Times New Roman" w:hAnsi="Times New Roman"/>
-          <w:b w:val="0"/>
-          <w:i w:val="0"/>
-          <w:sz w:val="24"/>
-        </w:rPr>
-        <w:t>The final production model (SE(3) PropagatorNet v4) has the following configuration:</w:t>
       </w:r>
     </w:p>
     <w:tbl>
@@ -1201,7 +1239,7 @@
                 <w:i w:val="0"/>
                 <w:sz w:val="20"/>
               </w:rPr>
-              <w:t>24-dim (amino acid type, frame coordinates, temperature embedding)</w:t>
+              <w:t>24-dim (AA type, frame coordinates, temperature embedding)</w:t>
             </w:r>
           </w:p>
         </w:tc>
@@ -1253,40 +1291,6 @@
                 <w:i w:val="0"/>
                 <w:sz w:val="20"/>
               </w:rPr>
-              <w:t>Temperature embedding dim</w:t>
-            </w:r>
-          </w:p>
-        </w:tc>
-        <w:tc>
-          <w:tcPr>
-            <w:tcW w:type="dxa" w:w="6480"/>
-          </w:tcPr>
-          <w:p>
-            <w:r>
-              <w:rPr>
-                <w:rFonts w:ascii="Times New Roman" w:hAnsi="Times New Roman"/>
-                <w:b w:val="0"/>
-                <w:i w:val="0"/>
-                <w:sz w:val="20"/>
-              </w:rPr>
-              <w:t>8</w:t>
-            </w:r>
-          </w:p>
-        </w:tc>
-      </w:tr>
-      <w:tr>
-        <w:tc>
-          <w:tcPr>
-            <w:tcW w:type="dxa" w:w="3600"/>
-          </w:tcPr>
-          <w:p>
-            <w:r>
-              <w:rPr>
-                <w:rFonts w:ascii="Times New Roman" w:hAnsi="Times New Roman"/>
-                <w:b w:val="0"/>
-                <w:i w:val="0"/>
-                <w:sz w:val="20"/>
-              </w:rPr>
               <w:t>Diffusion levels (T)</w:t>
             </w:r>
           </w:p>
@@ -1304,40 +1308,6 @@
                 <w:sz w:val="20"/>
               </w:rPr>
               <w:t>200 (training); 20 (DDIM fast inference)</w:t>
-            </w:r>
-          </w:p>
-        </w:tc>
-      </w:tr>
-      <w:tr>
-        <w:tc>
-          <w:tcPr>
-            <w:tcW w:type="dxa" w:w="3600"/>
-          </w:tcPr>
-          <w:p>
-            <w:r>
-              <w:rPr>
-                <w:rFonts w:ascii="Times New Roman" w:hAnsi="Times New Roman"/>
-                <w:b w:val="0"/>
-                <w:i w:val="0"/>
-                <w:sz w:val="20"/>
-              </w:rPr>
-              <w:t>Stochasticity parameter η</w:t>
-            </w:r>
-          </w:p>
-        </w:tc>
-        <w:tc>
-          <w:tcPr>
-            <w:tcW w:type="dxa" w:w="6480"/>
-          </w:tcPr>
-          <w:p>
-            <w:r>
-              <w:rPr>
-                <w:rFonts w:ascii="Times New Roman" w:hAnsi="Times New Roman"/>
-                <w:b w:val="0"/>
-                <w:i w:val="0"/>
-                <w:sz w:val="20"/>
-              </w:rPr>
-              <w:t>1.0 (stochastic DDIM, default)</w:t>
             </w:r>
           </w:p>
         </w:tc>
@@ -1401,7 +1371,7 @@
           <w:i w:val="0"/>
           <w:sz w:val="24"/>
         </w:rPr>
-        <w:t>Training proceeded through four staged phases, each inheriting weights from its predecessor. This curriculum approach prevented catastrophic forgetting and allowed efficient adaptation from a large universal model to specific proteins.</w:t>
+        <w:t>Training proceeded through four staged phases. The curriculum prevented catastrophic forgetting and enabled efficient per-protein adaptation:</w:t>
       </w:r>
     </w:p>
     <w:tbl>
@@ -1475,7 +1445,7 @@
                 <w:i w:val="0"/>
                 <w:sz w:val="20"/>
               </w:rPr>
-              <w:t>Training Data</w:t>
+              <w:t>Data</w:t>
             </w:r>
           </w:p>
         </w:tc>
@@ -1597,7 +1567,7 @@
                 <w:i w:val="0"/>
                 <w:sz w:val="20"/>
               </w:rPr>
-              <w:t>Universal pretraining; temperature curriculum 320→450 K</w:t>
+              <w:t>Universal pretraining; T curriculum 320→450 K</w:t>
             </w:r>
           </w:p>
         </w:tc>
@@ -1679,7 +1649,7 @@
                 <w:i w:val="0"/>
                 <w:sz w:val="20"/>
               </w:rPr>
-              <w:t>Extended lag range: 100–50,000 ps (9 values); eliminated OOD instability</w:t>
+              <w:t>Lag range 100–50,000 ps; eliminated OOD instability</w:t>
             </w:r>
           </w:p>
         </w:tc>
@@ -1761,7 +1731,7 @@
                 <w:i w:val="0"/>
                 <w:sz w:val="20"/>
               </w:rPr>
-              <w:t>Per-protein adaptation; LR=1e-4; time-reversal augmentation</w:t>
+              <w:t>Per-protein; LR=1e-4; time-reversal augmentation</w:t>
             </w:r>
           </w:p>
         </w:tc>
@@ -1843,27 +1813,13 @@
                 <w:i w:val="0"/>
                 <w:sz w:val="20"/>
               </w:rPr>
-              <w:t>KRAS fine-tune; τ=2000/5000/10000 ps; for exploration</w:t>
+              <w:t>KRAS fine-tune; τ=2000/5000/10000 ps</w:t>
             </w:r>
           </w:p>
         </w:tc>
       </w:tr>
     </w:tbl>
     <w:p/>
-    <w:p>
-      <w:pPr>
-        <w:spacing w:after="120"/>
-      </w:pPr>
-      <w:r>
-        <w:rPr>
-          <w:rFonts w:ascii="Times New Roman" w:hAnsi="Times New Roman"/>
-          <w:b w:val="0"/>
-          <w:i w:val="0"/>
-          <w:sz w:val="24"/>
-        </w:rPr>
-        <w:t>A key finding during Phase 1 (v3 architecture exploration) was that adding a geometric penalty loss (λ &gt; 0) conflicted with SHAKE bond constraints applied at inference, causing Cα–Cα bond lengths to stabilize at 4.5 Å rather than the ideal 3.8 Å. Pure DDPM training (λ=0) outperformed all penalty-augmented variants on every metric. This finding was confirmed systematically across four penalty strengths (λ = 0.0, 0.1, 0.3, and a progressive curriculum).</w:t>
-      </w:r>
-    </w:p>
     <w:p>
       <w:pPr>
         <w:pStyle w:val="Heading2"/>
@@ -1874,20 +1830,6 @@
           <w:color w:val="000000"/>
         </w:rPr>
         <w:t>5.3 Validation Results</w:t>
-      </w:r>
-    </w:p>
-    <w:p>
-      <w:pPr>
-        <w:spacing w:after="120"/>
-      </w:pPr>
-      <w:r>
-        <w:rPr>
-          <w:rFonts w:ascii="Times New Roman" w:hAnsi="Times New Roman"/>
-          <w:b w:val="0"/>
-          <w:i w:val="0"/>
-          <w:sz w:val="24"/>
-        </w:rPr>
-        <w:t>The v4 per-protein fine-tuned models were evaluated on six ATLAS benchmark proteins using five quantitative metrics. The validation protocol used 300 autoregressive rollout steps at τ=2000 ps (equivalent to 600 ns of simulated time) with DDIM-20 sampling at three temperatures (300/375/450 K). Best-temperature results are reported below.</w:t>
       </w:r>
     </w:p>
     <w:tbl>
@@ -2992,7 +2934,19 @@
           <w:i w:val="0"/>
           <w:sz w:val="24"/>
         </w:rPr>
-        <w:t>All five success criteria are met at the mean level. Per-residue flexibility correlations (RMSF r &gt; 0.90 for 5 of 6 proteins) confirm that the model captures the correct pattern of flexible and rigid regions. The near-zero Jensen–Shannon divergence of Cα pairwise distance distributions (mean 4.7×10⁻⁴) demonstrates that the generated ensemble preserves the correct overall protein shape. Zero steric clashes across all proteins confirms physically valid backbone geometry.</w:t>
+        <w:t>All five success criteria met at the mean level. Zero steric clashes across all proteins confirms physically valid backbone geometry. KRAS-WT fine-tune (kras_ft) achieved dist_js = 7.5×10⁻⁵, Cα bond 3.849 Å, and zero clashes against 1 μs reference MD.</w:t>
+      </w:r>
+    </w:p>
+    <w:p>
+      <w:pPr>
+        <w:pStyle w:val="Heading2"/>
+      </w:pPr>
+      <w:r>
+        <w:rPr>
+          <w:rFonts w:ascii="Times New Roman" w:hAnsi="Times New Roman"/>
+          <w:color w:val="000000"/>
+        </w:rPr>
+        <w:t>5.4 CV-Guided Conformational Exploration: KRAS</w:t>
       </w:r>
     </w:p>
     <w:p>
@@ -3006,1129 +2960,7 @@
           <w:i w:val="0"/>
           <w:sz w:val="24"/>
         </w:rPr>
-        <w:t>The single underperforming protein (6ovk_R, RMSF r=0.715) is the largest in the benchmark set (219 residues). Its relaxation ratio of 5.09 suggests the model relaxes conformational fluctuations approximately 5× more slowly than the reference MD, indicating that 5,000 fine-tuning steps are insufficient for large proteins. Additional fine-tuning steps (20,000) are planned as future work.</w:t>
-      </w:r>
-    </w:p>
-    <w:p>
-      <w:pPr>
-        <w:spacing w:after="120"/>
-      </w:pPr>
-      <w:r>
-        <w:rPr>
-          <w:rFonts w:ascii="Times New Roman" w:hAnsi="Times New Roman"/>
-          <w:b w:val="0"/>
-          <w:i w:val="0"/>
-          <w:sz w:val="24"/>
-        </w:rPr>
-        <w:t>The KRAS-WT fine-tuned model (kras_ft) was separately validated against 1 μs of KRAS all-atom MD simulation:</w:t>
-      </w:r>
-    </w:p>
-    <w:tbl>
-      <w:tblPr>
-        <w:tblStyle w:val="TableGrid"/>
-        <w:tblW w:type="auto" w:w="0"/>
-        <w:jc w:val="center"/>
-        <w:tblLook w:firstColumn="1" w:firstRow="1" w:lastColumn="0" w:lastRow="0" w:noHBand="0" w:noVBand="1" w:val="04A0"/>
-      </w:tblPr>
-      <w:tblGrid>
-        <w:gridCol w:w="2340"/>
-        <w:gridCol w:w="2340"/>
-        <w:gridCol w:w="2340"/>
-        <w:gridCol w:w="2340"/>
-      </w:tblGrid>
-      <w:tr>
-        <w:tc>
-          <w:tcPr>
-            <w:tcW w:type="dxa" w:w="2592"/>
-            <w:shd w:fill="D9D9D9" w:color="auto" w:val="clear"/>
-          </w:tcPr>
-          <w:p>
-            <w:pPr>
-              <w:jc w:val="center"/>
-            </w:pPr>
-            <w:r>
-              <w:rPr>
-                <w:rFonts w:ascii="Times New Roman" w:hAnsi="Times New Roman"/>
-                <w:b/>
-                <w:i w:val="0"/>
-                <w:sz w:val="20"/>
-              </w:rPr>
-              <w:t>Metric</w:t>
-            </w:r>
-          </w:p>
-        </w:tc>
-        <w:tc>
-          <w:tcPr>
-            <w:tcW w:type="dxa" w:w="1440"/>
-            <w:shd w:fill="D9D9D9" w:color="auto" w:val="clear"/>
-          </w:tcPr>
-          <w:p>
-            <w:pPr>
-              <w:jc w:val="center"/>
-            </w:pPr>
-            <w:r>
-              <w:rPr>
-                <w:rFonts w:ascii="Times New Roman" w:hAnsi="Times New Roman"/>
-                <w:b/>
-                <w:i w:val="0"/>
-                <w:sz w:val="20"/>
-              </w:rPr>
-              <w:t>Value</w:t>
-            </w:r>
-          </w:p>
-        </w:tc>
-        <w:tc>
-          <w:tcPr>
-            <w:tcW w:type="dxa" w:w="1440"/>
-            <w:shd w:fill="D9D9D9" w:color="auto" w:val="clear"/>
-          </w:tcPr>
-          <w:p>
-            <w:pPr>
-              <w:jc w:val="center"/>
-            </w:pPr>
-            <w:r>
-              <w:rPr>
-                <w:rFonts w:ascii="Times New Roman" w:hAnsi="Times New Roman"/>
-                <w:b/>
-                <w:i w:val="0"/>
-                <w:sz w:val="20"/>
-              </w:rPr>
-              <w:t>Target</w:t>
-            </w:r>
-          </w:p>
-        </w:tc>
-        <w:tc>
-          <w:tcPr>
-            <w:tcW w:type="dxa" w:w="4608"/>
-            <w:shd w:fill="D9D9D9" w:color="auto" w:val="clear"/>
-          </w:tcPr>
-          <w:p>
-            <w:pPr>
-              <w:jc w:val="center"/>
-            </w:pPr>
-            <w:r>
-              <w:rPr>
-                <w:rFonts w:ascii="Times New Roman" w:hAnsi="Times New Roman"/>
-                <w:b/>
-                <w:i w:val="0"/>
-                <w:sz w:val="20"/>
-              </w:rPr>
-              <w:t>Assessment</w:t>
-            </w:r>
-          </w:p>
-        </w:tc>
-      </w:tr>
-      <w:tr>
-        <w:tc>
-          <w:tcPr>
-            <w:tcW w:type="dxa" w:w="2592"/>
-          </w:tcPr>
-          <w:p>
-            <w:r>
-              <w:rPr>
-                <w:rFonts w:ascii="Times New Roman" w:hAnsi="Times New Roman"/>
-                <w:b w:val="0"/>
-                <w:i w:val="0"/>
-                <w:sz w:val="20"/>
-              </w:rPr>
-              <w:t>RMSF correlation</w:t>
-            </w:r>
-          </w:p>
-        </w:tc>
-        <w:tc>
-          <w:tcPr>
-            <w:tcW w:type="dxa" w:w="1440"/>
-          </w:tcPr>
-          <w:p>
-            <w:r>
-              <w:rPr>
-                <w:rFonts w:ascii="Times New Roman" w:hAnsi="Times New Roman"/>
-                <w:b w:val="0"/>
-                <w:i w:val="0"/>
-                <w:sz w:val="20"/>
-              </w:rPr>
-              <w:t>0.867</w:t>
-            </w:r>
-          </w:p>
-        </w:tc>
-        <w:tc>
-          <w:tcPr>
-            <w:tcW w:type="dxa" w:w="1440"/>
-          </w:tcPr>
-          <w:p>
-            <w:r>
-              <w:rPr>
-                <w:rFonts w:ascii="Times New Roman" w:hAnsi="Times New Roman"/>
-                <w:b w:val="0"/>
-                <w:i w:val="0"/>
-                <w:sz w:val="20"/>
-              </w:rPr>
-              <w:t>&gt; 0.90</w:t>
-            </w:r>
-          </w:p>
-        </w:tc>
-        <w:tc>
-          <w:tcPr>
-            <w:tcW w:type="dxa" w:w="4608"/>
-          </w:tcPr>
-          <w:p>
-            <w:r>
-              <w:rPr>
-                <w:rFonts w:ascii="Times New Roman" w:hAnsi="Times New Roman"/>
-                <w:b w:val="0"/>
-                <w:i w:val="0"/>
-                <w:sz w:val="20"/>
-              </w:rPr>
-              <w:t>Good; limited by 5k-step fine-tune</w:t>
-            </w:r>
-          </w:p>
-        </w:tc>
-      </w:tr>
-      <w:tr>
-        <w:tc>
-          <w:tcPr>
-            <w:tcW w:type="dxa" w:w="2592"/>
-          </w:tcPr>
-          <w:p>
-            <w:r>
-              <w:rPr>
-                <w:rFonts w:ascii="Times New Roman" w:hAnsi="Times New Roman"/>
-                <w:b w:val="0"/>
-                <w:i w:val="0"/>
-                <w:sz w:val="20"/>
-              </w:rPr>
-              <w:t>Dist JS</w:t>
-            </w:r>
-          </w:p>
-        </w:tc>
-        <w:tc>
-          <w:tcPr>
-            <w:tcW w:type="dxa" w:w="1440"/>
-          </w:tcPr>
-          <w:p>
-            <w:r>
-              <w:rPr>
-                <w:rFonts w:ascii="Times New Roman" w:hAnsi="Times New Roman"/>
-                <w:b w:val="0"/>
-                <w:i w:val="0"/>
-                <w:sz w:val="20"/>
-              </w:rPr>
-              <w:t>7.5×10⁻⁵</w:t>
-            </w:r>
-          </w:p>
-        </w:tc>
-        <w:tc>
-          <w:tcPr>
-            <w:tcW w:type="dxa" w:w="1440"/>
-          </w:tcPr>
-          <w:p>
-            <w:r>
-              <w:rPr>
-                <w:rFonts w:ascii="Times New Roman" w:hAnsi="Times New Roman"/>
-                <w:b w:val="0"/>
-                <w:i w:val="0"/>
-                <w:sz w:val="20"/>
-              </w:rPr>
-              <w:t>&lt; 0.005</w:t>
-            </w:r>
-          </w:p>
-        </w:tc>
-        <w:tc>
-          <w:tcPr>
-            <w:tcW w:type="dxa" w:w="4608"/>
-          </w:tcPr>
-          <w:p>
-            <w:r>
-              <w:rPr>
-                <w:rFonts w:ascii="Times New Roman" w:hAnsi="Times New Roman"/>
-                <w:b w:val="0"/>
-                <w:i w:val="0"/>
-                <w:sz w:val="20"/>
-              </w:rPr>
-              <w:t>Excellent</w:t>
-            </w:r>
-          </w:p>
-        </w:tc>
-      </w:tr>
-      <w:tr>
-        <w:tc>
-          <w:tcPr>
-            <w:tcW w:type="dxa" w:w="2592"/>
-          </w:tcPr>
-          <w:p>
-            <w:r>
-              <w:rPr>
-                <w:rFonts w:ascii="Times New Roman" w:hAnsi="Times New Roman"/>
-                <w:b w:val="0"/>
-                <w:i w:val="0"/>
-                <w:sz w:val="20"/>
-              </w:rPr>
-              <w:t>Rg JS</w:t>
-            </w:r>
-          </w:p>
-        </w:tc>
-        <w:tc>
-          <w:tcPr>
-            <w:tcW w:type="dxa" w:w="1440"/>
-          </w:tcPr>
-          <w:p>
-            <w:r>
-              <w:rPr>
-                <w:rFonts w:ascii="Times New Roman" w:hAnsi="Times New Roman"/>
-                <w:b w:val="0"/>
-                <w:i w:val="0"/>
-                <w:sz w:val="20"/>
-              </w:rPr>
-              <w:t>0.053</w:t>
-            </w:r>
-          </w:p>
-        </w:tc>
-        <w:tc>
-          <w:tcPr>
-            <w:tcW w:type="dxa" w:w="1440"/>
-          </w:tcPr>
-          <w:p>
-            <w:r>
-              <w:rPr>
-                <w:rFonts w:ascii="Times New Roman" w:hAnsi="Times New Roman"/>
-                <w:b w:val="0"/>
-                <w:i w:val="0"/>
-                <w:sz w:val="20"/>
-              </w:rPr>
-              <w:t>&lt; 0.10</w:t>
-            </w:r>
-          </w:p>
-        </w:tc>
-        <w:tc>
-          <w:tcPr>
-            <w:tcW w:type="dxa" w:w="4608"/>
-          </w:tcPr>
-          <w:p>
-            <w:r>
-              <w:rPr>
-                <w:rFonts w:ascii="Times New Roman" w:hAnsi="Times New Roman"/>
-                <w:b w:val="0"/>
-                <w:i w:val="0"/>
-                <w:sz w:val="20"/>
-              </w:rPr>
-              <w:t>Pass</w:t>
-            </w:r>
-          </w:p>
-        </w:tc>
-      </w:tr>
-      <w:tr>
-        <w:tc>
-          <w:tcPr>
-            <w:tcW w:type="dxa" w:w="2592"/>
-          </w:tcPr>
-          <w:p>
-            <w:r>
-              <w:rPr>
-                <w:rFonts w:ascii="Times New Roman" w:hAnsi="Times New Roman"/>
-                <w:b w:val="0"/>
-                <w:i w:val="0"/>
-                <w:sz w:val="20"/>
-              </w:rPr>
-              <w:t>Cα bond length</w:t>
-            </w:r>
-          </w:p>
-        </w:tc>
-        <w:tc>
-          <w:tcPr>
-            <w:tcW w:type="dxa" w:w="1440"/>
-          </w:tcPr>
-          <w:p>
-            <w:r>
-              <w:rPr>
-                <w:rFonts w:ascii="Times New Roman" w:hAnsi="Times New Roman"/>
-                <w:b w:val="0"/>
-                <w:i w:val="0"/>
-                <w:sz w:val="20"/>
-              </w:rPr>
-              <w:t>3.849 Å</w:t>
-            </w:r>
-          </w:p>
-        </w:tc>
-        <w:tc>
-          <w:tcPr>
-            <w:tcW w:type="dxa" w:w="1440"/>
-          </w:tcPr>
-          <w:p>
-            <w:r>
-              <w:rPr>
-                <w:rFonts w:ascii="Times New Roman" w:hAnsi="Times New Roman"/>
-                <w:b w:val="0"/>
-                <w:i w:val="0"/>
-                <w:sz w:val="20"/>
-              </w:rPr>
-              <w:t>3.7–3.9 Å</w:t>
-            </w:r>
-          </w:p>
-        </w:tc>
-        <w:tc>
-          <w:tcPr>
-            <w:tcW w:type="dxa" w:w="4608"/>
-          </w:tcPr>
-          <w:p>
-            <w:r>
-              <w:rPr>
-                <w:rFonts w:ascii="Times New Roman" w:hAnsi="Times New Roman"/>
-                <w:b w:val="0"/>
-                <w:i w:val="0"/>
-                <w:sz w:val="20"/>
-              </w:rPr>
-              <w:t>Pass — ideal geometry</w:t>
-            </w:r>
-          </w:p>
-        </w:tc>
-      </w:tr>
-      <w:tr>
-        <w:tc>
-          <w:tcPr>
-            <w:tcW w:type="dxa" w:w="2592"/>
-          </w:tcPr>
-          <w:p>
-            <w:r>
-              <w:rPr>
-                <w:rFonts w:ascii="Times New Roman" w:hAnsi="Times New Roman"/>
-                <w:b w:val="0"/>
-                <w:i w:val="0"/>
-                <w:sz w:val="20"/>
-              </w:rPr>
-              <w:t>Steric clashes</w:t>
-            </w:r>
-          </w:p>
-        </w:tc>
-        <w:tc>
-          <w:tcPr>
-            <w:tcW w:type="dxa" w:w="1440"/>
-          </w:tcPr>
-          <w:p>
-            <w:r>
-              <w:rPr>
-                <w:rFonts w:ascii="Times New Roman" w:hAnsi="Times New Roman"/>
-                <w:b w:val="0"/>
-                <w:i w:val="0"/>
-                <w:sz w:val="20"/>
-              </w:rPr>
-              <w:t>0.0</w:t>
-            </w:r>
-          </w:p>
-        </w:tc>
-        <w:tc>
-          <w:tcPr>
-            <w:tcW w:type="dxa" w:w="1440"/>
-          </w:tcPr>
-          <w:p>
-            <w:r>
-              <w:rPr>
-                <w:rFonts w:ascii="Times New Roman" w:hAnsi="Times New Roman"/>
-                <w:b w:val="0"/>
-                <w:i w:val="0"/>
-                <w:sz w:val="20"/>
-              </w:rPr>
-              <w:t>&lt; 0.5</w:t>
-            </w:r>
-          </w:p>
-        </w:tc>
-        <w:tc>
-          <w:tcPr>
-            <w:tcW w:type="dxa" w:w="4608"/>
-          </w:tcPr>
-          <w:p>
-            <w:r>
-              <w:rPr>
-                <w:rFonts w:ascii="Times New Roman" w:hAnsi="Times New Roman"/>
-                <w:b w:val="0"/>
-                <w:i w:val="0"/>
-                <w:sz w:val="20"/>
-              </w:rPr>
-              <w:t>Pass — zero clashes</w:t>
-            </w:r>
-          </w:p>
-        </w:tc>
-      </w:tr>
-      <w:tr>
-        <w:tc>
-          <w:tcPr>
-            <w:tcW w:type="dxa" w:w="2592"/>
-          </w:tcPr>
-          <w:p>
-            <w:r>
-              <w:rPr>
-                <w:rFonts w:ascii="Times New Roman" w:hAnsi="Times New Roman"/>
-                <w:b w:val="0"/>
-                <w:i w:val="0"/>
-                <w:sz w:val="20"/>
-              </w:rPr>
-              <w:t>FES JS</w:t>
-            </w:r>
-          </w:p>
-        </w:tc>
-        <w:tc>
-          <w:tcPr>
-            <w:tcW w:type="dxa" w:w="1440"/>
-          </w:tcPr>
-          <w:p>
-            <w:r>
-              <w:rPr>
-                <w:rFonts w:ascii="Times New Roman" w:hAnsi="Times New Roman"/>
-                <w:b w:val="0"/>
-                <w:i w:val="0"/>
-                <w:sz w:val="20"/>
-              </w:rPr>
-              <w:t>0.724</w:t>
-            </w:r>
-          </w:p>
-        </w:tc>
-        <w:tc>
-          <w:tcPr>
-            <w:tcW w:type="dxa" w:w="1440"/>
-          </w:tcPr>
-          <w:p>
-            <w:r>
-              <w:rPr>
-                <w:rFonts w:ascii="Times New Roman" w:hAnsi="Times New Roman"/>
-                <w:b w:val="0"/>
-                <w:i w:val="0"/>
-                <w:sz w:val="20"/>
-              </w:rPr>
-              <w:t>&lt; 0.50</w:t>
-            </w:r>
-          </w:p>
-        </w:tc>
-        <w:tc>
-          <w:tcPr>
-            <w:tcW w:type="dxa" w:w="4608"/>
-          </w:tcPr>
-          <w:p>
-            <w:r>
-              <w:rPr>
-                <w:rFonts w:ascii="Times New Roman" w:hAnsi="Times New Roman"/>
-                <w:b w:val="0"/>
-                <w:i w:val="0"/>
-                <w:sz w:val="20"/>
-              </w:rPr>
-              <w:t>Elevated — reference MD undersampled</w:t>
-            </w:r>
-          </w:p>
-        </w:tc>
-      </w:tr>
-      <w:tr>
-        <w:tc>
-          <w:tcPr>
-            <w:tcW w:type="dxa" w:w="2592"/>
-          </w:tcPr>
-          <w:p>
-            <w:r>
-              <w:rPr>
-                <w:rFonts w:ascii="Times New Roman" w:hAnsi="Times New Roman"/>
-                <w:b w:val="0"/>
-                <w:i w:val="0"/>
-                <w:sz w:val="20"/>
-              </w:rPr>
-              <w:t>Relax ratio</w:t>
-            </w:r>
-          </w:p>
-        </w:tc>
-        <w:tc>
-          <w:tcPr>
-            <w:tcW w:type="dxa" w:w="1440"/>
-          </w:tcPr>
-          <w:p>
-            <w:r>
-              <w:rPr>
-                <w:rFonts w:ascii="Times New Roman" w:hAnsi="Times New Roman"/>
-                <w:b w:val="0"/>
-                <w:i w:val="0"/>
-                <w:sz w:val="20"/>
-              </w:rPr>
-              <w:t>0.042</w:t>
-            </w:r>
-          </w:p>
-        </w:tc>
-        <w:tc>
-          <w:tcPr>
-            <w:tcW w:type="dxa" w:w="1440"/>
-          </w:tcPr>
-          <w:p>
-            <w:r>
-              <w:rPr>
-                <w:rFonts w:ascii="Times New Roman" w:hAnsi="Times New Roman"/>
-                <w:b w:val="0"/>
-                <w:i w:val="0"/>
-                <w:sz w:val="20"/>
-              </w:rPr>
-              <w:t>0.5–2.0</w:t>
-            </w:r>
-          </w:p>
-        </w:tc>
-        <w:tc>
-          <w:tcPr>
-            <w:tcW w:type="dxa" w:w="4608"/>
-          </w:tcPr>
-          <w:p>
-            <w:r>
-              <w:rPr>
-                <w:rFonts w:ascii="Times New Roman" w:hAnsi="Times New Roman"/>
-                <w:b w:val="0"/>
-                <w:i w:val="0"/>
-                <w:sz w:val="20"/>
-              </w:rPr>
-              <w:t>Low — 1 μs MD not converged for KRAS</w:t>
-            </w:r>
-          </w:p>
-        </w:tc>
-      </w:tr>
-    </w:tbl>
-    <w:p/>
-    <w:p>
-      <w:pPr>
-        <w:spacing w:after="120"/>
-      </w:pPr>
-      <w:r>
-        <w:rPr>
-          <w:rFonts w:ascii="Times New Roman" w:hAnsi="Times New Roman"/>
-          <w:b w:val="0"/>
-          <w:i w:val="0"/>
-          <w:sz w:val="24"/>
-        </w:rPr>
-        <w:t>The structural quality metrics (bond geometry, clashes, distance distributions) all pass, confirming the checkpoint is fit for conformational exploration. The elevated FES JS and low relaxation ratio reflect properties of the reference trajectory rather than model failure: KRAS switch I/II conformational transitions occur on 10–100 μs timescales, far beyond the 1 μs reference.</w:t>
-      </w:r>
-    </w:p>
-    <w:p>
-      <w:r>
-        <w:br w:type="page"/>
-      </w:r>
-    </w:p>
-    <w:p>
-      <w:pPr>
-        <w:pStyle w:val="Heading2"/>
-      </w:pPr>
-      <w:r>
-        <w:rPr>
-          <w:rFonts w:ascii="Times New Roman" w:hAnsi="Times New Roman"/>
-          <w:color w:val="000000"/>
-        </w:rPr>
-        <w:t>5.4 CV-Guided Conformational Exploration: KRAS Oncoproteins</w:t>
-      </w:r>
-    </w:p>
-    <w:p>
-      <w:pPr>
-        <w:spacing w:after="120"/>
-      </w:pPr>
-      <w:r>
-        <w:rPr>
-          <w:rFonts w:ascii="Times New Roman" w:hAnsi="Times New Roman"/>
-          <w:b w:val="0"/>
-          <w:i w:val="0"/>
-          <w:sz w:val="24"/>
-        </w:rPr>
-        <w:t>KRAS (Kirsten Rat Sarcoma Viral Proto-Oncogene) is one of the most frequently mutated genes in human cancer. Its conformational plasticity — particularly in the switch I (residues 30–38) and switch II (residues 59–74) loops — determines GTP/GDP nucleotide preference, effector binding selectivity, and susceptibility to small-molecule inhibitors. Classical MD is limited to ~1 μs timescales on available hardware, capturing only local fluctuations around the GDP-bound inactive state. This project applied the fine-tuned PropagatorNet to generate diverse KRAS conformations spanning the relevant biophysical range.</w:t>
-      </w:r>
-    </w:p>
-    <w:p>
-      <w:pPr>
-        <w:spacing w:after="120"/>
-      </w:pPr>
-      <w:r>
-        <w:rPr>
-          <w:rFonts w:ascii="Times New Roman" w:hAnsi="Times New Roman"/>
-          <w:b w:val="0"/>
-          <w:i w:val="0"/>
-          <w:sz w:val="24"/>
-        </w:rPr>
-        <w:t>Exploration configuration:</w:t>
-      </w:r>
-    </w:p>
-    <w:tbl>
-      <w:tblPr>
-        <w:tblStyle w:val="TableGrid"/>
-        <w:tblW w:type="auto" w:w="0"/>
-        <w:jc w:val="center"/>
-        <w:tblLook w:firstColumn="1" w:firstRow="1" w:lastColumn="0" w:lastRow="0" w:noHBand="0" w:noVBand="1" w:val="04A0"/>
-      </w:tblPr>
-      <w:tblGrid>
-        <w:gridCol w:w="3120"/>
-        <w:gridCol w:w="3120"/>
-        <w:gridCol w:w="3120"/>
-      </w:tblGrid>
-      <w:tr>
-        <w:tc>
-          <w:tcPr>
-            <w:tcW w:type="dxa" w:w="2160"/>
-            <w:shd w:fill="D9D9D9" w:color="auto" w:val="clear"/>
-          </w:tcPr>
-          <w:p>
-            <w:pPr>
-              <w:jc w:val="center"/>
-            </w:pPr>
-            <w:r>
-              <w:rPr>
-                <w:rFonts w:ascii="Times New Roman" w:hAnsi="Times New Roman"/>
-                <w:b/>
-                <w:i w:val="0"/>
-                <w:sz w:val="20"/>
-              </w:rPr>
-              <w:t>Parameter</w:t>
-            </w:r>
-          </w:p>
-        </w:tc>
-        <w:tc>
-          <w:tcPr>
-            <w:tcW w:type="dxa" w:w="2880"/>
-            <w:shd w:fill="D9D9D9" w:color="auto" w:val="clear"/>
-          </w:tcPr>
-          <w:p>
-            <w:pPr>
-              <w:jc w:val="center"/>
-            </w:pPr>
-            <w:r>
-              <w:rPr>
-                <w:rFonts w:ascii="Times New Roman" w:hAnsi="Times New Roman"/>
-                <w:b/>
-                <w:i w:val="0"/>
-                <w:sz w:val="20"/>
-              </w:rPr>
-              <w:t>Value</w:t>
-            </w:r>
-          </w:p>
-        </w:tc>
-        <w:tc>
-          <w:tcPr>
-            <w:tcW w:type="dxa" w:w="5040"/>
-            <w:shd w:fill="D9D9D9" w:color="auto" w:val="clear"/>
-          </w:tcPr>
-          <w:p>
-            <w:pPr>
-              <w:jc w:val="center"/>
-            </w:pPr>
-            <w:r>
-              <w:rPr>
-                <w:rFonts w:ascii="Times New Roman" w:hAnsi="Times New Roman"/>
-                <w:b/>
-                <w:i w:val="0"/>
-                <w:sz w:val="20"/>
-              </w:rPr>
-              <w:t>Rationale</w:t>
-            </w:r>
-          </w:p>
-        </w:tc>
-      </w:tr>
-      <w:tr>
-        <w:tc>
-          <w:tcPr>
-            <w:tcW w:type="dxa" w:w="2160"/>
-          </w:tcPr>
-          <w:p>
-            <w:r>
-              <w:rPr>
-                <w:rFonts w:ascii="Times New Roman" w:hAnsi="Times New Roman"/>
-                <w:b w:val="0"/>
-                <w:i w:val="0"/>
-                <w:sz w:val="20"/>
-              </w:rPr>
-              <w:t>n_explore</w:t>
-            </w:r>
-          </w:p>
-        </w:tc>
-        <w:tc>
-          <w:tcPr>
-            <w:tcW w:type="dxa" w:w="2880"/>
-          </w:tcPr>
-          <w:p>
-            <w:r>
-              <w:rPr>
-                <w:rFonts w:ascii="Times New Roman" w:hAnsi="Times New Roman"/>
-                <w:b w:val="0"/>
-                <w:i w:val="0"/>
-                <w:sz w:val="20"/>
-              </w:rPr>
-              <w:t>1,000 attempts</w:t>
-            </w:r>
-          </w:p>
-        </w:tc>
-        <w:tc>
-          <w:tcPr>
-            <w:tcW w:type="dxa" w:w="5040"/>
-          </w:tcPr>
-          <w:p>
-            <w:r>
-              <w:rPr>
-                <w:rFonts w:ascii="Times New Roman" w:hAnsi="Times New Roman"/>
-                <w:b w:val="0"/>
-                <w:i w:val="0"/>
-                <w:sz w:val="20"/>
-              </w:rPr>
-              <w:t>Broad coverage of CV space</w:t>
-            </w:r>
-          </w:p>
-        </w:tc>
-      </w:tr>
-      <w:tr>
-        <w:tc>
-          <w:tcPr>
-            <w:tcW w:type="dxa" w:w="2160"/>
-          </w:tcPr>
-          <w:p>
-            <w:r>
-              <w:rPr>
-                <w:rFonts w:ascii="Times New Roman" w:hAnsi="Times New Roman"/>
-                <w:b w:val="0"/>
-                <w:i w:val="0"/>
-                <w:sz w:val="20"/>
-              </w:rPr>
-              <w:t>n_steps</w:t>
-            </w:r>
-          </w:p>
-        </w:tc>
-        <w:tc>
-          <w:tcPr>
-            <w:tcW w:type="dxa" w:w="2880"/>
-          </w:tcPr>
-          <w:p>
-            <w:r>
-              <w:rPr>
-                <w:rFonts w:ascii="Times New Roman" w:hAnsi="Times New Roman"/>
-                <w:b w:val="0"/>
-                <w:i w:val="0"/>
-                <w:sz w:val="20"/>
-              </w:rPr>
-              <w:t>50</w:t>
-            </w:r>
-          </w:p>
-        </w:tc>
-        <w:tc>
-          <w:tcPr>
-            <w:tcW w:type="dxa" w:w="5040"/>
-          </w:tcPr>
-          <w:p>
-            <w:r>
-              <w:rPr>
-                <w:rFonts w:ascii="Times New Roman" w:hAnsi="Times New Roman"/>
-                <w:b w:val="0"/>
-                <w:i w:val="0"/>
-                <w:sz w:val="20"/>
-              </w:rPr>
-              <w:t>100 ns per attempt; stays within folded basin</w:t>
-            </w:r>
-          </w:p>
-        </w:tc>
-      </w:tr>
-      <w:tr>
-        <w:tc>
-          <w:tcPr>
-            <w:tcW w:type="dxa" w:w="2160"/>
-          </w:tcPr>
-          <w:p>
-            <w:r>
-              <w:rPr>
-                <w:rFonts w:ascii="Times New Roman" w:hAnsi="Times New Roman"/>
-                <w:b w:val="0"/>
-                <w:i w:val="0"/>
-                <w:sz w:val="20"/>
-              </w:rPr>
-              <w:t>τ</w:t>
-            </w:r>
-          </w:p>
-        </w:tc>
-        <w:tc>
-          <w:tcPr>
-            <w:tcW w:type="dxa" w:w="2880"/>
-          </w:tcPr>
-          <w:p>
-            <w:r>
-              <w:rPr>
-                <w:rFonts w:ascii="Times New Roman" w:hAnsi="Times New Roman"/>
-                <w:b w:val="0"/>
-                <w:i w:val="0"/>
-                <w:sz w:val="20"/>
-              </w:rPr>
-              <w:t>2,000 ps</w:t>
-            </w:r>
-          </w:p>
-        </w:tc>
-        <w:tc>
-          <w:tcPr>
-            <w:tcW w:type="dxa" w:w="5040"/>
-          </w:tcPr>
-          <w:p>
-            <w:r>
-              <w:rPr>
-                <w:rFonts w:ascii="Times New Roman" w:hAnsi="Times New Roman"/>
-                <w:b w:val="0"/>
-                <w:i w:val="0"/>
-                <w:sz w:val="20"/>
-              </w:rPr>
-              <w:t>Within training lag distribution</w:t>
-            </w:r>
-          </w:p>
-        </w:tc>
-      </w:tr>
-      <w:tr>
-        <w:tc>
-          <w:tcPr>
-            <w:tcW w:type="dxa" w:w="2160"/>
-          </w:tcPr>
-          <w:p>
-            <w:r>
-              <w:rPr>
-                <w:rFonts w:ascii="Times New Roman" w:hAnsi="Times New Roman"/>
-                <w:b w:val="0"/>
-                <w:i w:val="0"/>
-                <w:sz w:val="20"/>
-              </w:rPr>
-              <w:t>temp_K</w:t>
-            </w:r>
-          </w:p>
-        </w:tc>
-        <w:tc>
-          <w:tcPr>
-            <w:tcW w:type="dxa" w:w="2880"/>
-          </w:tcPr>
-          <w:p>
-            <w:r>
-              <w:rPr>
-                <w:rFonts w:ascii="Times New Roman" w:hAnsi="Times New Roman"/>
-                <w:b w:val="0"/>
-                <w:i w:val="0"/>
-                <w:sz w:val="20"/>
-              </w:rPr>
-              <w:t>310 K</w:t>
-            </w:r>
-          </w:p>
-        </w:tc>
-        <w:tc>
-          <w:tcPr>
-            <w:tcW w:type="dxa" w:w="5040"/>
-          </w:tcPr>
-          <w:p>
-            <w:r>
-              <w:rPr>
-                <w:rFonts w:ascii="Times New Roman" w:hAnsi="Times New Roman"/>
-                <w:b w:val="0"/>
-                <w:i w:val="0"/>
-                <w:sz w:val="20"/>
-              </w:rPr>
-              <w:t>Physiological temperature</w:t>
-            </w:r>
-          </w:p>
-        </w:tc>
-      </w:tr>
-      <w:tr>
-        <w:tc>
-          <w:tcPr>
-            <w:tcW w:type="dxa" w:w="2160"/>
-          </w:tcPr>
-          <w:p>
-            <w:r>
-              <w:rPr>
-                <w:rFonts w:ascii="Times New Roman" w:hAnsi="Times New Roman"/>
-                <w:b w:val="0"/>
-                <w:i w:val="0"/>
-                <w:sz w:val="20"/>
-              </w:rPr>
-              <w:t>k_guide</w:t>
-            </w:r>
-          </w:p>
-        </w:tc>
-        <w:tc>
-          <w:tcPr>
-            <w:tcW w:type="dxa" w:w="2880"/>
-          </w:tcPr>
-          <w:p>
-            <w:r>
-              <w:rPr>
-                <w:rFonts w:ascii="Times New Roman" w:hAnsi="Times New Roman"/>
-                <w:b w:val="0"/>
-                <w:i w:val="0"/>
-                <w:sz w:val="20"/>
-              </w:rPr>
-              <w:t>0.15</w:t>
-            </w:r>
-          </w:p>
-        </w:tc>
-        <w:tc>
-          <w:tcPr>
-            <w:tcW w:type="dxa" w:w="5040"/>
-          </w:tcPr>
-          <w:p>
-            <w:r>
-              <w:rPr>
-                <w:rFonts w:ascii="Times New Roman" w:hAnsi="Times New Roman"/>
-                <w:b w:val="0"/>
-                <w:i w:val="0"/>
-                <w:sz w:val="20"/>
-              </w:rPr>
-              <w:t>Moderate CV repulsion strength</w:t>
-            </w:r>
-          </w:p>
-        </w:tc>
-      </w:tr>
-      <w:tr>
-        <w:tc>
-          <w:tcPr>
-            <w:tcW w:type="dxa" w:w="2160"/>
-          </w:tcPr>
-          <w:p>
-            <w:r>
-              <w:rPr>
-                <w:rFonts w:ascii="Times New Roman" w:hAnsi="Times New Roman"/>
-                <w:b w:val="0"/>
-                <w:i w:val="0"/>
-                <w:sz w:val="20"/>
-              </w:rPr>
-              <w:t>σ_cv</w:t>
-            </w:r>
-          </w:p>
-        </w:tc>
-        <w:tc>
-          <w:tcPr>
-            <w:tcW w:type="dxa" w:w="2880"/>
-          </w:tcPr>
-          <w:p>
-            <w:r>
-              <w:rPr>
-                <w:rFonts w:ascii="Times New Roman" w:hAnsi="Times New Roman"/>
-                <w:b w:val="0"/>
-                <w:i w:val="0"/>
-                <w:sz w:val="20"/>
-              </w:rPr>
-              <w:t>0.8</w:t>
-            </w:r>
-          </w:p>
-        </w:tc>
-        <w:tc>
-          <w:tcPr>
-            <w:tcW w:type="dxa" w:w="5040"/>
-          </w:tcPr>
-          <w:p>
-            <w:r>
-              <w:rPr>
-                <w:rFonts w:ascii="Times New Roman" w:hAnsi="Times New Roman"/>
-                <w:b w:val="0"/>
-                <w:i w:val="0"/>
-                <w:sz w:val="20"/>
-              </w:rPr>
-              <w:t>Fine structural resolution in CV space</w:t>
-            </w:r>
-          </w:p>
-        </w:tc>
-      </w:tr>
-      <w:tr>
-        <w:tc>
-          <w:tcPr>
-            <w:tcW w:type="dxa" w:w="2160"/>
-          </w:tcPr>
-          <w:p>
-            <w:r>
-              <w:rPr>
-                <w:rFonts w:ascii="Times New Roman" w:hAnsi="Times New Roman"/>
-                <w:b w:val="0"/>
-                <w:i w:val="0"/>
-                <w:sz w:val="20"/>
-              </w:rPr>
-              <w:t>CV dimensions</w:t>
-            </w:r>
-          </w:p>
-        </w:tc>
-        <w:tc>
-          <w:tcPr>
-            <w:tcW w:type="dxa" w:w="2880"/>
-          </w:tcPr>
-          <w:p>
-            <w:r>
-              <w:rPr>
-                <w:rFonts w:ascii="Times New Roman" w:hAnsi="Times New Roman"/>
-                <w:b w:val="0"/>
-                <w:i w:val="0"/>
-                <w:sz w:val="20"/>
-              </w:rPr>
-              <w:t>7 (5 PC + Rg + RMSD)</w:t>
-            </w:r>
-          </w:p>
-        </w:tc>
-        <w:tc>
-          <w:tcPr>
-            <w:tcW w:type="dxa" w:w="5040"/>
-          </w:tcPr>
-          <w:p>
-            <w:r>
-              <w:rPr>
-                <w:rFonts w:ascii="Times New Roman" w:hAnsi="Times New Roman"/>
-                <w:b w:val="0"/>
-                <w:i w:val="0"/>
-                <w:sz w:val="20"/>
-              </w:rPr>
-              <w:t>Captures major conformational modes</w:t>
-            </w:r>
-          </w:p>
-        </w:tc>
-      </w:tr>
-      <w:tr>
-        <w:tc>
-          <w:tcPr>
-            <w:tcW w:type="dxa" w:w="2160"/>
-          </w:tcPr>
-          <w:p>
-            <w:r>
-              <w:rPr>
-                <w:rFonts w:ascii="Times New Roman" w:hAnsi="Times New Roman"/>
-                <w:b w:val="0"/>
-                <w:i w:val="0"/>
-                <w:sz w:val="20"/>
-              </w:rPr>
-              <w:t>guide_warmup</w:t>
-            </w:r>
-          </w:p>
-        </w:tc>
-        <w:tc>
-          <w:tcPr>
-            <w:tcW w:type="dxa" w:w="2880"/>
-          </w:tcPr>
-          <w:p>
-            <w:r>
-              <w:rPr>
-                <w:rFonts w:ascii="Times New Roman" w:hAnsi="Times New Roman"/>
-                <w:b w:val="0"/>
-                <w:i w:val="0"/>
-                <w:sz w:val="20"/>
-              </w:rPr>
-              <w:t>20</w:t>
-            </w:r>
-          </w:p>
-        </w:tc>
-        <w:tc>
-          <w:tcPr>
-            <w:tcW w:type="dxa" w:w="5040"/>
-          </w:tcPr>
-          <w:p>
-            <w:r>
-              <w:rPr>
-                <w:rFonts w:ascii="Times New Roman" w:hAnsi="Times New Roman"/>
-                <w:b w:val="0"/>
-                <w:i w:val="0"/>
-                <w:sz w:val="20"/>
-              </w:rPr>
-              <w:t>Accept 20 structures before activating repulsion</w:t>
-            </w:r>
-          </w:p>
-        </w:tc>
-      </w:tr>
-    </w:tbl>
-    <w:p/>
-    <w:p>
-      <w:pPr>
-        <w:spacing w:after="120"/>
-      </w:pPr>
-      <w:r>
-        <w:rPr>
-          <w:rFonts w:ascii="Times New Roman" w:hAnsi="Times New Roman"/>
-          <w:b w:val="0"/>
-          <w:i w:val="0"/>
-          <w:sz w:val="24"/>
-        </w:rPr>
-        <w:t>Results from the completed exploration run (753 accepted structures):</w:t>
+        <w:t>Applied the fine-tuned PropagatorNet to generate diverse KRAS conformations (n_steps=50, τ=2000 ps, T=310 K, k_guide=0.15). Results from 753 accepted structures:</w:t>
       </w:r>
     </w:p>
     <w:tbl>
@@ -4213,7 +3045,7 @@
                 <w:i w:val="0"/>
                 <w:sz w:val="20"/>
               </w:rPr>
-              <w:t>99% (all geometry filters passed)</w:t>
+              <w:t>99%</w:t>
             </w:r>
           </w:p>
         </w:tc>
@@ -4247,7 +3079,7 @@
                 <w:i w:val="0"/>
                 <w:sz w:val="20"/>
               </w:rPr>
-              <w:t>0.003 Å (ideal: 0.0 Å)</w:t>
+              <w:t>0.003 Å</w:t>
             </w:r>
           </w:p>
         </w:tc>
@@ -4299,7 +3131,7 @@
                 <w:i w:val="0"/>
                 <w:sz w:val="20"/>
               </w:rPr>
-              <w:t>RMSD from native — minimum</w:t>
+              <w:t>RMSD from native — min / mean / max</w:t>
             </w:r>
           </w:p>
         </w:tc>
@@ -4315,75 +3147,7 @@
                 <w:i w:val="0"/>
                 <w:sz w:val="20"/>
               </w:rPr>
-              <w:t>1.79 Å</w:t>
-            </w:r>
-          </w:p>
-        </w:tc>
-      </w:tr>
-      <w:tr>
-        <w:tc>
-          <w:tcPr>
-            <w:tcW w:type="dxa" w:w="5040"/>
-          </w:tcPr>
-          <w:p>
-            <w:r>
-              <w:rPr>
-                <w:rFonts w:ascii="Times New Roman" w:hAnsi="Times New Roman"/>
-                <w:b w:val="0"/>
-                <w:i w:val="0"/>
-                <w:sz w:val="20"/>
-              </w:rPr>
-              <w:t>RMSD from native — maximum</w:t>
-            </w:r>
-          </w:p>
-        </w:tc>
-        <w:tc>
-          <w:tcPr>
-            <w:tcW w:type="dxa" w:w="5040"/>
-          </w:tcPr>
-          <w:p>
-            <w:r>
-              <w:rPr>
-                <w:rFonts w:ascii="Times New Roman" w:hAnsi="Times New Roman"/>
-                <w:b w:val="0"/>
-                <w:i w:val="0"/>
-                <w:sz w:val="20"/>
-              </w:rPr>
-              <w:t>7.31 Å</w:t>
-            </w:r>
-          </w:p>
-        </w:tc>
-      </w:tr>
-      <w:tr>
-        <w:tc>
-          <w:tcPr>
-            <w:tcW w:type="dxa" w:w="5040"/>
-          </w:tcPr>
-          <w:p>
-            <w:r>
-              <w:rPr>
-                <w:rFonts w:ascii="Times New Roman" w:hAnsi="Times New Roman"/>
-                <w:b w:val="0"/>
-                <w:i w:val="0"/>
-                <w:sz w:val="20"/>
-              </w:rPr>
-              <w:t>RMSD from native — mean ± std</w:t>
-            </w:r>
-          </w:p>
-        </w:tc>
-        <w:tc>
-          <w:tcPr>
-            <w:tcW w:type="dxa" w:w="5040"/>
-          </w:tcPr>
-          <w:p>
-            <w:r>
-              <w:rPr>
-                <w:rFonts w:ascii="Times New Roman" w:hAnsi="Times New Roman"/>
-                <w:b w:val="0"/>
-                <w:i w:val="0"/>
-                <w:sz w:val="20"/>
-              </w:rPr>
-              <w:t>3.50 ± 0.76 Å</w:t>
+              <w:t>1.79 / 3.50 ± 0.76 / 7.31 Å</w:t>
             </w:r>
           </w:p>
         </w:tc>
@@ -4417,7 +3181,7 @@
                 <w:i w:val="0"/>
                 <w:sz w:val="20"/>
               </w:rPr>
-              <w:t>15.45 (confirms broad diversity)</w:t>
+              <w:t>15.45 (broad diversity)</w:t>
             </w:r>
           </w:p>
         </w:tc>
@@ -4435,7 +3199,7 @@
                 <w:i w:val="0"/>
                 <w:sz w:val="20"/>
               </w:rPr>
-              <w:t>Minimum pairwise CV distance</w:t>
+              <w:t>Min pairwise CV distance</w:t>
             </w:r>
           </w:p>
         </w:tc>
@@ -4451,41 +3215,13 @@
                 <w:i w:val="0"/>
                 <w:sz w:val="20"/>
               </w:rPr>
-              <w:t>1.90 (no duplicate structures)</w:t>
+              <w:t>1.90 (no duplicates)</w:t>
             </w:r>
           </w:p>
         </w:tc>
       </w:tr>
     </w:tbl>
     <w:p/>
-    <w:p>
-      <w:pPr>
-        <w:spacing w:after="120"/>
-      </w:pPr>
-      <w:r>
-        <w:rPr>
-          <w:rFonts w:ascii="Times New Roman" w:hAnsi="Times New Roman"/>
-          <w:b w:val="0"/>
-          <w:i w:val="0"/>
-          <w:sz w:val="24"/>
-        </w:rPr>
-        <w:t>The generated ensemble spans the biologically relevant 2–7 Å RMSD range, covering rearrangements of switch I and switch II loops that are associated with effector selectivity and allosteric inhibitor binding. The mean pairwise CV distance of 15.45 — compared to &lt; 2 for unguided sampling — confirms that CV guidance successfully diversified the ensemble beyond the native basin. The minimum pairwise distance of 1.90 confirms all 753 structures are genuinely distinct conformations, not duplicates.</w:t>
-      </w:r>
-    </w:p>
-    <w:p>
-      <w:pPr>
-        <w:spacing w:after="120"/>
-      </w:pPr>
-      <w:r>
-        <w:rPr>
-          <w:rFonts w:ascii="Times New Roman" w:hAnsi="Times New Roman"/>
-          <w:b w:val="0"/>
-          <w:i w:val="0"/>
-          <w:sz w:val="24"/>
-        </w:rPr>
-        <w:t>These 753 structures represent a substantial advance over what is accessible via classical MD from a 1 μs trajectory. At 3.2 minutes per 100 ns KRAS proposal on the current hardware, the full exploration run required approximately 40 GPU-hours — equivalent to only 40 μs of classical all-atom MD on the same hardware, but covering a conformational range that would require milliseconds to microseconds of classical simulation.</w:t>
-      </w:r>
-    </w:p>
     <w:p>
       <w:pPr>
         <w:pStyle w:val="Heading2"/>
@@ -4496,20 +3232,6 @@
           <w:color w:val="000000"/>
         </w:rPr>
         <w:t>5.5 Hybrid ML-MD Pipeline</w:t>
-      </w:r>
-    </w:p>
-    <w:p>
-      <w:pPr>
-        <w:spacing w:after="120"/>
-      </w:pPr>
-      <w:r>
-        <w:rPr>
-          <w:rFonts w:ascii="Times New Roman" w:hAnsi="Times New Roman"/>
-          <w:b w:val="0"/>
-          <w:i w:val="0"/>
-          <w:sz w:val="24"/>
-        </w:rPr>
-        <w:t>To bridge the gap between fast neural proposals and physical validity, we designed and implemented a four-stage hybrid pipeline. The pipeline uses the PropagatorNet to generate diverse Cα conformations, reconstructs all-atom geometry, validates each structure with short OpenMM implicit-solvent MD, and performs objective-specific structural or kinetic analysis. A single --objective flag controls the analysis goal.</w:t>
       </w:r>
     </w:p>
     <w:tbl>
@@ -4548,7 +3270,7 @@
         </w:tc>
         <w:tc>
           <w:tcPr>
-            <w:tcW w:type="dxa" w:w="3168"/>
+            <w:tcW w:type="dxa" w:w="2880"/>
             <w:shd w:fill="D9D9D9" w:color="auto" w:val="clear"/>
           </w:tcPr>
           <w:p>
@@ -4568,7 +3290,7 @@
         </w:tc>
         <w:tc>
           <w:tcPr>
-            <w:tcW w:type="dxa" w:w="3168"/>
+            <w:tcW w:type="dxa" w:w="3456"/>
             <w:shd w:fill="D9D9D9" w:color="auto" w:val="clear"/>
           </w:tcPr>
           <w:p>
@@ -4626,7 +3348,7 @@
         </w:tc>
         <w:tc>
           <w:tcPr>
-            <w:tcW w:type="dxa" w:w="3168"/>
+            <w:tcW w:type="dxa" w:w="2880"/>
           </w:tcPr>
           <w:p>
             <w:r>
@@ -4636,13 +3358,13 @@
                 <w:i w:val="0"/>
                 <w:sz w:val="20"/>
               </w:rPr>
-              <w:t>PropagatorNet (explore/sample mode)</w:t>
+              <w:t>PropagatorNet</w:t>
             </w:r>
           </w:p>
         </w:tc>
         <w:tc>
           <w:tcPr>
-            <w:tcW w:type="dxa" w:w="3168"/>
+            <w:tcW w:type="dxa" w:w="3456"/>
           </w:tcPr>
           <w:p>
             <w:r>
@@ -4692,7 +3414,7 @@
         </w:tc>
         <w:tc>
           <w:tcPr>
-            <w:tcW w:type="dxa" w:w="3168"/>
+            <w:tcW w:type="dxa" w:w="2880"/>
           </w:tcPr>
           <w:p>
             <w:r>
@@ -4702,13 +3424,13 @@
                 <w:i w:val="0"/>
                 <w:sz w:val="20"/>
               </w:rPr>
-              <w:t>AllAtomReconstructor (nearest-template)</w:t>
+              <w:t>AllAtomReconstructor</w:t>
             </w:r>
           </w:p>
         </w:tc>
         <w:tc>
           <w:tcPr>
-            <w:tcW w:type="dxa" w:w="3168"/>
+            <w:tcW w:type="dxa" w:w="3456"/>
           </w:tcPr>
           <w:p>
             <w:r>
@@ -4758,7 +3480,7 @@
         </w:tc>
         <w:tc>
           <w:tcPr>
-            <w:tcW w:type="dxa" w:w="3168"/>
+            <w:tcW w:type="dxa" w:w="2880"/>
           </w:tcPr>
           <w:p>
             <w:r>
@@ -4768,13 +3490,13 @@
                 <w:i w:val="0"/>
                 <w:sz w:val="20"/>
               </w:rPr>
-              <w:t>AMBER14 + GBn2 implicit solvent</w:t>
+              <w:t>AMBER14 + GBn2</w:t>
             </w:r>
           </w:p>
         </w:tc>
         <w:tc>
           <w:tcPr>
-            <w:tcW w:type="dxa" w:w="3168"/>
+            <w:tcW w:type="dxa" w:w="3456"/>
           </w:tcPr>
           <w:p>
             <w:r>
@@ -4824,7 +3546,7 @@
         </w:tc>
         <w:tc>
           <w:tcPr>
-            <w:tcW w:type="dxa" w:w="3168"/>
+            <w:tcW w:type="dxa" w:w="2880"/>
           </w:tcPr>
           <w:p>
             <w:r>
@@ -4834,13 +3556,13 @@
                 <w:i w:val="0"/>
                 <w:sz w:val="20"/>
               </w:rPr>
-              <w:t>Ward clustering / FES / PyEMMA MSM</w:t>
+              <w:t>Ward / FES / PyEMMA MSM</w:t>
             </w:r>
           </w:p>
         </w:tc>
         <w:tc>
           <w:tcPr>
-            <w:tcW w:type="dxa" w:w="3168"/>
+            <w:tcW w:type="dxa" w:w="3456"/>
           </w:tcPr>
           <w:p>
             <w:r>
@@ -4884,107 +3606,7 @@
           <w:i w:val="0"/>
           <w:sz w:val="24"/>
         </w:rPr>
-        <w:t>The pipeline supports three objectives:</w:t>
-      </w:r>
-    </w:p>
-    <w:p>
-      <w:pPr>
-        <w:pStyle w:val="ListBullet"/>
-        <w:spacing w:after="60"/>
-      </w:pPr>
-      <w:r>
-        <w:rPr>
-          <w:rFonts w:ascii="Times New Roman" w:hAnsi="Times New Roman"/>
-          <w:b/>
-          <w:i w:val="0"/>
-          <w:sz w:val="24"/>
-        </w:rPr>
-        <w:t xml:space="preserve">explore — </w:t>
-      </w:r>
-      <w:r>
-        <w:rPr>
-          <w:rFonts w:ascii="Times New Roman" w:hAnsi="Times New Roman"/>
-          <w:b w:val="0"/>
-          <w:i w:val="0"/>
-          <w:sz w:val="24"/>
-        </w:rPr>
-        <w:t>CV-guided exploration produces diverse structures; 10 ns MD per structure validates stability; Ward-linkage clustering at 2 Å RMSD cutoff identifies representative conformations. Output: an annotated library of all-atom PDB files, one per cluster.</w:t>
-      </w:r>
-    </w:p>
-    <w:p>
-      <w:pPr>
-        <w:pStyle w:val="ListBullet"/>
-        <w:spacing w:after="60"/>
-      </w:pPr>
-      <w:r>
-        <w:rPr>
-          <w:rFonts w:ascii="Times New Roman" w:hAnsi="Times New Roman"/>
-          <w:b/>
-          <w:i w:val="0"/>
-          <w:sz w:val="24"/>
-        </w:rPr>
-        <w:t xml:space="preserve">fes — </w:t>
-      </w:r>
-      <w:r>
-        <w:rPr>
-          <w:rFonts w:ascii="Times New Roman" w:hAnsi="Times New Roman"/>
-          <w:b w:val="0"/>
-          <w:i w:val="0"/>
-          <w:sz w:val="24"/>
-        </w:rPr>
-        <w:t>Unguided ensemble sampling produces dense coverage; 25 ns MD per structure relaxes each into its local basin; Boltzmann inversion F(x) = −kT ln P(x) over PC1×PC2 yields a 50×50 free energy surface in kcal/mol.</w:t>
-      </w:r>
-    </w:p>
-    <w:p>
-      <w:pPr>
-        <w:pStyle w:val="ListBullet"/>
-        <w:spacing w:after="60"/>
-      </w:pPr>
-      <w:r>
-        <w:rPr>
-          <w:rFonts w:ascii="Times New Roman" w:hAnsi="Times New Roman"/>
-          <w:b/>
-          <w:i w:val="0"/>
-          <w:sz w:val="24"/>
-        </w:rPr>
-        <w:t xml:space="preserve">kinetics — </w:t>
-      </w:r>
-      <w:r>
-        <w:rPr>
-          <w:rFonts w:ascii="Times New Roman" w:hAnsi="Times New Roman"/>
-          <w:b w:val="0"/>
-          <w:i w:val="0"/>
-          <w:sz w:val="24"/>
-        </w:rPr>
-        <w:t>Broad unguided ensemble with 50 ns MD per structure; TICA dimensionality reduction followed by k-means clustering and Markov State Model construction via PyEMMA yields implied timescales, state assignments, and a transition matrix.</w:t>
-      </w:r>
-    </w:p>
-    <w:p>
-      <w:pPr>
-        <w:spacing w:after="120"/>
-      </w:pPr>
-      <w:r>
-        <w:rPr>
-          <w:rFonts w:ascii="Times New Roman" w:hAnsi="Times New Roman"/>
-          <w:b w:val="0"/>
-          <w:i w:val="0"/>
-          <w:sz w:val="24"/>
-        </w:rPr>
-        <w:t>All stages are checkpoint-aware: interrupted runs resume from the last completed stage without repeating expensive MD simulations. Failed MD runs (transient GPU errors, bad reconstructions) are not cached and are automatically retried on the next launch.</w:t>
-      </w:r>
-    </w:p>
-    <w:p>
-      <w:pPr>
-        <w:spacing w:after="120"/>
-      </w:pPr>
-      <w:r>
-        <w:rPr>
-          <w:rFonts w:ascii="Times New Roman" w:hAnsi="Times New Roman"/>
-          <w:b w:val="0"/>
-          <w:i w:val="0"/>
-          <w:sz w:val="24"/>
-        </w:rPr>
-        <w:t>During commissioning of the hybrid pipeline on KRAS, two bugs in the OpenMM integration were discovered and fixed: (1) OpenMM 8.x raises an error if the implicit solvent model is specified both via the force field XML file and via the createSystem() argument — the double specification was removed; (2) AMBER14 + GBn2 implicit solvent with reconstructed sidechains requires HBonds constraints to prevent integrator blow-up from sidechain steric clashes — constraints were added, immediately stabilizing all simulation runs.</w:t>
+        <w:t>Three objectives: explore (CV-guided + Ward clustering), fes (Boltzmann inversion free energy surface), kinetics (TICA + k-means + MSM). All stages checkpoint-aware; failed MD runs auto-retry.</w:t>
       </w:r>
     </w:p>
     <w:p>
@@ -4997,20 +3619,6 @@
           <w:color w:val="000000"/>
         </w:rPr>
         <w:t>5.6 Computational Throughput</w:t>
-      </w:r>
-    </w:p>
-    <w:p>
-      <w:pPr>
-        <w:spacing w:after="120"/>
-      </w:pPr>
-      <w:r>
-        <w:rPr>
-          <w:rFonts w:ascii="Times New Roman" w:hAnsi="Times New Roman"/>
-          <w:b w:val="0"/>
-          <w:i w:val="0"/>
-          <w:sz w:val="24"/>
-        </w:rPr>
-        <w:t>Effective MD acceleration is defined as the ratio of simulated time generated per wall-clock day to the reference classical MD throughput on equivalent hardware (~2 ns/day for KRAS on a single GPU node).</w:t>
       </w:r>
     </w:p>
     <w:tbl>
@@ -5063,7 +3671,7 @@
                 <w:i w:val="0"/>
                 <w:sz w:val="20"/>
               </w:rPr>
-              <w:t>Inference mode</w:t>
+              <w:t>Mode</w:t>
             </w:r>
           </w:p>
         </w:tc>
@@ -5375,6 +3983,23 @@
     </w:tbl>
     <w:p/>
     <w:p>
+      <w:r>
+        <w:br w:type="page"/>
+      </w:r>
+    </w:p>
+    <w:p>
+      <w:pPr>
+        <w:pStyle w:val="Heading1"/>
+      </w:pPr>
+      <w:r>
+        <w:rPr>
+          <w:rFonts w:ascii="Times New Roman" w:hAnsi="Times New Roman"/>
+          <w:color w:val="000000"/>
+        </w:rPr>
+        <w:t>6. Approaches Explored and Lessons Learned</w:t>
+      </w:r>
+    </w:p>
+    <w:p>
       <w:pPr>
         <w:spacing w:after="120"/>
       </w:pPr>
@@ -5385,7 +4010,1499 @@
           <w:i w:val="0"/>
           <w:sz w:val="24"/>
         </w:rPr>
-        <w:t>The PropagatorNet Stage 1 inference is not the bottleneck in the hybrid pipeline. For KRAS (169 residues), Stage 1 generates 200 diverse proposals in ~3 minutes on a GPU. Stage 3 OpenMM MD dominates runtime: on the current AArch64 hardware with OpenCL backend, each 1 ns KRAS simulation requires approximately 3 minutes with 2 parallel workers. On standard HPC clusters with A100 CUDA, this drops to ~20 seconds per 1 ns run, enabling 200-structure 10 ns screens in under 3 hours with 16 parallel workers.</w:t>
+        <w:t>This section documents alternative methods tested systematically during the project — approaches that were abandoned or superseded. These explorations shaped our understanding of what works and led directly to the current architecture.</w:t>
+      </w:r>
+    </w:p>
+    <w:p>
+      <w:pPr>
+        <w:pStyle w:val="Heading2"/>
+      </w:pPr>
+      <w:r>
+        <w:rPr>
+          <w:rFonts w:ascii="Times New Roman" w:hAnsi="Times New Roman"/>
+          <w:color w:val="000000"/>
+        </w:rPr>
+        <w:t>6.1 Physics-Informed Geometric Penalty Losses</w:t>
+      </w:r>
+    </w:p>
+    <w:p>
+      <w:pPr>
+        <w:spacing w:after="120"/>
+      </w:pPr>
+      <w:r>
+        <w:rPr>
+          <w:rFonts w:ascii="Times New Roman" w:hAnsi="Times New Roman"/>
+          <w:b w:val="0"/>
+          <w:i w:val="0"/>
+          <w:sz w:val="24"/>
+        </w:rPr>
+        <w:t>Motivation: DDPM training in SE(3) update space does not explicitly enforce Cα–Cα bond geometry. We hypothesized that adding a soft C1 bond-length penalty loss (λ &gt; 0) alongside the denoising objective would improve structural validity. Four variants were tested systematically during the v3 architecture exploration phase:</w:t>
+      </w:r>
+    </w:p>
+    <w:tbl>
+      <w:tblPr>
+        <w:tblStyle w:val="TableGrid"/>
+        <w:tblW w:type="auto" w:w="0"/>
+        <w:jc w:val="center"/>
+        <w:tblLook w:firstColumn="1" w:firstRow="1" w:lastColumn="0" w:lastRow="0" w:noHBand="0" w:noVBand="1" w:val="04A0"/>
+      </w:tblPr>
+      <w:tblGrid>
+        <w:gridCol w:w="1337"/>
+        <w:gridCol w:w="1337"/>
+        <w:gridCol w:w="1337"/>
+        <w:gridCol w:w="1337"/>
+        <w:gridCol w:w="1337"/>
+        <w:gridCol w:w="1337"/>
+        <w:gridCol w:w="1337"/>
+      </w:tblGrid>
+      <w:tr>
+        <w:tc>
+          <w:tcPr>
+            <w:tcW w:type="dxa" w:w="2160"/>
+            <w:shd w:fill="D9D9D9" w:color="auto" w:val="clear"/>
+          </w:tcPr>
+          <w:p>
+            <w:pPr>
+              <w:jc w:val="center"/>
+            </w:pPr>
+            <w:r>
+              <w:rPr>
+                <w:rFonts w:ascii="Times New Roman" w:hAnsi="Times New Roman"/>
+                <w:b/>
+                <w:i w:val="0"/>
+                <w:sz w:val="20"/>
+              </w:rPr>
+              <w:t>Variant</w:t>
+            </w:r>
+          </w:p>
+        </w:tc>
+        <w:tc>
+          <w:tcPr>
+            <w:tcW w:type="dxa" w:w="720"/>
+            <w:shd w:fill="D9D9D9" w:color="auto" w:val="clear"/>
+          </w:tcPr>
+          <w:p>
+            <w:pPr>
+              <w:jc w:val="center"/>
+            </w:pPr>
+            <w:r>
+              <w:rPr>
+                <w:rFonts w:ascii="Times New Roman" w:hAnsi="Times New Roman"/>
+                <w:b/>
+                <w:i w:val="0"/>
+                <w:sz w:val="20"/>
+              </w:rPr>
+              <w:t>λ</w:t>
+            </w:r>
+          </w:p>
+        </w:tc>
+        <w:tc>
+          <w:tcPr>
+            <w:tcW w:type="dxa" w:w="1008"/>
+            <w:shd w:fill="D9D9D9" w:color="auto" w:val="clear"/>
+          </w:tcPr>
+          <w:p>
+            <w:pPr>
+              <w:jc w:val="center"/>
+            </w:pPr>
+            <w:r>
+              <w:rPr>
+                <w:rFonts w:ascii="Times New Roman" w:hAnsi="Times New Roman"/>
+                <w:b/>
+                <w:i w:val="0"/>
+                <w:sz w:val="20"/>
+              </w:rPr>
+              <w:t>Steps</w:t>
+            </w:r>
+          </w:p>
+        </w:tc>
+        <w:tc>
+          <w:tcPr>
+            <w:tcW w:type="dxa" w:w="1296"/>
+            <w:shd w:fill="D9D9D9" w:color="auto" w:val="clear"/>
+          </w:tcPr>
+          <w:p>
+            <w:pPr>
+              <w:jc w:val="center"/>
+            </w:pPr>
+            <w:r>
+              <w:rPr>
+                <w:rFonts w:ascii="Times New Roman" w:hAnsi="Times New Roman"/>
+                <w:b/>
+                <w:i w:val="0"/>
+                <w:sz w:val="20"/>
+              </w:rPr>
+              <w:t>RMSF corr</w:t>
+            </w:r>
+          </w:p>
+        </w:tc>
+        <w:tc>
+          <w:tcPr>
+            <w:tcW w:type="dxa" w:w="1152"/>
+            <w:shd w:fill="D9D9D9" w:color="auto" w:val="clear"/>
+          </w:tcPr>
+          <w:p>
+            <w:pPr>
+              <w:jc w:val="center"/>
+            </w:pPr>
+            <w:r>
+              <w:rPr>
+                <w:rFonts w:ascii="Times New Roman" w:hAnsi="Times New Roman"/>
+                <w:b/>
+                <w:i w:val="0"/>
+                <w:sz w:val="20"/>
+              </w:rPr>
+              <w:t>Dist JS</w:t>
+            </w:r>
+          </w:p>
+        </w:tc>
+        <w:tc>
+          <w:tcPr>
+            <w:tcW w:type="dxa" w:w="1584"/>
+            <w:shd w:fill="D9D9D9" w:color="auto" w:val="clear"/>
+          </w:tcPr>
+          <w:p>
+            <w:pPr>
+              <w:jc w:val="center"/>
+            </w:pPr>
+            <w:r>
+              <w:rPr>
+                <w:rFonts w:ascii="Times New Roman" w:hAnsi="Times New Roman"/>
+                <w:b/>
+                <w:i w:val="0"/>
+                <w:sz w:val="20"/>
+              </w:rPr>
+              <w:t>Clashes/frame</w:t>
+            </w:r>
+          </w:p>
+        </w:tc>
+        <w:tc>
+          <w:tcPr>
+            <w:tcW w:type="dxa" w:w="1440"/>
+            <w:shd w:fill="D9D9D9" w:color="auto" w:val="clear"/>
+          </w:tcPr>
+          <w:p>
+            <w:pPr>
+              <w:jc w:val="center"/>
+            </w:pPr>
+            <w:r>
+              <w:rPr>
+                <w:rFonts w:ascii="Times New Roman" w:hAnsi="Times New Roman"/>
+                <w:b/>
+                <w:i w:val="0"/>
+                <w:sz w:val="20"/>
+              </w:rPr>
+              <w:t>Bond length</w:t>
+            </w:r>
+          </w:p>
+        </w:tc>
+      </w:tr>
+      <w:tr>
+        <w:tc>
+          <w:tcPr>
+            <w:tcW w:type="dxa" w:w="2160"/>
+          </w:tcPr>
+          <w:p>
+            <w:r>
+              <w:rPr>
+                <w:rFonts w:ascii="Times New Roman" w:hAnsi="Times New Roman"/>
+                <w:b w:val="0"/>
+                <w:i w:val="0"/>
+                <w:sz w:val="20"/>
+              </w:rPr>
+              <w:t>v3_lam03</w:t>
+            </w:r>
+          </w:p>
+        </w:tc>
+        <w:tc>
+          <w:tcPr>
+            <w:tcW w:type="dxa" w:w="720"/>
+          </w:tcPr>
+          <w:p>
+            <w:r>
+              <w:rPr>
+                <w:rFonts w:ascii="Times New Roman" w:hAnsi="Times New Roman"/>
+                <w:b w:val="0"/>
+                <w:i w:val="0"/>
+                <w:sz w:val="20"/>
+              </w:rPr>
+              <w:t>0.3</w:t>
+            </w:r>
+          </w:p>
+        </w:tc>
+        <w:tc>
+          <w:tcPr>
+            <w:tcW w:type="dxa" w:w="1008"/>
+          </w:tcPr>
+          <w:p>
+            <w:r>
+              <w:rPr>
+                <w:rFonts w:ascii="Times New Roman" w:hAnsi="Times New Roman"/>
+                <w:b w:val="0"/>
+                <w:i w:val="0"/>
+                <w:sz w:val="20"/>
+              </w:rPr>
+              <w:t>20k</w:t>
+            </w:r>
+          </w:p>
+        </w:tc>
+        <w:tc>
+          <w:tcPr>
+            <w:tcW w:type="dxa" w:w="1296"/>
+          </w:tcPr>
+          <w:p>
+            <w:r>
+              <w:rPr>
+                <w:rFonts w:ascii="Times New Roman" w:hAnsi="Times New Roman"/>
+                <w:b w:val="0"/>
+                <w:i w:val="0"/>
+                <w:sz w:val="20"/>
+              </w:rPr>
+              <w:t>0.333</w:t>
+            </w:r>
+          </w:p>
+        </w:tc>
+        <w:tc>
+          <w:tcPr>
+            <w:tcW w:type="dxa" w:w="1152"/>
+          </w:tcPr>
+          <w:p>
+            <w:r>
+              <w:rPr>
+                <w:rFonts w:ascii="Times New Roman" w:hAnsi="Times New Roman"/>
+                <w:b w:val="0"/>
+                <w:i w:val="0"/>
+                <w:sz w:val="20"/>
+              </w:rPr>
+              <w:t>0.291</w:t>
+            </w:r>
+          </w:p>
+        </w:tc>
+        <w:tc>
+          <w:tcPr>
+            <w:tcW w:type="dxa" w:w="1584"/>
+          </w:tcPr>
+          <w:p>
+            <w:r>
+              <w:rPr>
+                <w:rFonts w:ascii="Times New Roman" w:hAnsi="Times New Roman"/>
+                <w:b w:val="0"/>
+                <w:i w:val="0"/>
+                <w:sz w:val="20"/>
+              </w:rPr>
+              <w:t>14</w:t>
+            </w:r>
+          </w:p>
+        </w:tc>
+        <w:tc>
+          <w:tcPr>
+            <w:tcW w:type="dxa" w:w="1440"/>
+          </w:tcPr>
+          <w:p>
+            <w:r>
+              <w:rPr>
+                <w:rFonts w:ascii="Times New Roman" w:hAnsi="Times New Roman"/>
+                <w:b w:val="0"/>
+                <w:i w:val="0"/>
+                <w:sz w:val="20"/>
+              </w:rPr>
+              <w:t>—</w:t>
+            </w:r>
+          </w:p>
+        </w:tc>
+      </w:tr>
+      <w:tr>
+        <w:tc>
+          <w:tcPr>
+            <w:tcW w:type="dxa" w:w="2160"/>
+          </w:tcPr>
+          <w:p>
+            <w:r>
+              <w:rPr>
+                <w:rFonts w:ascii="Times New Roman" w:hAnsi="Times New Roman"/>
+                <w:b w:val="0"/>
+                <w:i w:val="0"/>
+                <w:sz w:val="20"/>
+              </w:rPr>
+              <w:t>v3_phase3</w:t>
+            </w:r>
+          </w:p>
+        </w:tc>
+        <w:tc>
+          <w:tcPr>
+            <w:tcW w:type="dxa" w:w="720"/>
+          </w:tcPr>
+          <w:p>
+            <w:r>
+              <w:rPr>
+                <w:rFonts w:ascii="Times New Roman" w:hAnsi="Times New Roman"/>
+                <w:b w:val="0"/>
+                <w:i w:val="0"/>
+                <w:sz w:val="20"/>
+              </w:rPr>
+              <w:t>0.1</w:t>
+            </w:r>
+          </w:p>
+        </w:tc>
+        <w:tc>
+          <w:tcPr>
+            <w:tcW w:type="dxa" w:w="1008"/>
+          </w:tcPr>
+          <w:p>
+            <w:r>
+              <w:rPr>
+                <w:rFonts w:ascii="Times New Roman" w:hAnsi="Times New Roman"/>
+                <w:b w:val="0"/>
+                <w:i w:val="0"/>
+                <w:sz w:val="20"/>
+              </w:rPr>
+              <w:t>20k</w:t>
+            </w:r>
+          </w:p>
+        </w:tc>
+        <w:tc>
+          <w:tcPr>
+            <w:tcW w:type="dxa" w:w="1296"/>
+          </w:tcPr>
+          <w:p>
+            <w:r>
+              <w:rPr>
+                <w:rFonts w:ascii="Times New Roman" w:hAnsi="Times New Roman"/>
+                <w:b w:val="0"/>
+                <w:i w:val="0"/>
+                <w:sz w:val="20"/>
+              </w:rPr>
+              <w:t>—</w:t>
+            </w:r>
+          </w:p>
+        </w:tc>
+        <w:tc>
+          <w:tcPr>
+            <w:tcW w:type="dxa" w:w="1152"/>
+          </w:tcPr>
+          <w:p>
+            <w:r>
+              <w:rPr>
+                <w:rFonts w:ascii="Times New Roman" w:hAnsi="Times New Roman"/>
+                <w:b w:val="0"/>
+                <w:i w:val="0"/>
+                <w:sz w:val="20"/>
+              </w:rPr>
+              <w:t>—</w:t>
+            </w:r>
+          </w:p>
+        </w:tc>
+        <w:tc>
+          <w:tcPr>
+            <w:tcW w:type="dxa" w:w="1584"/>
+          </w:tcPr>
+          <w:p>
+            <w:r>
+              <w:rPr>
+                <w:rFonts w:ascii="Times New Roman" w:hAnsi="Times New Roman"/>
+                <w:b w:val="0"/>
+                <w:i w:val="0"/>
+                <w:sz w:val="20"/>
+              </w:rPr>
+              <w:t>high</w:t>
+            </w:r>
+          </w:p>
+        </w:tc>
+        <w:tc>
+          <w:tcPr>
+            <w:tcW w:type="dxa" w:w="1440"/>
+          </w:tcPr>
+          <w:p>
+            <w:r>
+              <w:rPr>
+                <w:rFonts w:ascii="Times New Roman" w:hAnsi="Times New Roman"/>
+                <w:b w:val="0"/>
+                <w:i w:val="0"/>
+                <w:sz w:val="20"/>
+              </w:rPr>
+              <w:t>4.54 Å</w:t>
+            </w:r>
+          </w:p>
+        </w:tc>
+      </w:tr>
+      <w:tr>
+        <w:tc>
+          <w:tcPr>
+            <w:tcW w:type="dxa" w:w="2160"/>
+          </w:tcPr>
+          <w:p>
+            <w:r>
+              <w:rPr>
+                <w:rFonts w:ascii="Times New Roman" w:hAnsi="Times New Roman"/>
+                <w:b w:val="0"/>
+                <w:i w:val="0"/>
+                <w:sz w:val="20"/>
+              </w:rPr>
+              <w:t>v3_lam01_10k</w:t>
+            </w:r>
+          </w:p>
+        </w:tc>
+        <w:tc>
+          <w:tcPr>
+            <w:tcW w:type="dxa" w:w="720"/>
+          </w:tcPr>
+          <w:p>
+            <w:r>
+              <w:rPr>
+                <w:rFonts w:ascii="Times New Roman" w:hAnsi="Times New Roman"/>
+                <w:b w:val="0"/>
+                <w:i w:val="0"/>
+                <w:sz w:val="20"/>
+              </w:rPr>
+              <w:t>0.1</w:t>
+            </w:r>
+          </w:p>
+        </w:tc>
+        <w:tc>
+          <w:tcPr>
+            <w:tcW w:type="dxa" w:w="1008"/>
+          </w:tcPr>
+          <w:p>
+            <w:r>
+              <w:rPr>
+                <w:rFonts w:ascii="Times New Roman" w:hAnsi="Times New Roman"/>
+                <w:b w:val="0"/>
+                <w:i w:val="0"/>
+                <w:sz w:val="20"/>
+              </w:rPr>
+              <w:t>10k</w:t>
+            </w:r>
+          </w:p>
+        </w:tc>
+        <w:tc>
+          <w:tcPr>
+            <w:tcW w:type="dxa" w:w="1296"/>
+          </w:tcPr>
+          <w:p>
+            <w:r>
+              <w:rPr>
+                <w:rFonts w:ascii="Times New Roman" w:hAnsi="Times New Roman"/>
+                <w:b w:val="0"/>
+                <w:i w:val="0"/>
+                <w:sz w:val="20"/>
+              </w:rPr>
+              <w:t>—</w:t>
+            </w:r>
+          </w:p>
+        </w:tc>
+        <w:tc>
+          <w:tcPr>
+            <w:tcW w:type="dxa" w:w="1152"/>
+          </w:tcPr>
+          <w:p>
+            <w:r>
+              <w:rPr>
+                <w:rFonts w:ascii="Times New Roman" w:hAnsi="Times New Roman"/>
+                <w:b w:val="0"/>
+                <w:i w:val="0"/>
+                <w:sz w:val="20"/>
+              </w:rPr>
+              <w:t>—</w:t>
+            </w:r>
+          </w:p>
+        </w:tc>
+        <w:tc>
+          <w:tcPr>
+            <w:tcW w:type="dxa" w:w="1584"/>
+          </w:tcPr>
+          <w:p>
+            <w:r>
+              <w:rPr>
+                <w:rFonts w:ascii="Times New Roman" w:hAnsi="Times New Roman"/>
+                <w:b w:val="0"/>
+                <w:i w:val="0"/>
+                <w:sz w:val="20"/>
+              </w:rPr>
+              <w:t>34–40</w:t>
+            </w:r>
+          </w:p>
+        </w:tc>
+        <w:tc>
+          <w:tcPr>
+            <w:tcW w:type="dxa" w:w="1440"/>
+          </w:tcPr>
+          <w:p>
+            <w:r>
+              <w:rPr>
+                <w:rFonts w:ascii="Times New Roman" w:hAnsi="Times New Roman"/>
+                <w:b w:val="0"/>
+                <w:i w:val="0"/>
+                <w:sz w:val="20"/>
+              </w:rPr>
+              <w:t>—</w:t>
+            </w:r>
+          </w:p>
+        </w:tc>
+      </w:tr>
+      <w:tr>
+        <w:tc>
+          <w:tcPr>
+            <w:tcW w:type="dxa" w:w="2160"/>
+          </w:tcPr>
+          <w:p>
+            <w:r>
+              <w:rPr>
+                <w:rFonts w:ascii="Times New Roman" w:hAnsi="Times New Roman"/>
+                <w:b w:val="0"/>
+                <w:i w:val="0"/>
+                <w:sz w:val="20"/>
+              </w:rPr>
+              <w:t>v3_lam0 ✓</w:t>
+            </w:r>
+          </w:p>
+        </w:tc>
+        <w:tc>
+          <w:tcPr>
+            <w:tcW w:type="dxa" w:w="720"/>
+          </w:tcPr>
+          <w:p>
+            <w:r>
+              <w:rPr>
+                <w:rFonts w:ascii="Times New Roman" w:hAnsi="Times New Roman"/>
+                <w:b w:val="0"/>
+                <w:i w:val="0"/>
+                <w:sz w:val="20"/>
+              </w:rPr>
+              <w:t>0.0</w:t>
+            </w:r>
+          </w:p>
+        </w:tc>
+        <w:tc>
+          <w:tcPr>
+            <w:tcW w:type="dxa" w:w="1008"/>
+          </w:tcPr>
+          <w:p>
+            <w:r>
+              <w:rPr>
+                <w:rFonts w:ascii="Times New Roman" w:hAnsi="Times New Roman"/>
+                <w:b w:val="0"/>
+                <w:i w:val="0"/>
+                <w:sz w:val="20"/>
+              </w:rPr>
+              <w:t>20k</w:t>
+            </w:r>
+          </w:p>
+        </w:tc>
+        <w:tc>
+          <w:tcPr>
+            <w:tcW w:type="dxa" w:w="1296"/>
+          </w:tcPr>
+          <w:p>
+            <w:r>
+              <w:rPr>
+                <w:rFonts w:ascii="Times New Roman" w:hAnsi="Times New Roman"/>
+                <w:b w:val="0"/>
+                <w:i w:val="0"/>
+                <w:sz w:val="20"/>
+              </w:rPr>
+              <w:t>0.431</w:t>
+            </w:r>
+          </w:p>
+        </w:tc>
+        <w:tc>
+          <w:tcPr>
+            <w:tcW w:type="dxa" w:w="1152"/>
+          </w:tcPr>
+          <w:p>
+            <w:r>
+              <w:rPr>
+                <w:rFonts w:ascii="Times New Roman" w:hAnsi="Times New Roman"/>
+                <w:b w:val="0"/>
+                <w:i w:val="0"/>
+                <w:sz w:val="20"/>
+              </w:rPr>
+              <w:t>0.009</w:t>
+            </w:r>
+          </w:p>
+        </w:tc>
+        <w:tc>
+          <w:tcPr>
+            <w:tcW w:type="dxa" w:w="1584"/>
+          </w:tcPr>
+          <w:p>
+            <w:r>
+              <w:rPr>
+                <w:rFonts w:ascii="Times New Roman" w:hAnsi="Times New Roman"/>
+                <w:b w:val="0"/>
+                <w:i w:val="0"/>
+                <w:sz w:val="20"/>
+              </w:rPr>
+              <w:t>0.08–1.9</w:t>
+            </w:r>
+          </w:p>
+        </w:tc>
+        <w:tc>
+          <w:tcPr>
+            <w:tcW w:type="dxa" w:w="1440"/>
+          </w:tcPr>
+          <w:p>
+            <w:r>
+              <w:rPr>
+                <w:rFonts w:ascii="Times New Roman" w:hAnsi="Times New Roman"/>
+                <w:b w:val="0"/>
+                <w:i w:val="0"/>
+                <w:sz w:val="20"/>
+              </w:rPr>
+              <w:t>3.83 Å</w:t>
+            </w:r>
+          </w:p>
+        </w:tc>
+      </w:tr>
+    </w:tbl>
+    <w:p/>
+    <w:p>
+      <w:pPr>
+        <w:spacing w:after="120"/>
+      </w:pPr>
+      <w:r>
+        <w:rPr>
+          <w:rFonts w:ascii="Times New Roman" w:hAnsi="Times New Roman"/>
+          <w:b w:val="0"/>
+          <w:i w:val="0"/>
+          <w:sz w:val="24"/>
+        </w:rPr>
+        <w:t>Finding: All λ &gt; 0 variants performed worse on every metric. The root cause is a conflict between the penalty (which pushes bonds toward 3.8 Å in training) and SHAKE constraints (which fix bonds at whatever the SE(3) update implies at inference — typically 4.5 Å for penalized models). The constraint wins at inference.</w:t>
+      </w:r>
+    </w:p>
+    <w:p>
+      <w:pPr>
+        <w:spacing w:after="120"/>
+      </w:pPr>
+      <w:r>
+        <w:rPr>
+          <w:rFonts w:ascii="Times New Roman" w:hAnsi="Times New Roman"/>
+          <w:b/>
+          <w:i w:val="0"/>
+          <w:sz w:val="24"/>
+        </w:rPr>
+        <w:t xml:space="preserve">Lesson: </w:t>
+      </w:r>
+      <w:r>
+        <w:rPr>
+          <w:rFonts w:ascii="Times New Roman" w:hAnsi="Times New Roman"/>
+          <w:b w:val="0"/>
+          <w:i w:val="0"/>
+          <w:sz w:val="24"/>
+        </w:rPr>
+        <w:t>Lesson: For SE(3) frame-space DDPM, physics-based loss augmentation should target quantities not subsequently constrained at inference. Bond geometry is better enforced by HBonds constraints in OpenMM.</w:t>
+      </w:r>
+    </w:p>
+    <w:p>
+      <w:pPr>
+        <w:pStyle w:val="Heading2"/>
+      </w:pPr>
+      <w:r>
+        <w:rPr>
+          <w:rFonts w:ascii="Times New Roman" w:hAnsi="Times New Roman"/>
+          <w:color w:val="000000"/>
+        </w:rPr>
+        <w:t>6.2 Narrow Lag Training and Out-of-Distribution Instability</w:t>
+      </w:r>
+    </w:p>
+    <w:p>
+      <w:pPr>
+        <w:spacing w:after="120"/>
+      </w:pPr>
+      <w:r>
+        <w:rPr>
+          <w:rFonts w:ascii="Times New Roman" w:hAnsi="Times New Roman"/>
+          <w:b w:val="0"/>
+          <w:i w:val="0"/>
+          <w:sz w:val="24"/>
+        </w:rPr>
+        <w:t>Motivation: The initial v3 training used only τ = 2000, 5000, 10000 ps. At inference with τ = 2000 ps, minor distributional differences from training (different proteins, different basins) caused NaN values mid-rollout.</w:t>
+      </w:r>
+    </w:p>
+    <w:p>
+      <w:pPr>
+        <w:spacing w:after="120"/>
+      </w:pPr>
+      <w:r>
+        <w:rPr>
+          <w:rFonts w:ascii="Times New Roman" w:hAnsi="Times New Roman"/>
+          <w:b w:val="0"/>
+          <w:i w:val="0"/>
+          <w:sz w:val="24"/>
+        </w:rPr>
+        <w:t>Fix: Extending the lag range to 100–50,000 ps (9 values, 500× range) in v4_longlags eliminated all NaN rollouts. Mean RMSF correlation improved from 0.431 → 0.575 from this single change.</w:t>
+      </w:r>
+    </w:p>
+    <w:p>
+      <w:pPr>
+        <w:spacing w:after="120"/>
+      </w:pPr>
+      <w:r>
+        <w:rPr>
+          <w:rFonts w:ascii="Times New Roman" w:hAnsi="Times New Roman"/>
+          <w:b/>
+          <w:i w:val="0"/>
+          <w:sz w:val="24"/>
+        </w:rPr>
+        <w:t xml:space="preserve">Lesson: </w:t>
+      </w:r>
+      <w:r>
+        <w:rPr>
+          <w:rFonts w:ascii="Times New Roman" w:hAnsi="Times New Roman"/>
+          <w:b w:val="0"/>
+          <w:i w:val="0"/>
+          <w:sz w:val="24"/>
+        </w:rPr>
+        <w:t>Lesson: Diffusion propagators for time-series rollout must cover the full inference lag distribution during training, with margin on both ends.</w:t>
+      </w:r>
+    </w:p>
+    <w:p>
+      <w:pPr>
+        <w:pStyle w:val="Heading2"/>
+      </w:pPr>
+      <w:r>
+        <w:rPr>
+          <w:rFonts w:ascii="Times New Roman" w:hAnsi="Times New Roman"/>
+          <w:color w:val="000000"/>
+        </w:rPr>
+        <w:t>6.3 Inference Temperature Calibration</w:t>
+      </w:r>
+    </w:p>
+    <w:p>
+      <w:pPr>
+        <w:spacing w:after="120"/>
+      </w:pPr>
+      <w:r>
+        <w:rPr>
+          <w:rFonts w:ascii="Times New Roman" w:hAnsi="Times New Roman"/>
+          <w:b w:val="0"/>
+          <w:i w:val="0"/>
+          <w:sz w:val="24"/>
+        </w:rPr>
+        <w:t>We swept T = 300, 375, 450 K for all six benchmark proteins:</w:t>
+      </w:r>
+    </w:p>
+    <w:tbl>
+      <w:tblPr>
+        <w:tblStyle w:val="TableGrid"/>
+        <w:tblW w:type="auto" w:w="0"/>
+        <w:jc w:val="center"/>
+        <w:tblLook w:firstColumn="1" w:firstRow="1" w:lastColumn="0" w:lastRow="0" w:noHBand="0" w:noVBand="1" w:val="04A0"/>
+      </w:tblPr>
+      <w:tblGrid>
+        <w:gridCol w:w="3120"/>
+        <w:gridCol w:w="3120"/>
+        <w:gridCol w:w="3120"/>
+      </w:tblGrid>
+      <w:tr>
+        <w:tc>
+          <w:tcPr>
+            <w:tcW w:type="dxa" w:w="1728"/>
+            <w:shd w:fill="D9D9D9" w:color="auto" w:val="clear"/>
+          </w:tcPr>
+          <w:p>
+            <w:pPr>
+              <w:jc w:val="center"/>
+            </w:pPr>
+            <w:r>
+              <w:rPr>
+                <w:rFonts w:ascii="Times New Roman" w:hAnsi="Times New Roman"/>
+                <w:b/>
+                <w:i w:val="0"/>
+                <w:sz w:val="20"/>
+              </w:rPr>
+              <w:t>Temperature</w:t>
+            </w:r>
+          </w:p>
+        </w:tc>
+        <w:tc>
+          <w:tcPr>
+            <w:tcW w:type="dxa" w:w="4608"/>
+            <w:shd w:fill="D9D9D9" w:color="auto" w:val="clear"/>
+          </w:tcPr>
+          <w:p>
+            <w:pPr>
+              <w:jc w:val="center"/>
+            </w:pPr>
+            <w:r>
+              <w:rPr>
+                <w:rFonts w:ascii="Times New Roman" w:hAnsi="Times New Roman"/>
+                <w:b/>
+                <w:i w:val="0"/>
+                <w:sz w:val="20"/>
+              </w:rPr>
+              <w:t>Behavior</w:t>
+            </w:r>
+          </w:p>
+        </w:tc>
+        <w:tc>
+          <w:tcPr>
+            <w:tcW w:type="dxa" w:w="3744"/>
+            <w:shd w:fill="D9D9D9" w:color="auto" w:val="clear"/>
+          </w:tcPr>
+          <w:p>
+            <w:pPr>
+              <w:jc w:val="center"/>
+            </w:pPr>
+            <w:r>
+              <w:rPr>
+                <w:rFonts w:ascii="Times New Roman" w:hAnsi="Times New Roman"/>
+                <w:b/>
+                <w:i w:val="0"/>
+                <w:sz w:val="20"/>
+              </w:rPr>
+              <w:t>Recommended for</w:t>
+            </w:r>
+          </w:p>
+        </w:tc>
+      </w:tr>
+      <w:tr>
+        <w:tc>
+          <w:tcPr>
+            <w:tcW w:type="dxa" w:w="1728"/>
+          </w:tcPr>
+          <w:p>
+            <w:r>
+              <w:rPr>
+                <w:rFonts w:ascii="Times New Roman" w:hAnsi="Times New Roman"/>
+                <w:b w:val="0"/>
+                <w:i w:val="0"/>
+                <w:sz w:val="20"/>
+              </w:rPr>
+              <w:t>300 K</w:t>
+            </w:r>
+          </w:p>
+        </w:tc>
+        <w:tc>
+          <w:tcPr>
+            <w:tcW w:type="dxa" w:w="4608"/>
+          </w:tcPr>
+          <w:p>
+            <w:r>
+              <w:rPr>
+                <w:rFonts w:ascii="Times New Roman" w:hAnsi="Times New Roman"/>
+                <w:b w:val="0"/>
+                <w:i w:val="0"/>
+                <w:sz w:val="20"/>
+              </w:rPr>
+              <w:t>Conservative; RMSF underestimated for flexible proteins</w:t>
+            </w:r>
+          </w:p>
+        </w:tc>
+        <w:tc>
+          <w:tcPr>
+            <w:tcW w:type="dxa" w:w="3744"/>
+          </w:tcPr>
+          <w:p>
+            <w:r>
+              <w:rPr>
+                <w:rFonts w:ascii="Times New Roman" w:hAnsi="Times New Roman"/>
+                <w:b w:val="0"/>
+                <w:i w:val="0"/>
+                <w:sz w:val="20"/>
+              </w:rPr>
+              <w:t>Slow-dynamics proteins (1b2s_F, 1z0b_A)</w:t>
+            </w:r>
+          </w:p>
+        </w:tc>
+      </w:tr>
+      <w:tr>
+        <w:tc>
+          <w:tcPr>
+            <w:tcW w:type="dxa" w:w="1728"/>
+          </w:tcPr>
+          <w:p>
+            <w:r>
+              <w:rPr>
+                <w:rFonts w:ascii="Times New Roman" w:hAnsi="Times New Roman"/>
+                <w:b w:val="0"/>
+                <w:i w:val="0"/>
+                <w:sz w:val="20"/>
+              </w:rPr>
+              <w:t>375 K</w:t>
+            </w:r>
+          </w:p>
+        </w:tc>
+        <w:tc>
+          <w:tcPr>
+            <w:tcW w:type="dxa" w:w="4608"/>
+          </w:tcPr>
+          <w:p>
+            <w:r>
+              <w:rPr>
+                <w:rFonts w:ascii="Times New Roman" w:hAnsi="Times New Roman"/>
+                <w:b w:val="0"/>
+                <w:i w:val="0"/>
+                <w:sz w:val="20"/>
+              </w:rPr>
+              <w:t>Optimal balance; broad conformational coverage</w:t>
+            </w:r>
+          </w:p>
+        </w:tc>
+        <w:tc>
+          <w:tcPr>
+            <w:tcW w:type="dxa" w:w="3744"/>
+          </w:tcPr>
+          <w:p>
+            <w:r>
+              <w:rPr>
+                <w:rFonts w:ascii="Times New Roman" w:hAnsi="Times New Roman"/>
+                <w:b w:val="0"/>
+                <w:i w:val="0"/>
+                <w:sz w:val="20"/>
+              </w:rPr>
+              <w:t>4 of 6 benchmark proteins (default)</w:t>
+            </w:r>
+          </w:p>
+        </w:tc>
+      </w:tr>
+      <w:tr>
+        <w:tc>
+          <w:tcPr>
+            <w:tcW w:type="dxa" w:w="1728"/>
+          </w:tcPr>
+          <w:p>
+            <w:r>
+              <w:rPr>
+                <w:rFonts w:ascii="Times New Roman" w:hAnsi="Times New Roman"/>
+                <w:b w:val="0"/>
+                <w:i w:val="0"/>
+                <w:sz w:val="20"/>
+              </w:rPr>
+              <w:t>450 K</w:t>
+            </w:r>
+          </w:p>
+        </w:tc>
+        <w:tc>
+          <w:tcPr>
+            <w:tcW w:type="dxa" w:w="4608"/>
+          </w:tcPr>
+          <w:p>
+            <w:r>
+              <w:rPr>
+                <w:rFonts w:ascii="Times New Roman" w:hAnsi="Times New Roman"/>
+                <w:b w:val="0"/>
+                <w:i w:val="0"/>
+                <w:sz w:val="20"/>
+              </w:rPr>
+              <w:t>Structural degradation; rmsf_corr drops 0.20–0.27 for large proteins</w:t>
+            </w:r>
+          </w:p>
+        </w:tc>
+        <w:tc>
+          <w:tcPr>
+            <w:tcW w:type="dxa" w:w="3744"/>
+          </w:tcPr>
+          <w:p>
+            <w:r>
+              <w:rPr>
+                <w:rFonts w:ascii="Times New Roman" w:hAnsi="Times New Roman"/>
+                <w:b w:val="0"/>
+                <w:i w:val="0"/>
+                <w:sz w:val="20"/>
+              </w:rPr>
+              <w:t>Not recommended</w:t>
+            </w:r>
+          </w:p>
+        </w:tc>
+      </w:tr>
+    </w:tbl>
+    <w:p/>
+    <w:p>
+      <w:pPr>
+        <w:spacing w:after="120"/>
+      </w:pPr>
+      <w:r>
+        <w:rPr>
+          <w:rFonts w:ascii="Times New Roman" w:hAnsi="Times New Roman"/>
+          <w:b/>
+          <w:i w:val="0"/>
+          <w:sz w:val="24"/>
+        </w:rPr>
+        <w:t xml:space="preserve">Lesson: </w:t>
+      </w:r>
+      <w:r>
+        <w:rPr>
+          <w:rFonts w:ascii="Times New Roman" w:hAnsi="Times New Roman"/>
+          <w:b w:val="0"/>
+          <w:i w:val="0"/>
+          <w:sz w:val="24"/>
+        </w:rPr>
+        <w:t>Lesson: A brief 3-point temperature sweep at 300/375/450 K adds minimal compute cost and reliably identifies the optimal inference temperature.</w:t>
+      </w:r>
+    </w:p>
+    <w:p>
+      <w:pPr>
+        <w:pStyle w:val="Heading2"/>
+      </w:pPr>
+      <w:r>
+        <w:rPr>
+          <w:rFonts w:ascii="Times New Roman" w:hAnsi="Times New Roman"/>
+          <w:color w:val="000000"/>
+        </w:rPr>
+        <w:t>6.4 Rollout Length Calibration for Conformational Exploration</w:t>
+      </w:r>
+    </w:p>
+    <w:p>
+      <w:pPr>
+        <w:spacing w:after="120"/>
+      </w:pPr>
+      <w:r>
+        <w:rPr>
+          <w:rFonts w:ascii="Times New Roman" w:hAnsi="Times New Roman"/>
+          <w:b w:val="0"/>
+          <w:i w:val="0"/>
+          <w:sz w:val="24"/>
+        </w:rPr>
+        <w:t>Three rollout lengths were tested for KRAS (τ = 2000 ps per step):</w:t>
+      </w:r>
+    </w:p>
+    <w:tbl>
+      <w:tblPr>
+        <w:tblStyle w:val="TableGrid"/>
+        <w:tblW w:type="auto" w:w="0"/>
+        <w:jc w:val="center"/>
+        <w:tblLook w:firstColumn="1" w:firstRow="1" w:lastColumn="0" w:lastRow="0" w:noHBand="0" w:noVBand="1" w:val="04A0"/>
+      </w:tblPr>
+      <w:tblGrid>
+        <w:gridCol w:w="2340"/>
+        <w:gridCol w:w="2340"/>
+        <w:gridCol w:w="2340"/>
+        <w:gridCol w:w="2340"/>
+      </w:tblGrid>
+      <w:tr>
+        <w:tc>
+          <w:tcPr>
+            <w:tcW w:type="dxa" w:w="1152"/>
+            <w:shd w:fill="D9D9D9" w:color="auto" w:val="clear"/>
+          </w:tcPr>
+          <w:p>
+            <w:pPr>
+              <w:jc w:val="center"/>
+            </w:pPr>
+            <w:r>
+              <w:rPr>
+                <w:rFonts w:ascii="Times New Roman" w:hAnsi="Times New Roman"/>
+                <w:b/>
+                <w:i w:val="0"/>
+                <w:sz w:val="20"/>
+              </w:rPr>
+              <w:t>n_steps</w:t>
+            </w:r>
+          </w:p>
+        </w:tc>
+        <w:tc>
+          <w:tcPr>
+            <w:tcW w:type="dxa" w:w="1728"/>
+            <w:shd w:fill="D9D9D9" w:color="auto" w:val="clear"/>
+          </w:tcPr>
+          <w:p>
+            <w:pPr>
+              <w:jc w:val="center"/>
+            </w:pPr>
+            <w:r>
+              <w:rPr>
+                <w:rFonts w:ascii="Times New Roman" w:hAnsi="Times New Roman"/>
+                <w:b/>
+                <w:i w:val="0"/>
+                <w:sz w:val="20"/>
+              </w:rPr>
+              <w:t>Simulated time</w:t>
+            </w:r>
+          </w:p>
+        </w:tc>
+        <w:tc>
+          <w:tcPr>
+            <w:tcW w:type="dxa" w:w="2016"/>
+            <w:shd w:fill="D9D9D9" w:color="auto" w:val="clear"/>
+          </w:tcPr>
+          <w:p>
+            <w:pPr>
+              <w:jc w:val="center"/>
+            </w:pPr>
+            <w:r>
+              <w:rPr>
+                <w:rFonts w:ascii="Times New Roman" w:hAnsi="Times New Roman"/>
+                <w:b/>
+                <w:i w:val="0"/>
+                <w:sz w:val="20"/>
+              </w:rPr>
+              <w:t>RMSD from native</w:t>
+            </w:r>
+          </w:p>
+        </w:tc>
+        <w:tc>
+          <w:tcPr>
+            <w:tcW w:type="dxa" w:w="5184"/>
+            <w:shd w:fill="D9D9D9" w:color="auto" w:val="clear"/>
+          </w:tcPr>
+          <w:p>
+            <w:pPr>
+              <w:jc w:val="center"/>
+            </w:pPr>
+            <w:r>
+              <w:rPr>
+                <w:rFonts w:ascii="Times New Roman" w:hAnsi="Times New Roman"/>
+                <w:b/>
+                <w:i w:val="0"/>
+                <w:sz w:val="20"/>
+              </w:rPr>
+              <w:t>Outcome</w:t>
+            </w:r>
+          </w:p>
+        </w:tc>
+      </w:tr>
+      <w:tr>
+        <w:tc>
+          <w:tcPr>
+            <w:tcW w:type="dxa" w:w="1152"/>
+          </w:tcPr>
+          <w:p>
+            <w:r>
+              <w:rPr>
+                <w:rFonts w:ascii="Times New Roman" w:hAnsi="Times New Roman"/>
+                <w:b w:val="0"/>
+                <w:i w:val="0"/>
+                <w:sz w:val="20"/>
+              </w:rPr>
+              <w:t>200</w:t>
+            </w:r>
+          </w:p>
+        </w:tc>
+        <w:tc>
+          <w:tcPr>
+            <w:tcW w:type="dxa" w:w="1728"/>
+          </w:tcPr>
+          <w:p>
+            <w:r>
+              <w:rPr>
+                <w:rFonts w:ascii="Times New Roman" w:hAnsi="Times New Roman"/>
+                <w:b w:val="0"/>
+                <w:i w:val="0"/>
+                <w:sz w:val="20"/>
+              </w:rPr>
+              <w:t>400 ns</w:t>
+            </w:r>
+          </w:p>
+        </w:tc>
+        <w:tc>
+          <w:tcPr>
+            <w:tcW w:type="dxa" w:w="2016"/>
+          </w:tcPr>
+          <w:p>
+            <w:r>
+              <w:rPr>
+                <w:rFonts w:ascii="Times New Roman" w:hAnsi="Times New Roman"/>
+                <w:b w:val="0"/>
+                <w:i w:val="0"/>
+                <w:sz w:val="20"/>
+              </w:rPr>
+              <w:t>8–15 Å</w:t>
+            </w:r>
+          </w:p>
+        </w:tc>
+        <w:tc>
+          <w:tcPr>
+            <w:tcW w:type="dxa" w:w="5184"/>
+          </w:tcPr>
+          <w:p>
+            <w:r>
+              <w:rPr>
+                <w:rFonts w:ascii="Times New Roman" w:hAnsi="Times New Roman"/>
+                <w:b w:val="0"/>
+                <w:i w:val="0"/>
+                <w:sz w:val="20"/>
+              </w:rPr>
+              <w:t>Partially unfolded; beyond biological relevance</w:t>
+            </w:r>
+          </w:p>
+        </w:tc>
+      </w:tr>
+      <w:tr>
+        <w:tc>
+          <w:tcPr>
+            <w:tcW w:type="dxa" w:w="1152"/>
+          </w:tcPr>
+          <w:p>
+            <w:r>
+              <w:rPr>
+                <w:rFonts w:ascii="Times New Roman" w:hAnsi="Times New Roman"/>
+                <w:b w:val="0"/>
+                <w:i w:val="0"/>
+                <w:sz w:val="20"/>
+              </w:rPr>
+              <w:t>50 ✓</w:t>
+            </w:r>
+          </w:p>
+        </w:tc>
+        <w:tc>
+          <w:tcPr>
+            <w:tcW w:type="dxa" w:w="1728"/>
+          </w:tcPr>
+          <w:p>
+            <w:r>
+              <w:rPr>
+                <w:rFonts w:ascii="Times New Roman" w:hAnsi="Times New Roman"/>
+                <w:b w:val="0"/>
+                <w:i w:val="0"/>
+                <w:sz w:val="20"/>
+              </w:rPr>
+              <w:t>100 ns</w:t>
+            </w:r>
+          </w:p>
+        </w:tc>
+        <w:tc>
+          <w:tcPr>
+            <w:tcW w:type="dxa" w:w="2016"/>
+          </w:tcPr>
+          <w:p>
+            <w:r>
+              <w:rPr>
+                <w:rFonts w:ascii="Times New Roman" w:hAnsi="Times New Roman"/>
+                <w:b w:val="0"/>
+                <w:i w:val="0"/>
+                <w:sz w:val="20"/>
+              </w:rPr>
+              <w:t>2–7 Å</w:t>
+            </w:r>
+          </w:p>
+        </w:tc>
+        <w:tc>
+          <w:tcPr>
+            <w:tcW w:type="dxa" w:w="5184"/>
+          </w:tcPr>
+          <w:p>
+            <w:r>
+              <w:rPr>
+                <w:rFonts w:ascii="Times New Roman" w:hAnsi="Times New Roman"/>
+                <w:b w:val="0"/>
+                <w:i w:val="0"/>
+                <w:sz w:val="20"/>
+              </w:rPr>
+              <w:t>Biologically relevant switch I/II rearrangements</w:t>
+            </w:r>
+          </w:p>
+        </w:tc>
+      </w:tr>
+      <w:tr>
+        <w:tc>
+          <w:tcPr>
+            <w:tcW w:type="dxa" w:w="1152"/>
+          </w:tcPr>
+          <w:p>
+            <w:r>
+              <w:rPr>
+                <w:rFonts w:ascii="Times New Roman" w:hAnsi="Times New Roman"/>
+                <w:b w:val="0"/>
+                <w:i w:val="0"/>
+                <w:sz w:val="20"/>
+              </w:rPr>
+              <w:t>20</w:t>
+            </w:r>
+          </w:p>
+        </w:tc>
+        <w:tc>
+          <w:tcPr>
+            <w:tcW w:type="dxa" w:w="1728"/>
+          </w:tcPr>
+          <w:p>
+            <w:r>
+              <w:rPr>
+                <w:rFonts w:ascii="Times New Roman" w:hAnsi="Times New Roman"/>
+                <w:b w:val="0"/>
+                <w:i w:val="0"/>
+                <w:sz w:val="20"/>
+              </w:rPr>
+              <w:t>40 ns</w:t>
+            </w:r>
+          </w:p>
+        </w:tc>
+        <w:tc>
+          <w:tcPr>
+            <w:tcW w:type="dxa" w:w="2016"/>
+          </w:tcPr>
+          <w:p>
+            <w:r>
+              <w:rPr>
+                <w:rFonts w:ascii="Times New Roman" w:hAnsi="Times New Roman"/>
+                <w:b w:val="0"/>
+                <w:i w:val="0"/>
+                <w:sz w:val="20"/>
+              </w:rPr>
+              <w:t>1–3 Å</w:t>
+            </w:r>
+          </w:p>
+        </w:tc>
+        <w:tc>
+          <w:tcPr>
+            <w:tcW w:type="dxa" w:w="5184"/>
+          </w:tcPr>
+          <w:p>
+            <w:r>
+              <w:rPr>
+                <w:rFonts w:ascii="Times New Roman" w:hAnsi="Times New Roman"/>
+                <w:b w:val="0"/>
+                <w:i w:val="0"/>
+                <w:sz w:val="20"/>
+              </w:rPr>
+              <w:t>Conservative; near-native only</w:t>
+            </w:r>
+          </w:p>
+        </w:tc>
+      </w:tr>
+    </w:tbl>
+    <w:p/>
+    <w:p>
+      <w:pPr>
+        <w:spacing w:after="120"/>
+      </w:pPr>
+      <w:r>
+        <w:rPr>
+          <w:rFonts w:ascii="Times New Roman" w:hAnsi="Times New Roman"/>
+          <w:b/>
+          <w:i w:val="0"/>
+          <w:sz w:val="24"/>
+        </w:rPr>
+        <w:t xml:space="preserve">Lesson: </w:t>
+      </w:r>
+      <w:r>
+        <w:rPr>
+          <w:rFonts w:ascii="Times New Roman" w:hAnsi="Times New Roman"/>
+          <w:b w:val="0"/>
+          <w:i w:val="0"/>
+          <w:sz w:val="24"/>
+        </w:rPr>
+        <w:t>Lesson: For a 169-residue signaling protein at τ = 2000 ps, 50 steps (100 ns) per exploration attempt is the practical sweet spot between trivial near-native sampling and unphysical unfolding.</w:t>
+      </w:r>
+    </w:p>
+    <w:p>
+      <w:pPr>
+        <w:pStyle w:val="Heading2"/>
+      </w:pPr>
+      <w:r>
+        <w:rPr>
+          <w:rFonts w:ascii="Times New Roman" w:hAnsi="Times New Roman"/>
+          <w:color w:val="000000"/>
+        </w:rPr>
+        <w:t>6.5 KRAS Fine-Tune: Choice of Base Checkpoint</w:t>
+      </w:r>
+    </w:p>
+    <w:p>
+      <w:pPr>
+        <w:spacing w:after="120"/>
+      </w:pPr>
+      <w:r>
+        <w:rPr>
+          <w:rFonts w:ascii="Times New Roman" w:hAnsi="Times New Roman"/>
+          <w:b w:val="0"/>
+          <w:i w:val="0"/>
+          <w:sz w:val="24"/>
+        </w:rPr>
+        <w:t>Two base checkpoints were evaluated for KRAS fine-tuning: v4_longlags (ATLAS-adapted, wide-lag) vs. v2_256h_90k (universal pretraining, 2,938 proteins).</w:t>
+      </w:r>
+    </w:p>
+    <w:p>
+      <w:pPr>
+        <w:spacing w:after="120"/>
+      </w:pPr>
+      <w:r>
+        <w:rPr>
+          <w:rFonts w:ascii="Times New Roman" w:hAnsi="Times New Roman"/>
+          <w:b w:val="0"/>
+          <w:i w:val="0"/>
+          <w:sz w:val="24"/>
+        </w:rPr>
+        <w:t>Rationale for v2_256h_90k: The KRAS trajectory covers τ = 2000–10,000 ps — within the universal pretraining distribution but narrower than v4_longlags. Fine-tuning from v2_256h_90k at LR = 1e-4 lets KRAS-specific data dominate without ATLAS inductive biases interfering, and avoids catastrophic forgetting of the universal dynamics grammar.</w:t>
+      </w:r>
+    </w:p>
+    <w:p>
+      <w:pPr>
+        <w:spacing w:after="120"/>
+      </w:pPr>
+      <w:r>
+        <w:rPr>
+          <w:rFonts w:ascii="Times New Roman" w:hAnsi="Times New Roman"/>
+          <w:b w:val="0"/>
+          <w:i w:val="0"/>
+          <w:sz w:val="24"/>
+        </w:rPr>
+        <w:t>Outcome: kras_ft achieved dist_js = 7.5×10⁻⁵ and zero steric clashes with only 5,000 steps, confirming direct fine-tuning from the universal checkpoint is the principled path when the target lag distribution differs from the intermediate fine-tune.</w:t>
+      </w:r>
+    </w:p>
+    <w:p>
+      <w:pPr>
+        <w:pStyle w:val="Heading2"/>
+      </w:pPr>
+      <w:r>
+        <w:rPr>
+          <w:rFonts w:ascii="Times New Roman" w:hAnsi="Times New Roman"/>
+          <w:color w:val="000000"/>
+        </w:rPr>
+        <w:t>6.6 GPU Backend: CUDA vs OpenCL on AArch64</w:t>
+      </w:r>
+    </w:p>
+    <w:p>
+      <w:pPr>
+        <w:spacing w:after="120"/>
+      </w:pPr>
+      <w:r>
+        <w:rPr>
+          <w:rFonts w:ascii="Times New Roman" w:hAnsi="Times New Roman"/>
+          <w:b w:val="0"/>
+          <w:i w:val="0"/>
+          <w:sz w:val="24"/>
+        </w:rPr>
+        <w:t>Attempted: Installation of CUDA-enabled OpenMM on the development hardware (NVIDIA Grace Blackwell GB10, AArch64 / ARM64 architecture).</w:t>
+      </w:r>
+    </w:p>
+    <w:p>
+      <w:pPr>
+        <w:spacing w:after="120"/>
+      </w:pPr>
+      <w:r>
+        <w:rPr>
+          <w:rFonts w:ascii="Times New Roman" w:hAnsi="Times New Roman"/>
+          <w:b w:val="0"/>
+          <w:i w:val="0"/>
+          <w:sz w:val="24"/>
+        </w:rPr>
+        <w:t>Finding: As of mid-2026, conda-forge does not provide a CUDA-enabled OpenMM build for AArch64. Only the OpenCL backend is available, running on the GPU at ~3–4× lower throughput than CUDA on equivalent hardware.</w:t>
+      </w:r>
+    </w:p>
+    <w:p>
+      <w:pPr>
+        <w:spacing w:after="120"/>
+      </w:pPr>
+      <w:r>
+        <w:rPr>
+          <w:rFonts w:ascii="Times New Roman" w:hAnsi="Times New Roman"/>
+          <w:b w:val="0"/>
+          <w:i w:val="0"/>
+          <w:sz w:val="24"/>
+        </w:rPr>
+        <w:t>Alternative investigated: Building OpenMM from source with CUDA on AArch64. Technically feasible but requires careful CUDA toolkit/CMake/Python version matching — multi-hour build with non-trivial failure modes.</w:t>
+      </w:r>
+    </w:p>
+    <w:p>
+      <w:pPr>
+        <w:spacing w:after="120"/>
+      </w:pPr>
+      <w:r>
+        <w:rPr>
+          <w:rFonts w:ascii="Times New Roman" w:hAnsi="Times New Roman"/>
+          <w:b/>
+          <w:i w:val="0"/>
+          <w:sz w:val="24"/>
+        </w:rPr>
+        <w:t xml:space="preserve">Lesson: </w:t>
+      </w:r>
+      <w:r>
+        <w:rPr>
+          <w:rFonts w:ascii="Times New Roman" w:hAnsi="Times New Roman"/>
+          <w:b w:val="0"/>
+          <w:i w:val="0"/>
+          <w:sz w:val="24"/>
+        </w:rPr>
+        <w:t>Lesson: AArch64 workstations are suitable for development and small-scale testing via OpenCL. For production hybrid-pipeline runs, x86-64 HPC clusters (A100, H100, V100) with native CUDA OpenMM deliver the expected 10,000–20,000× MD acceleration.</w:t>
       </w:r>
     </w:p>
     <w:p>
@@ -5402,7 +5519,7 @@
           <w:rFonts w:ascii="Times New Roman" w:hAnsi="Times New Roman"/>
           <w:color w:val="000000"/>
         </w:rPr>
-        <w:t>6. Software and Open-Source Contributions</w:t>
+        <w:t>7. Software and Open-Source Contributions</w:t>
       </w:r>
     </w:p>
     <w:p>
@@ -5416,7 +5533,7 @@
           <w:i w:val="0"/>
           <w:sz w:val="24"/>
         </w:rPr>
-        <w:t>All code, pretrained checkpoints, and documentation developed under this award are publicly available at https://github.com/qshao/DL-MD. The repository includes:</w:t>
+        <w:t>All code, pretrained checkpoints, and documentation developed under this award are publicly available at https://github.com/qshao/DL-MD:</w:t>
       </w:r>
     </w:p>
     <w:p>
@@ -5427,11 +5544,20 @@
       <w:r>
         <w:rPr>
           <w:rFonts w:ascii="Times New Roman" w:hAnsi="Times New Roman"/>
+          <w:b/>
+          <w:i w:val="0"/>
+          <w:sz w:val="24"/>
+        </w:rPr>
+        <w:t xml:space="preserve">lsmd/ </w:t>
+      </w:r>
+      <w:r>
+        <w:rPr>
+          <w:rFonts w:ascii="Times New Roman" w:hAnsi="Times New Roman"/>
           <w:b w:val="0"/>
           <w:i w:val="0"/>
           <w:sz w:val="24"/>
         </w:rPr>
-        <w:t>lsmd/ — Python package: PropagatorNet architecture, DDPM/DDIM sampler, CV-guided exploration, all-atom reconstruction, OpenMM MD validation, and pipeline analysis modules</w:t>
+        <w:t>Python package: PropagatorNet architecture, DDPM/DDIM sampler, CV-guided exploration, all-atom reconstruction, OpenMM MD validation, and pipeline analysis modules</w:t>
       </w:r>
     </w:p>
     <w:p>
@@ -5442,11 +5568,20 @@
       <w:r>
         <w:rPr>
           <w:rFonts w:ascii="Times New Roman" w:hAnsi="Times New Roman"/>
+          <w:b/>
+          <w:i w:val="0"/>
+          <w:sz w:val="24"/>
+        </w:rPr>
+        <w:t xml:space="preserve">scripts/ </w:t>
+      </w:r>
+      <w:r>
+        <w:rPr>
+          <w:rFonts w:ascii="Times New Roman" w:hAnsi="Times New Roman"/>
           <w:b w:val="0"/>
           <w:i w:val="0"/>
           <w:sz w:val="24"/>
         </w:rPr>
-        <w:t>scripts/ — Command-line interfaces for preprocessing, training, validation, exploration, and the hybrid pipeline</w:t>
+        <w:t>CLIs for preprocessing, training, validation, exploration, and the hybrid pipeline</w:t>
       </w:r>
     </w:p>
     <w:p>
@@ -5457,11 +5592,20 @@
       <w:r>
         <w:rPr>
           <w:rFonts w:ascii="Times New Roman" w:hAnsi="Times New Roman"/>
+          <w:b/>
+          <w:i w:val="0"/>
+          <w:sz w:val="24"/>
+        </w:rPr>
+        <w:t xml:space="preserve">checkpoints/ </w:t>
+      </w:r>
+      <w:r>
+        <w:rPr>
+          <w:rFonts w:ascii="Times New Roman" w:hAnsi="Times New Roman"/>
           <w:b w:val="0"/>
           <w:i w:val="0"/>
           <w:sz w:val="24"/>
         </w:rPr>
-        <w:t>checkpoints/ — Pretrained and fine-tuned model weights (v2 universal, v4 per-protein, KRAS fine-tune)</w:t>
+        <w:t>Pretrained and fine-tuned model weights (v2 universal, v4 per-protein, KRAS fine-tune)</w:t>
       </w:r>
     </w:p>
     <w:p>
@@ -5472,11 +5616,20 @@
       <w:r>
         <w:rPr>
           <w:rFonts w:ascii="Times New Roman" w:hAnsi="Times New Roman"/>
+          <w:b/>
+          <w:i w:val="0"/>
+          <w:sz w:val="24"/>
+        </w:rPr>
+        <w:t xml:space="preserve">tests/ </w:t>
+      </w:r>
+      <w:r>
+        <w:rPr>
+          <w:rFonts w:ascii="Times New Roman" w:hAnsi="Times New Roman"/>
           <w:b w:val="0"/>
           <w:i w:val="0"/>
           <w:sz w:val="24"/>
         </w:rPr>
-        <w:t>tests/ — 247 automated tests (pytest) covering all modules; CI-compatible</w:t>
+        <w:t>247 automated tests (pytest) covering all modules; CI-compatible</w:t>
       </w:r>
     </w:p>
     <w:p>
@@ -5487,17 +5640,12 @@
       <w:r>
         <w:rPr>
           <w:rFonts w:ascii="Times New Roman" w:hAnsi="Times New Roman"/>
-          <w:b w:val="0"/>
+          <w:b/>
           <w:i w:val="0"/>
           <w:sz w:val="24"/>
         </w:rPr>
-        <w:t>docs/tutorial.md — 1,683-line tutorial covering environment setup (conda, x86-64 and AArch64), training workflows, inference modes, exploration, hybrid pipeline, HPC cluster deployment (Slurm scripts for V100/A100/H100), and common issues</w:t>
+        <w:t xml:space="preserve">docs/tutorial.md </w:t>
       </w:r>
-    </w:p>
-    <w:p>
-      <w:pPr>
-        <w:spacing w:after="120"/>
-      </w:pPr>
       <w:r>
         <w:rPr>
           <w:rFonts w:ascii="Times New Roman" w:hAnsi="Times New Roman"/>
@@ -5505,7 +5653,7 @@
           <w:i w:val="0"/>
           <w:sz w:val="24"/>
         </w:rPr>
-        <w:t>The tutorial includes dedicated sections for HPC clusters with CUDA version compatibility matrices, recommended --n_parallel settings per GPU tier, and memory requirement tables to facilitate adoption by research groups without dedicated ML infrastructure support.</w:t>
+        <w:t>1,683-line tutorial covering environment setup (x86-64 and AArch64), training, inference, exploration, hybrid pipeline, HPC cluster deployment (Slurm scripts for V100/A100/H100), and common issues</w:t>
       </w:r>
     </w:p>
     <w:p>
@@ -5517,7 +5665,7 @@
           <w:rFonts w:ascii="Times New Roman" w:hAnsi="Times New Roman"/>
           <w:color w:val="000000"/>
         </w:rPr>
-        <w:t>7. Challenges and Solutions</w:t>
+        <w:t>8. Challenges and Solutions</w:t>
       </w:r>
     </w:p>
     <w:tbl>
@@ -5596,7 +5744,7 @@
         </w:tc>
         <w:tc>
           <w:tcPr>
-            <w:tcW w:type="dxa" w:w="2016"/>
+            <w:tcW w:type="dxa" w:w="2736"/>
             <w:shd w:fill="D9D9D9" w:color="auto" w:val="clear"/>
           </w:tcPr>
           <w:p>
@@ -5644,7 +5792,7 @@
                 <w:i w:val="0"/>
                 <w:sz w:val="20"/>
               </w:rPr>
-              <w:t>Inference lag τ=2000 ps outside training distribution (min lag 5000 ps)</w:t>
+              <w:t>Inference lag outside training distribution</w:t>
             </w:r>
           </w:p>
         </w:tc>
@@ -5660,13 +5808,13 @@
                 <w:i w:val="0"/>
                 <w:sz w:val="20"/>
               </w:rPr>
-              <w:t>Extended training lag range to 100–50,000 ps (v4_longlags)</w:t>
+              <w:t>Extended lag range to 100–50,000 ps</w:t>
             </w:r>
           </w:p>
         </w:tc>
         <w:tc>
           <w:tcPr>
-            <w:tcW w:type="dxa" w:w="2016"/>
+            <w:tcW w:type="dxa" w:w="2736"/>
           </w:tcPr>
           <w:p>
             <w:r>
@@ -5676,7 +5824,7 @@
                 <w:i w:val="0"/>
                 <w:sz w:val="20"/>
               </w:rPr>
-              <w:t>NaN-free rollout; RMSF corr improved 0.43→0.58</w:t>
+              <w:t>NaN-free rollout; RMSF corr 0.43→0.58</w:t>
             </w:r>
           </w:p>
         </w:tc>
@@ -5694,7 +5842,7 @@
                 <w:i w:val="0"/>
                 <w:sz w:val="20"/>
               </w:rPr>
-              <w:t>Geometric penalty degrades bonds</w:t>
+              <w:t>Bond lengths at 4.5 Å</w:t>
             </w:r>
           </w:p>
         </w:tc>
@@ -5710,7 +5858,7 @@
                 <w:i w:val="0"/>
                 <w:sz w:val="20"/>
               </w:rPr>
-              <w:t>C1 soft loss conflicts with SHAKE constraints at inference</w:t>
+              <w:t>Geometric penalty conflicts with SHAKE at inference</w:t>
             </w:r>
           </w:p>
         </w:tc>
@@ -5726,13 +5874,13 @@
                 <w:i w:val="0"/>
                 <w:sz w:val="20"/>
               </w:rPr>
-              <w:t>Set λ=0.0 (pure DDPM); systematic comparison across λ values</w:t>
+              <w:t>Set λ=0.0 (pure DDPM)</w:t>
             </w:r>
           </w:p>
         </w:tc>
         <w:tc>
           <w:tcPr>
-            <w:tcW w:type="dxa" w:w="2016"/>
+            <w:tcW w:type="dxa" w:w="2736"/>
           </w:tcPr>
           <w:p>
             <w:r>
@@ -5742,7 +5890,7 @@
                 <w:i w:val="0"/>
                 <w:sz w:val="20"/>
               </w:rPr>
-              <w:t>Bond length stabilized at 3.83 Å; clashes eliminated</w:t>
+              <w:t>Bonds at 3.83 Å; clashes eliminated</w:t>
             </w:r>
           </w:p>
         </w:tc>
@@ -5760,7 +5908,7 @@
                 <w:i w:val="0"/>
                 <w:sz w:val="20"/>
               </w:rPr>
-              <w:t>100% geometry filter rejection during exploration</w:t>
+              <w:t>100% geometry filter rejection</w:t>
             </w:r>
           </w:p>
         </w:tc>
@@ -5776,7 +5924,7 @@
                 <w:i w:val="0"/>
                 <w:sz w:val="20"/>
               </w:rPr>
-              <w:t>ref_bond computed from mean structure (0.12 Å shorter than per-frame mean)</w:t>
+              <w:t>ref_bond from mean structure 0.12 Å short</w:t>
             </w:r>
           </w:p>
         </w:tc>
@@ -5792,13 +5940,13 @@
                 <w:i w:val="0"/>
                 <w:sz w:val="20"/>
               </w:rPr>
-              <w:t>Changed to per-frame bond mean in CA positions</w:t>
+              <w:t>Changed to per-frame bond mean</w:t>
             </w:r>
           </w:p>
         </w:tc>
         <w:tc>
           <w:tcPr>
-            <w:tcW w:type="dxa" w:w="2016"/>
+            <w:tcW w:type="dxa" w:w="2736"/>
           </w:tcPr>
           <w:p>
             <w:r>
@@ -5842,7 +5990,7 @@
                 <w:i w:val="0"/>
                 <w:sz w:val="20"/>
               </w:rPr>
-              <w:t>HBonds constraints missing; sidechain clashes from reconstruction blow up integrator</w:t>
+              <w:t>HBonds constraints missing; sidechain clashes</w:t>
             </w:r>
           </w:p>
         </w:tc>
@@ -5858,13 +6006,13 @@
                 <w:i w:val="0"/>
                 <w:sz w:val="20"/>
               </w:rPr>
-              <w:t>Added constraints=HBonds to createSystem()</w:t>
+              <w:t>Added constraints=HBonds</w:t>
             </w:r>
           </w:p>
         </w:tc>
         <w:tc>
           <w:tcPr>
-            <w:tcW w:type="dxa" w:w="2016"/>
+            <w:tcW w:type="dxa" w:w="2736"/>
           </w:tcPr>
           <w:p>
             <w:r>
@@ -5874,7 +6022,7 @@
                 <w:i w:val="0"/>
                 <w:sz w:val="20"/>
               </w:rPr>
-              <w:t>All 200 KRAS structures stable at 1 ns MD</w:t>
+              <w:t>All 200 KRAS structures stable</w:t>
             </w:r>
           </w:p>
         </w:tc>
@@ -5908,7 +6056,7 @@
                 <w:i w:val="0"/>
                 <w:sz w:val="20"/>
               </w:rPr>
-              <w:t>Implicit solvent specified both via XML file and createSystem() argument</w:t>
+              <w:t>Implicit solvent specified twice (XML + createSystem)</w:t>
             </w:r>
           </w:p>
         </w:tc>
@@ -5924,13 +6072,13 @@
                 <w:i w:val="0"/>
                 <w:sz w:val="20"/>
               </w:rPr>
-              <w:t>Removed double specification; XML file sets model</w:t>
+              <w:t>Removed double specification</w:t>
             </w:r>
           </w:p>
         </w:tc>
         <w:tc>
           <w:tcPr>
-            <w:tcW w:type="dxa" w:w="2016"/>
+            <w:tcW w:type="dxa" w:w="2736"/>
           </w:tcPr>
           <w:p>
             <w:r>
@@ -5958,7 +6106,7 @@
                 <w:i w:val="0"/>
                 <w:sz w:val="20"/>
               </w:rPr>
-              <w:t>OpenCL vs CUDA performance gap</w:t>
+              <w:t>OpenCL vs CUDA gap on AArch64</w:t>
             </w:r>
           </w:p>
         </w:tc>
@@ -5974,7 +6122,7 @@
                 <w:i w:val="0"/>
                 <w:sz w:val="20"/>
               </w:rPr>
-              <w:t>conda-forge OpenMM lacks CUDA backend on AArch64 (ARM64)</w:t>
+              <w:t>conda-forge has no AArch64 CUDA OpenMM build</w:t>
             </w:r>
           </w:p>
         </w:tc>
@@ -5990,13 +6138,13 @@
                 <w:i w:val="0"/>
                 <w:sz w:val="20"/>
               </w:rPr>
-              <w:t>Documented workaround; CUDA available on x86-64 clusters</w:t>
+              <w:t>Documented; use x86-64 clusters for production</w:t>
             </w:r>
           </w:p>
         </w:tc>
         <w:tc>
           <w:tcPr>
-            <w:tcW w:type="dxa" w:w="2016"/>
+            <w:tcW w:type="dxa" w:w="2736"/>
           </w:tcPr>
           <w:p>
             <w:r>
@@ -6006,7 +6154,7 @@
                 <w:i w:val="0"/>
                 <w:sz w:val="20"/>
               </w:rPr>
-              <w:t>3–4× speedup available on standard HPC hardware</w:t>
+              <w:t>3–4× speedup on HPC hardware</w:t>
             </w:r>
           </w:p>
         </w:tc>
@@ -6022,21 +6170,7 @@
           <w:rFonts w:ascii="Times New Roman" w:hAnsi="Times New Roman"/>
           <w:color w:val="000000"/>
         </w:rPr>
-        <w:t>8. Future Work</w:t>
-      </w:r>
-    </w:p>
-    <w:p>
-      <w:pPr>
-        <w:spacing w:after="120"/>
-      </w:pPr>
-      <w:r>
-        <w:rPr>
-          <w:rFonts w:ascii="Times New Roman" w:hAnsi="Times New Roman"/>
-          <w:b w:val="0"/>
-          <w:i w:val="0"/>
-          <w:sz w:val="24"/>
-        </w:rPr>
-        <w:t>The following directions are planned for the next reporting period:</w:t>
+        <w:t>9. Future Work</w:t>
       </w:r>
     </w:p>
     <w:p>
@@ -6060,7 +6194,7 @@
           <w:i w:val="0"/>
           <w:sz w:val="24"/>
         </w:rPr>
-        <w:t>Run the hybrid pipeline fes and kinetics objectives on the KRAS exploration ensemble. The fes objective (25 ns × 300 structures) will produce the first data-driven free energy surface for KRAS-WT at physiological temperature. The kinetics objective (50 ns × 500 structures + PyEMMA MSM) will estimate implied timescales for switch I/II interconversion.</w:t>
+        <w:t>Run fes and kinetics objectives on the KRAS ensemble to produce the first data-driven free energy surface and MSM-derived implied timescales for switch I/II interconversion at physiological temperature.</w:t>
       </w:r>
     </w:p>
     <w:p>
@@ -6084,7 +6218,7 @@
           <w:i w:val="0"/>
           <w:sz w:val="24"/>
         </w:rPr>
-        <w:t>The 6ovk_R model (219 residues) under-performs on RMSF correlation (r=0.715). Re-fine-tuning with 20,000 steps from the universal checkpoint, combined with longer validation rollout (500 steps), is expected to bring this protein into the r &gt; 0.90 target range.</w:t>
+        <w:t>Re-fine-tune 6ovk_R (219 residues) with 20,000 steps to bring RMSF correlation into the r &gt; 0.90 target range.</w:t>
       </w:r>
     </w:p>
     <w:p>
@@ -6108,7 +6242,7 @@
           <w:i w:val="0"/>
           <w:sz w:val="24"/>
         </w:rPr>
-        <w:t>The current model is tested only on GDP-bound KRAS-WT. We will fine-tune separate models for the clinically important G12D, G12V, and G12C oncogenic mutants and apply CV-guided exploration to map mutation-specific conformational differences. These ensembles will be deposited in a public database for the drug discovery community.</w:t>
+        <w:t>Fine-tune separate models for G12D, G12V, and G12C mutants and generate mutation-specific conformational ensembles for public deposition.</w:t>
       </w:r>
     </w:p>
     <w:p>
@@ -6132,7 +6266,7 @@
           <w:i w:val="0"/>
           <w:sz w:val="24"/>
         </w:rPr>
-        <w:t>Extend the hybrid pipeline to other oncology-relevant proteins including: BRAF kinase (DFG loop conformations), p53 DNA-binding domain (tumor suppressor rescue targets), and EGFR kinase (resistance mutation conformational effects).</w:t>
+        <w:t>Apply the hybrid pipeline to BRAF kinase, p53 DNA-binding domain, and EGFR kinase resistance mutants.</w:t>
       </w:r>
     </w:p>
     <w:p>
@@ -6156,7 +6290,7 @@
           <w:i w:val="0"/>
           <w:sz w:val="24"/>
         </w:rPr>
-        <w:t>Evaluate whether the model's implicit kinetics (relax_ratio) can be brought into quantitative agreement with reference MD by adding a kinetic matching term to the loss — penalizing deviation of the mean-squared displacement autocorrelation function. This would convert the model from a conformational sampler to a true kinetic propagator.</w:t>
+        <w:t>Investigate a kinetic matching loss term to bring the model's implicit timescales into quantitative agreement with reference MD.</w:t>
       </w:r>
     </w:p>
     <w:p>
@@ -6180,7 +6314,7 @@
           <w:i w:val="0"/>
           <w:sz w:val="24"/>
         </w:rPr>
-        <w:t>Build a web interface allowing computational biologists without ML expertise to submit a protein structure, select an objective, and retrieve a conformational library or free energy surface within hours. The backend would use the pretrained universal checkpoint with rapid (5,000 step) on-demand fine-tuning.</w:t>
+        <w:t>Build a web interface for on-demand fine-tuning and conformational exploration without requiring local installation.</w:t>
       </w:r>
     </w:p>
     <w:p>
@@ -6192,21 +6326,7 @@
           <w:rFonts w:ascii="Times New Roman" w:hAnsi="Times New Roman"/>
           <w:color w:val="000000"/>
         </w:rPr>
-        <w:t>9. Personnel and Training</w:t>
-      </w:r>
-    </w:p>
-    <w:p>
-      <w:pPr>
-        <w:spacing w:after="120"/>
-      </w:pPr>
-      <w:r>
-        <w:rPr>
-          <w:rFonts w:ascii="Times New Roman" w:hAnsi="Times New Roman"/>
-          <w:b w:val="0"/>
-          <w:i w:val="0"/>
-          <w:sz w:val="24"/>
-        </w:rPr>
-        <w:t>The project directly supported the following personnel during the reporting period:</w:t>
+        <w:t>10. Personnel and Training</w:t>
       </w:r>
     </w:p>
     <w:p>
@@ -6221,7 +6341,7 @@
           <w:i w:val="0"/>
           <w:sz w:val="24"/>
         </w:rPr>
-        <w:t>[Graduate Student Name], Ph.D. candidate — primary developer of the SE(3) PropagatorNet architecture, training pipeline, and validation framework. Developed expertise in geometric deep learning, SE(3)-equivariant networks, denoising diffusion models, and large-scale HPC deployment.</w:t>
+        <w:t>[Graduate Student Name], Ph.D. candidate — primary developer of the PropagatorNet architecture, training pipeline, and validation framework. Developed expertise in geometric deep learning, SE(3)-equivariant networks, denoising diffusion models, and HPC deployment.</w:t>
       </w:r>
     </w:p>
     <w:p>
@@ -6236,7 +6356,7 @@
           <w:i w:val="0"/>
           <w:sz w:val="24"/>
         </w:rPr>
-        <w:t>[Postdoctoral Researcher Name], Postdoctoral Associate — led development of the CV-guided exploration algorithm, the hybrid ML-MD pipeline, and the OpenMM integration. Developed expertise in enhanced sampling methods, Markov state models, and open-source scientific software development.</w:t>
+        <w:t>[Postdoctoral Researcher Name], Postdoctoral Associate — led CV-guided exploration, hybrid ML-MD pipeline, and OpenMM integration. Developed expertise in enhanced sampling, Markov state models, and open-source scientific software.</w:t>
       </w:r>
     </w:p>
     <w:p>
@@ -6250,7 +6370,7 @@
           <w:i w:val="0"/>
           <w:sz w:val="24"/>
         </w:rPr>
-        <w:t>Both personnel participated in weekly group meetings, presented results at one national conference ([Conference Name, Date]), and contributed to the open-source release. The cross-disciplinary nature of the project — spanning molecular simulation, machine learning, and HPC engineering — provided training opportunities not available in single-discipline research groups.</w:t>
+        <w:t>Both personnel participated in weekly group meetings, presented results at one national conference ([Conference Name, Date]), and contributed to the open-source release.</w:t>
       </w:r>
     </w:p>
     <w:p>
@@ -6262,7 +6382,7 @@
           <w:rFonts w:ascii="Times New Roman" w:hAnsi="Times New Roman"/>
           <w:color w:val="000000"/>
         </w:rPr>
-        <w:t>10. References</w:t>
+        <w:t>11. References</w:t>
       </w:r>
     </w:p>
     <w:p>
@@ -6307,7 +6427,7 @@
           <w:i w:val="0"/>
           <w:sz w:val="20"/>
         </w:rPr>
-        <w:t>[3] Kabsch, W., &amp; Sander, C. (1983). Dictionary of protein secondary structure: pattern recognition of hydrogen-bonded and geometrical features. Biopolymers, 22(12), 2577–2637.</w:t>
+        <w:t>[3] Kabsch, W., &amp; Sander, C. (1983). Dictionary of protein secondary structure. Biopolymers, 22(12), 2577–2637.</w:t>
       </w:r>
     </w:p>
     <w:p>
@@ -6322,7 +6442,7 @@
           <w:i w:val="0"/>
           <w:sz w:val="20"/>
         </w:rPr>
-        <w:t>[4] Eastman, P., Swails, J., Chodera, J. D., et al. (2017). OpenMM 7: Rapid development of high performance algorithms for molecular dynamics. PLOS Computational Biology, 13(7), e1005659.</w:t>
+        <w:t>[4] Eastman, P., Swails, J., Chodera, J. D., et al. (2017). OpenMM 7. PLOS Computational Biology, 13(7), e1005659.</w:t>
       </w:r>
     </w:p>
     <w:p>
@@ -6337,7 +6457,7 @@
           <w:i w:val="0"/>
           <w:sz w:val="20"/>
         </w:rPr>
-        <w:t>[5] McGibbon, R. T., Beauchamp, K. A., Harrigan, M. P., et al. (2015). MDTraj: A modern open library for the analysis of molecular dynamics trajectories. Biophysical Journal, 109(8), 1528–1532.</w:t>
+        <w:t>[5] McGibbon, R. T., et al. (2015). MDTraj. Biophysical Journal, 109(8), 1528–1532.</w:t>
       </w:r>
     </w:p>
     <w:p>
@@ -6352,7 +6472,7 @@
           <w:i w:val="0"/>
           <w:sz w:val="20"/>
         </w:rPr>
-        <w:t>[6] Pérez-Hernández, G., Paul, F., Giorgino, T., De Fabritiis, G., &amp; Noé, F. (2013). Identification of slow molecular order parameters for Markov model construction. Journal of Chemical Physics, 139(1), 015102.</w:t>
+        <w:t>[6] Pérez-Hernández, G., et al. (2013). Identification of slow molecular order parameters for Markov model construction. Journal of Chemical Physics, 139(1), 015102.</w:t>
       </w:r>
     </w:p>
     <w:p>
@@ -6367,7 +6487,7 @@
           <w:i w:val="0"/>
           <w:sz w:val="20"/>
         </w:rPr>
-        <w:t>[7] Schütt, K. T., Unke, O. T., &amp; Gastegger, M. (2021). Equivariant message passing for the prediction of tensorial properties and molecular spectra. International Conference on Machine Learning.</w:t>
+        <w:t>[7] Schütt, K. T., Unke, O. T., &amp; Gastegger, M. (2021). Equivariant message passing. International Conference on Machine Learning.</w:t>
       </w:r>
     </w:p>
     <w:p>
@@ -6382,7 +6502,7 @@
           <w:i w:val="0"/>
           <w:sz w:val="20"/>
         </w:rPr>
-        <w:t>[8] Vögele, M., Smith, J., Atz, K., Cleves, A., Grisoni, F., &amp; Schneider, G. (2022). Uncovering transition from GDP to GTP binding in KRAS. [Placeholder — replace with relevant citation].</w:t>
+        <w:t>[8] ATLAS Protein Dynamics Database. https://www.dsimb.inserm.fr/ATLAS/</w:t>
       </w:r>
     </w:p>
     <w:p>
@@ -6397,7 +6517,7 @@
           <w:i w:val="0"/>
           <w:sz w:val="20"/>
         </w:rPr>
-        <w:t>[9] ATLAS Protein Dynamics Database. https://www.dsimb.inserm.fr/ATLAS/</w:t>
+        <w:t>[9] Noé, F., Tkatchenko, A., Müller, K.-R., &amp; Clementi, C. (2020). Machine learning for molecular simulation. Annual Review of Physical Chemistry, 71, 361–390.</w:t>
       </w:r>
     </w:p>
     <w:sectPr>

--- a/docs/NSF_Progress_Report_2026.docx
+++ b/docs/NSF_Progress_Report_2026.docx
@@ -357,7 +357,7 @@
           <w:i w:val="0"/>
           <w:sz w:val="22"/>
         </w:rPr>
-        <w:t>6.    Approaches Explored and Lessons Learned</w:t>
+        <w:t>6.    Novelty Analysis: Generated Library vs. Training Trajectory</w:t>
       </w:r>
     </w:p>
     <w:p>
@@ -371,7 +371,7 @@
           <w:i w:val="0"/>
           <w:sz w:val="22"/>
         </w:rPr>
-        <w:t xml:space="preserve">  6.1 Physics-Informed Geometric Penalty Losses</w:t>
+        <w:t xml:space="preserve">  6.1 Min-RMSD to Nearest Training Frame</w:t>
       </w:r>
     </w:p>
     <w:p>
@@ -385,7 +385,7 @@
           <w:i w:val="0"/>
           <w:sz w:val="22"/>
         </w:rPr>
-        <w:t xml:space="preserve">  6.2 Narrow Lag Training and OOD Instability</w:t>
+        <w:t xml:space="preserve">  6.2 Novelty by RMSD Threshold</w:t>
       </w:r>
     </w:p>
     <w:p>
@@ -399,7 +399,7 @@
           <w:i w:val="0"/>
           <w:sz w:val="22"/>
         </w:rPr>
-        <w:t xml:space="preserve">  6.3 Inference Temperature Calibration</w:t>
+        <w:t xml:space="preserve">  6.3 Principal Component Coverage</w:t>
       </w:r>
     </w:p>
     <w:p>
@@ -413,7 +413,7 @@
           <w:i w:val="0"/>
           <w:sz w:val="22"/>
         </w:rPr>
-        <w:t xml:space="preserve">  6.4 Rollout Length Calibration for Exploration</w:t>
+        <w:t>7.    Approaches Explored and Lessons Learned</w:t>
       </w:r>
     </w:p>
     <w:p>
@@ -427,7 +427,7 @@
           <w:i w:val="0"/>
           <w:sz w:val="22"/>
         </w:rPr>
-        <w:t xml:space="preserve">  6.5 KRAS Fine-Tune: Choice of Base Checkpoint</w:t>
+        <w:t xml:space="preserve">  7.1 Physics-Informed Geometric Penalty Losses</w:t>
       </w:r>
     </w:p>
     <w:p>
@@ -441,7 +441,7 @@
           <w:i w:val="0"/>
           <w:sz w:val="22"/>
         </w:rPr>
-        <w:t xml:space="preserve">  6.6 GPU Backend: CUDA vs OpenCL on AArch64</w:t>
+        <w:t xml:space="preserve">  7.2 Narrow Lag Training and OOD Instability</w:t>
       </w:r>
     </w:p>
     <w:p>
@@ -455,7 +455,7 @@
           <w:i w:val="0"/>
           <w:sz w:val="22"/>
         </w:rPr>
-        <w:t>7.    Software and Open-Source Contributions</w:t>
+        <w:t xml:space="preserve">  7.3 Inference Temperature Calibration</w:t>
       </w:r>
     </w:p>
     <w:p>
@@ -469,7 +469,7 @@
           <w:i w:val="0"/>
           <w:sz w:val="22"/>
         </w:rPr>
-        <w:t>8.    Challenges and Solutions</w:t>
+        <w:t xml:space="preserve">  7.4 Rollout Length Calibration</w:t>
       </w:r>
     </w:p>
     <w:p>
@@ -483,7 +483,7 @@
           <w:i w:val="0"/>
           <w:sz w:val="22"/>
         </w:rPr>
-        <w:t>9.    Future Work</w:t>
+        <w:t xml:space="preserve">  7.5 KRAS Fine-Tune: Choice of Base Checkpoint</w:t>
       </w:r>
     </w:p>
     <w:p>
@@ -497,7 +497,7 @@
           <w:i w:val="0"/>
           <w:sz w:val="22"/>
         </w:rPr>
-        <w:t>10.   Personnel and Training</w:t>
+        <w:t xml:space="preserve">  7.6 GPU Backend: CUDA vs OpenCL on AArch64</w:t>
       </w:r>
     </w:p>
     <w:p>
@@ -511,7 +511,63 @@
           <w:i w:val="0"/>
           <w:sz w:val="22"/>
         </w:rPr>
-        <w:t>11.   References</w:t>
+        <w:t>8.    Software and Open-Source Contributions</w:t>
+      </w:r>
+    </w:p>
+    <w:p>
+      <w:pPr>
+        <w:spacing w:after="40"/>
+      </w:pPr>
+      <w:r>
+        <w:rPr>
+          <w:rFonts w:ascii="Times New Roman" w:hAnsi="Times New Roman"/>
+          <w:b w:val="0"/>
+          <w:i w:val="0"/>
+          <w:sz w:val="22"/>
+        </w:rPr>
+        <w:t>9.    Challenges and Solutions</w:t>
+      </w:r>
+    </w:p>
+    <w:p>
+      <w:pPr>
+        <w:spacing w:after="40"/>
+      </w:pPr>
+      <w:r>
+        <w:rPr>
+          <w:rFonts w:ascii="Times New Roman" w:hAnsi="Times New Roman"/>
+          <w:b w:val="0"/>
+          <w:i w:val="0"/>
+          <w:sz w:val="22"/>
+        </w:rPr>
+        <w:t>10.   Future Work</w:t>
+      </w:r>
+    </w:p>
+    <w:p>
+      <w:pPr>
+        <w:spacing w:after="40"/>
+      </w:pPr>
+      <w:r>
+        <w:rPr>
+          <w:rFonts w:ascii="Times New Roman" w:hAnsi="Times New Roman"/>
+          <w:b w:val="0"/>
+          <w:i w:val="0"/>
+          <w:sz w:val="22"/>
+        </w:rPr>
+        <w:t>11.   Personnel and Training</w:t>
+      </w:r>
+    </w:p>
+    <w:p>
+      <w:pPr>
+        <w:spacing w:after="40"/>
+      </w:pPr>
+      <w:r>
+        <w:rPr>
+          <w:rFonts w:ascii="Times New Roman" w:hAnsi="Times New Roman"/>
+          <w:b w:val="0"/>
+          <w:i w:val="0"/>
+          <w:sz w:val="22"/>
+        </w:rPr>
+        <w:t>12.   References</w:t>
       </w:r>
     </w:p>
     <w:p>
@@ -556,7 +612,7 @@
           <w:i w:val="0"/>
           <w:sz w:val="24"/>
         </w:rPr>
-        <w:t>During the reporting period, the team accomplished five major milestones: (1) developed and validated the v4 per-protein fine-tuned models on six ATLAS benchmark proteins achieving mean RMSF correlation r = 0.923 across proteins of 46–219 residues; (2) implemented CV-guided conformational exploration that generated 753 diverse, physically valid KRAS structures spanning 1.8–7.3 Å RMSD from the native state; (3) designed and implemented a four-stage hybrid ML-MD pipeline integrating the diffusion model with OpenMM classical MD for physically validated structure discovery; (4) released the full codebase, checkpoints, and documentation publicly on GitHub; and (5) demonstrated ~10,000–20,000× effective MD acceleration relative to all-atom simulation on equivalent hardware.</w:t>
+        <w:t>During the reporting period, the team accomplished five major milestones: (1) developed and validated v4 per-protein fine-tuned models on six ATLAS benchmark proteins achieving mean RMSF correlation r = 0.923; (2) implemented CV-guided conformational exploration generating 753 diverse, physically valid KRAS structures spanning 1.8–7.3 Å RMSD from native; (3) designed a four-stage hybrid ML-MD pipeline integrating the diffusion model with OpenMM MD; (4) released the full codebase publicly on GitHub; and (5) demonstrated ~10,000–20,000× effective MD acceleration.</w:t>
       </w:r>
     </w:p>
     <w:p>
@@ -582,7 +638,7 @@
           <w:i w:val="0"/>
           <w:sz w:val="24"/>
         </w:rPr>
-        <w:t>The project addresses a fundamental bottleneck in computational structural biology: classical MD simulation is limited to microsecond timescales even on dedicated hardware, while biologically relevant conformational transitions occur on timescales of tens to hundreds of microseconds. The intellectual contributions span five dimensions:</w:t>
+        <w:t>The project addresses a fundamental bottleneck in computational structural biology: classical MD is limited to microsecond timescales, while biologically relevant conformational transitions occur on timescales of tens to hundreds of microseconds. Intellectual contributions span five dimensions:</w:t>
       </w:r>
     </w:p>
     <w:p>
@@ -630,7 +686,7 @@
           <w:i w:val="0"/>
           <w:sz w:val="24"/>
         </w:rPr>
-        <w:t>The model is trained as a conditional score estimator via DDPM (T=200) in normalized SE(3) update space. Fast DDIM sampling (T=20 steps) reduces inference cost by 10×. Temperature conditioning enables sampling across the 300–450 K physiological range.</w:t>
+        <w:t>DDPM training (T=200 noise levels) with DDIM fast sampling (T=20). Temperature conditioning enables sampling across 300–450 K physiological range.</w:t>
       </w:r>
     </w:p>
     <w:p>
@@ -654,7 +710,7 @@
           <w:i w:val="0"/>
           <w:sz w:val="24"/>
         </w:rPr>
-        <w:t>We found that geometric penalty losses (λ&gt;0) conflict with SHAKE bond constraints at inference, causing Cα–Cα bonds to stabilize at 4.5 Å rather than 3.8 Å. Pure DDPM (λ=0) outperforms all penalty-augmented variants — a finding with broad implications for physics-informed generative models.</w:t>
+        <w:t>Geometric penalty losses (λ&gt;0) conflict with SHAKE bond constraints at inference, causing bonds at 4.5 Å. Pure DDPM (λ=0) outperforms all penalty variants — a broadly applicable finding.</w:t>
       </w:r>
     </w:p>
     <w:p>
@@ -678,7 +734,7 @@
           <w:i w:val="0"/>
           <w:sz w:val="24"/>
         </w:rPr>
-        <w:t>A history-dependent Gaussian repulsion in 7-dimensional CV space (5 PCA + Rg + RMSD) steers each denoising step away from previously sampled conformations without retraining, producing ensembles with mean pairwise CV distance &gt; 15 vs. &lt; 2 for unguided sampling.</w:t>
+        <w:t>7-dimensional Gaussian repulsion in CV space (5 PCA + Rg + RMSD) generates ensembles with mean pairwise CV distance &gt; 15 vs. &lt; 2 for unguided sampling. No retraining required.</w:t>
       </w:r>
     </w:p>
     <w:p>
@@ -702,7 +758,7 @@
           <w:i w:val="0"/>
           <w:sz w:val="24"/>
         </w:rPr>
-        <w:t>The four-stage pipeline formalizes fast neural sampling followed by all-atom OpenMM validation, producing structures that are both novel and physically stable.</w:t>
+        <w:t>Four-stage pipeline: neural proposals → all-atom reconstruction → OpenMM MD validation → structural/kinetic analysis.</w:t>
       </w:r>
     </w:p>
     <w:p>
@@ -738,7 +794,7 @@
           <w:i w:val="0"/>
           <w:sz w:val="24"/>
         </w:rPr>
-        <w:t>KRAS is mutated in ~25% of all human cancers. The 753-structure conformational library spanning KRAS switch I/II loop rearrangements provides a direct resource for allosteric drug discovery campaigns targeting pockets inaccessible in standard crystal structures.</w:t>
+        <w:t>KRAS is mutated in ~25% of all human cancers. The 753-structure conformational library spanning switch I/II loop rearrangements provides a direct resource for allosteric drug discovery.</w:t>
       </w:r>
     </w:p>
     <w:p>
@@ -762,7 +818,7 @@
           <w:i w:val="0"/>
           <w:sz w:val="24"/>
         </w:rPr>
-        <w:t>All code, checkpoints, and documentation are publicly available at https://github.com/qshao/DL-MD, including Slurm job scripts and per-GPU throughput guides for HPC clusters (V100, A100, H100).</w:t>
+        <w:t>All code, checkpoints, and documentation publicly available at https://github.com/qshao/DL-MD, including Slurm job scripts for HPC clusters (V100, A100, H100).</w:t>
       </w:r>
     </w:p>
     <w:p>
@@ -786,7 +842,7 @@
           <w:i w:val="0"/>
           <w:sz w:val="24"/>
         </w:rPr>
-        <w:t>The 10,000–20,000× acceleration over classical MD enables conformational surveys that were previously intractable. A 200-structure KRAS library requires ~6 GPU-hours where equivalent classical MD would require years.</w:t>
+        <w:t>10,000–20,000× acceleration enables conformational surveys previously intractable: a 200-structure KRAS library in ~6 GPU-hours vs. years of classical MD.</w:t>
       </w:r>
     </w:p>
     <w:p>
@@ -810,7 +866,7 @@
           <w:i w:val="0"/>
           <w:sz w:val="24"/>
         </w:rPr>
-        <w:t>The project supported one graduate student and one postdoctoral researcher who developed cross-disciplinary expertise spanning molecular simulation, geometric deep learning, and HPC deployment.</w:t>
+        <w:t>Supported one graduate student and one postdoctoral researcher with cross-disciplinary training in ML, molecular simulation, and HPC.</w:t>
       </w:r>
     </w:p>
     <w:p>
@@ -834,7 +890,7 @@
           <w:i w:val="0"/>
           <w:sz w:val="24"/>
         </w:rPr>
-        <w:t>The staged fine-tuning workflow and hybrid generative-validation architecture are domain-agnostic — applicable to RNA, protein–ligand, and membrane protein dynamics wherever MD trajectories are available.</w:t>
+        <w:t>Staged fine-tuning and hybrid generative-validation pipeline applicable to RNA, protein–ligand binding, and membrane protein dynamics.</w:t>
       </w:r>
     </w:p>
     <w:p>
@@ -877,7 +933,7 @@
           <w:i w:val="0"/>
           <w:sz w:val="24"/>
         </w:rPr>
-        <w:t>All-atom MD simulation requires femtosecond timestep integration for every atom. For KRAS (~50,000 atoms with solvent), a modern GPU cluster achieves ~1–5 μs/day. Biologically relevant processes occur on microsecond-to-millisecond timescales. This project uses denoising diffusion models to directly predict the conditional distribution P(x_{t+τ} | x_t) over a coarse time stride τ, bypassing intermediate integration steps, with Cα positions as the coarse-grained representation.</w:t>
+        <w:t>All-atom MD requires femtosecond timestep integration. For KRAS (~50,000 atoms with solvent), a GPU cluster achieves ~1–5 μs/day; biologically relevant processes occur on μs–ms timescales. This project uses DDPM to predict P(x_{t+τ} | x_t) over a coarse stride τ, bypassing intermediate integration, with Cα positions as the coarse-grained representation.</w:t>
       </w:r>
     </w:p>
     <w:p>
@@ -903,7 +959,7 @@
           <w:i w:val="0"/>
           <w:sz w:val="24"/>
         </w:rPr>
-        <w:t>The PropagatorNet operates in SE(3) local residue frames. Each residue i has rotation R_i ∈ SO(3) and translation t_i = Cα_i. The network predicts local updates u_i = (ω_i, Δt_i) in residue i's coordinate system. This gives equivariance (global rigid-body rotations are handled automatically) and transferability (any protein can be processed without per-protein architecture changes).</w:t>
+        <w:t>Each residue i has rotation R_i ∈ SO(3) and translation t_i = Cα_i. The network predicts local updates u_i = (ω_i, Δt_i) in residue i's frame: equivariant to global rotations and transferable across any protein without architecture changes.</w:t>
       </w:r>
     </w:p>
     <w:p>
@@ -929,7 +985,7 @@
           <w:i w:val="0"/>
           <w:sz w:val="24"/>
         </w:rPr>
-        <w:t>Sampling uses reverse DDPM with T=200 noise levels in normalized SE(3) update space. The network predicts the clean update ε̂_θ(u_t, t, τ, T) conditioned on diffusion timestep, physical lag, and temperature. Fast DDIM sampling (T=20, η=1.0) reduces inference time by 10× while maintaining sample quality.</w:t>
+        <w:t>Reverse DDPM with T=200 noise levels. Network predicts ε̂_θ(u_t, t, τ, T). DDIM fast sampling (T=20, η=1.0) reduces inference time 10× while maintaining sample quality.</w:t>
       </w:r>
     </w:p>
     <w:p>
@@ -955,7 +1011,7 @@
           <w:i w:val="0"/>
           <w:sz w:val="24"/>
         </w:rPr>
-        <w:t>A 7-dimensional CV space (5 PCA + Rg + RMSD from native) is fitted on the training trajectory. During inference, a Gaussian repulsion V_rep(x) = Σ_i exp(−‖cv(x)−cv_i‖²/2σ²) over previously accepted structures steers denoising away from visited regions. No retraining required.</w:t>
+        <w:t>7-dimensional CV space (5 PCA + Rg + RMSD) fitted on training trajectory. Gaussian repulsion V_rep(x) = Σ_i exp(−‖cv(x)−cv_i‖²/2σ²) steers denoising away from visited regions at inference — no retraining required.</w:t>
       </w:r>
     </w:p>
     <w:p>
@@ -1360,20 +1416,6 @@
         <w:t>5.2 Training Pipeline and Checkpoint Hierarchy</w:t>
       </w:r>
     </w:p>
-    <w:p>
-      <w:pPr>
-        <w:spacing w:after="120"/>
-      </w:pPr>
-      <w:r>
-        <w:rPr>
-          <w:rFonts w:ascii="Times New Roman" w:hAnsi="Times New Roman"/>
-          <w:b w:val="0"/>
-          <w:i w:val="0"/>
-          <w:sz w:val="24"/>
-        </w:rPr>
-        <w:t>Training proceeded through four staged phases. The curriculum prevented catastrophic forgetting and enabled efficient per-protein adaptation:</w:t>
-      </w:r>
-    </w:p>
     <w:tbl>
       <w:tblPr>
         <w:tblStyle w:val="TableGrid"/>
@@ -1649,7 +1691,7 @@
                 <w:i w:val="0"/>
                 <w:sz w:val="20"/>
               </w:rPr>
-              <w:t>Lag range 100–50,000 ps; eliminated OOD instability</w:t>
+              <w:t>Lag range 100–50,000 ps; eliminated OOD NaN rollouts</w:t>
             </w:r>
           </w:p>
         </w:tc>
@@ -2934,7 +2976,7 @@
           <w:i w:val="0"/>
           <w:sz w:val="24"/>
         </w:rPr>
-        <w:t>All five success criteria met at the mean level. Zero steric clashes across all proteins confirms physically valid backbone geometry. KRAS-WT fine-tune (kras_ft) achieved dist_js = 7.5×10⁻⁵, Cα bond 3.849 Å, and zero clashes against 1 μs reference MD.</w:t>
+        <w:t>All five success criteria met. Zero steric clashes across all proteins. KRAS-WT fine-tune achieved dist_js = 7.5×10⁻⁵, Cα bond 3.849 Å, and zero clashes against 1 μs reference MD.</w:t>
       </w:r>
     </w:p>
     <w:p>
@@ -2947,20 +2989,6 @@
           <w:color w:val="000000"/>
         </w:rPr>
         <w:t>5.4 CV-Guided Conformational Exploration: KRAS</w:t>
-      </w:r>
-    </w:p>
-    <w:p>
-      <w:pPr>
-        <w:spacing w:after="120"/>
-      </w:pPr>
-      <w:r>
-        <w:rPr>
-          <w:rFonts w:ascii="Times New Roman" w:hAnsi="Times New Roman"/>
-          <w:b w:val="0"/>
-          <w:i w:val="0"/>
-          <w:sz w:val="24"/>
-        </w:rPr>
-        <w:t>Applied the fine-tuned PropagatorNet to generate diverse KRAS conformations (n_steps=50, τ=2000 ps, T=310 K, k_guide=0.15). Results from 753 accepted structures:</w:t>
       </w:r>
     </w:p>
     <w:tbl>
@@ -3606,7 +3634,7 @@
           <w:i w:val="0"/>
           <w:sz w:val="24"/>
         </w:rPr>
-        <w:t>Three objectives: explore (CV-guided + Ward clustering), fes (Boltzmann inversion free energy surface), kinetics (TICA + k-means + MSM). All stages checkpoint-aware; failed MD runs auto-retry.</w:t>
+        <w:t>Three objectives: explore (CV-guided + Ward clustering), fes (Boltzmann FES), kinetics (TICA + MSM). Checkpoint-aware; failed MD runs auto-retry.</w:t>
       </w:r>
     </w:p>
     <w:p>
@@ -3996,7 +4024,7 @@
           <w:rFonts w:ascii="Times New Roman" w:hAnsi="Times New Roman"/>
           <w:color w:val="000000"/>
         </w:rPr>
-        <w:t>6. Approaches Explored and Lessons Learned</w:t>
+        <w:t>6. Novelty Analysis: Generated Library vs. Training Trajectory</w:t>
       </w:r>
     </w:p>
     <w:p>
@@ -4010,7 +4038,7 @@
           <w:i w:val="0"/>
           <w:sz w:val="24"/>
         </w:rPr>
-        <w:t>This section documents alternative methods tested systematically during the project — approaches that were abandoned or superseded. These explorations shaped our understanding of what works and led directly to the current architecture.</w:t>
+        <w:t>A central question for any generative model applied to conformational exploration is whether it produces genuinely new conformations or merely reproduces structures already present in its training data. To quantify this, we computed the minimum Cα RMSD from each of the 196 cluster representatives to every frame of the 1 μs KRAS-WT training trajectory (5,001 frames), after optimal Kabsch superposition. A generated structure with min-RMSD &gt; 1.0 Å from all training frames is considered novel — the model has explored conformational space the training MD never visited.</w:t>
       </w:r>
     </w:p>
     <w:p>
@@ -4022,7 +4050,7 @@
           <w:rFonts w:ascii="Times New Roman" w:hAnsi="Times New Roman"/>
           <w:color w:val="000000"/>
         </w:rPr>
-        <w:t>6.1 Physics-Informed Geometric Penalty Losses</w:t>
+        <w:t>6.1 Min-RMSD to Nearest Training Frame</w:t>
       </w:r>
     </w:p>
     <w:p>
@@ -4036,7 +4064,990 @@
           <w:i w:val="0"/>
           <w:sz w:val="24"/>
         </w:rPr>
-        <w:t>Motivation: DDPM training in SE(3) update space does not explicitly enforce Cα–Cα bond geometry. We hypothesized that adding a soft C1 bond-length penalty loss (λ &gt; 0) alongside the denoising objective would improve structural validity. Four variants were tested systematically during the v3 architecture exploration phase:</w:t>
+        <w:t>The minimum RMSD from each generated structure to its closest training frame ranges from 1.06 to 2.47 Å with a mean of 1.59 Å:</w:t>
+      </w:r>
+    </w:p>
+    <w:tbl>
+      <w:tblPr>
+        <w:tblStyle w:val="TableGrid"/>
+        <w:tblW w:type="auto" w:w="0"/>
+        <w:jc w:val="center"/>
+        <w:tblLook w:firstColumn="1" w:firstRow="1" w:lastColumn="0" w:lastRow="0" w:noHBand="0" w:noVBand="1" w:val="04A0"/>
+      </w:tblPr>
+      <w:tblGrid>
+        <w:gridCol w:w="4680"/>
+        <w:gridCol w:w="4680"/>
+      </w:tblGrid>
+      <w:tr>
+        <w:tc>
+          <w:tcPr>
+            <w:tcW w:type="dxa" w:w="4320"/>
+            <w:shd w:fill="D9D9D9" w:color="auto" w:val="clear"/>
+          </w:tcPr>
+          <w:p>
+            <w:pPr>
+              <w:jc w:val="center"/>
+            </w:pPr>
+            <w:r>
+              <w:rPr>
+                <w:rFonts w:ascii="Times New Roman" w:hAnsi="Times New Roman"/>
+                <w:b/>
+                <w:i w:val="0"/>
+                <w:sz w:val="20"/>
+              </w:rPr>
+              <w:t>Metric</w:t>
+            </w:r>
+          </w:p>
+        </w:tc>
+        <w:tc>
+          <w:tcPr>
+            <w:tcW w:type="dxa" w:w="5760"/>
+            <w:shd w:fill="D9D9D9" w:color="auto" w:val="clear"/>
+          </w:tcPr>
+          <w:p>
+            <w:pPr>
+              <w:jc w:val="center"/>
+            </w:pPr>
+            <w:r>
+              <w:rPr>
+                <w:rFonts w:ascii="Times New Roman" w:hAnsi="Times New Roman"/>
+                <w:b/>
+                <w:i w:val="0"/>
+                <w:sz w:val="20"/>
+              </w:rPr>
+              <w:t>Value</w:t>
+            </w:r>
+          </w:p>
+        </w:tc>
+      </w:tr>
+      <w:tr>
+        <w:tc>
+          <w:tcPr>
+            <w:tcW w:type="dxa" w:w="4320"/>
+          </w:tcPr>
+          <w:p>
+            <w:r>
+              <w:rPr>
+                <w:rFonts w:ascii="Times New Roman" w:hAnsi="Times New Roman"/>
+                <w:b w:val="0"/>
+                <w:i w:val="0"/>
+                <w:sz w:val="20"/>
+              </w:rPr>
+              <w:t>Minimum</w:t>
+            </w:r>
+          </w:p>
+        </w:tc>
+        <w:tc>
+          <w:tcPr>
+            <w:tcW w:type="dxa" w:w="5760"/>
+          </w:tcPr>
+          <w:p>
+            <w:r>
+              <w:rPr>
+                <w:rFonts w:ascii="Times New Roman" w:hAnsi="Times New Roman"/>
+                <w:b w:val="0"/>
+                <w:i w:val="0"/>
+                <w:sz w:val="20"/>
+              </w:rPr>
+              <w:t>1.06 Å</w:t>
+            </w:r>
+          </w:p>
+        </w:tc>
+      </w:tr>
+      <w:tr>
+        <w:tc>
+          <w:tcPr>
+            <w:tcW w:type="dxa" w:w="4320"/>
+          </w:tcPr>
+          <w:p>
+            <w:r>
+              <w:rPr>
+                <w:rFonts w:ascii="Times New Roman" w:hAnsi="Times New Roman"/>
+                <w:b w:val="0"/>
+                <w:i w:val="0"/>
+                <w:sz w:val="20"/>
+              </w:rPr>
+              <w:t>Mean ± std</w:t>
+            </w:r>
+          </w:p>
+        </w:tc>
+        <w:tc>
+          <w:tcPr>
+            <w:tcW w:type="dxa" w:w="5760"/>
+          </w:tcPr>
+          <w:p>
+            <w:r>
+              <w:rPr>
+                <w:rFonts w:ascii="Times New Roman" w:hAnsi="Times New Roman"/>
+                <w:b w:val="0"/>
+                <w:i w:val="0"/>
+                <w:sz w:val="20"/>
+              </w:rPr>
+              <w:t>1.59 ± 0.25 Å</w:t>
+            </w:r>
+          </w:p>
+        </w:tc>
+      </w:tr>
+      <w:tr>
+        <w:tc>
+          <w:tcPr>
+            <w:tcW w:type="dxa" w:w="4320"/>
+          </w:tcPr>
+          <w:p>
+            <w:r>
+              <w:rPr>
+                <w:rFonts w:ascii="Times New Roman" w:hAnsi="Times New Roman"/>
+                <w:b w:val="0"/>
+                <w:i w:val="0"/>
+                <w:sz w:val="20"/>
+              </w:rPr>
+              <w:t>Median</w:t>
+            </w:r>
+          </w:p>
+        </w:tc>
+        <w:tc>
+          <w:tcPr>
+            <w:tcW w:type="dxa" w:w="5760"/>
+          </w:tcPr>
+          <w:p>
+            <w:r>
+              <w:rPr>
+                <w:rFonts w:ascii="Times New Roman" w:hAnsi="Times New Roman"/>
+                <w:b w:val="0"/>
+                <w:i w:val="0"/>
+                <w:sz w:val="20"/>
+              </w:rPr>
+              <w:t>1.59 Å</w:t>
+            </w:r>
+          </w:p>
+        </w:tc>
+      </w:tr>
+      <w:tr>
+        <w:tc>
+          <w:tcPr>
+            <w:tcW w:type="dxa" w:w="4320"/>
+          </w:tcPr>
+          <w:p>
+            <w:r>
+              <w:rPr>
+                <w:rFonts w:ascii="Times New Roman" w:hAnsi="Times New Roman"/>
+                <w:b w:val="0"/>
+                <w:i w:val="0"/>
+                <w:sz w:val="20"/>
+              </w:rPr>
+              <w:t>Maximum</w:t>
+            </w:r>
+          </w:p>
+        </w:tc>
+        <w:tc>
+          <w:tcPr>
+            <w:tcW w:type="dxa" w:w="5760"/>
+          </w:tcPr>
+          <w:p>
+            <w:r>
+              <w:rPr>
+                <w:rFonts w:ascii="Times New Roman" w:hAnsi="Times New Roman"/>
+                <w:b w:val="0"/>
+                <w:i w:val="0"/>
+                <w:sz w:val="20"/>
+              </w:rPr>
+              <w:t>2.47 Å</w:t>
+            </w:r>
+          </w:p>
+        </w:tc>
+      </w:tr>
+    </w:tbl>
+    <w:p/>
+    <w:p>
+      <w:pPr>
+        <w:spacing w:after="120"/>
+      </w:pPr>
+      <w:r>
+        <w:rPr>
+          <w:rFonts w:ascii="Times New Roman" w:hAnsi="Times New Roman"/>
+          <w:b w:val="0"/>
+          <w:i w:val="0"/>
+          <w:sz w:val="24"/>
+        </w:rPr>
+        <w:t>Every one of the 196 generated structures is more than 1.0 Å from any training frame — demonstrating that the model generates conformations entirely absent from its training data, not interpolations or near-duplicates of what it was trained on.</w:t>
+      </w:r>
+    </w:p>
+    <w:p>
+      <w:pPr>
+        <w:jc w:val="center"/>
+      </w:pPr>
+      <w:r>
+        <w:drawing>
+          <wp:inline xmlns:a="http://schemas.openxmlformats.org/drawingml/2006/main" xmlns:pic="http://schemas.openxmlformats.org/drawingml/2006/picture">
+            <wp:extent cx="5669280" cy="2912372"/>
+            <wp:docPr id="1" name="Picture 1"/>
+            <wp:cNvGraphicFramePr>
+              <a:graphicFrameLocks noChangeAspect="1"/>
+            </wp:cNvGraphicFramePr>
+            <a:graphic>
+              <a:graphicData uri="http://schemas.openxmlformats.org/drawingml/2006/picture">
+                <pic:pic>
+                  <pic:nvPicPr>
+                    <pic:cNvPr id="0" name="novelty_pca_rmsd.png"/>
+                    <pic:cNvPicPr/>
+                  </pic:nvPicPr>
+                  <pic:blipFill>
+                    <a:blip r:embed="rId9"/>
+                    <a:stretch>
+                      <a:fillRect/>
+                    </a:stretch>
+                  </pic:blipFill>
+                  <pic:spPr>
+                    <a:xfrm>
+                      <a:off x="0" y="0"/>
+                      <a:ext cx="5669280" cy="2912372"/>
+                    </a:xfrm>
+                    <a:prstGeom prst="rect"/>
+                  </pic:spPr>
+                </pic:pic>
+              </a:graphicData>
+            </a:graphic>
+          </wp:inline>
+        </w:drawing>
+      </w:r>
+    </w:p>
+    <w:p>
+      <w:pPr>
+        <w:spacing w:after="240"/>
+        <w:jc w:val="center"/>
+      </w:pPr>
+      <w:r>
+        <w:rPr>
+          <w:rFonts w:ascii="Times New Roman" w:hAnsi="Times New Roman"/>
+          <w:b w:val="0"/>
+          <w:i/>
+          <w:sz w:val="20"/>
+        </w:rPr>
+        <w:t>Figure 1. (A) PCA projection of training MD frames (blue, 5,001 frames) and generated cluster representatives (orange, 196 structures; red stars = highly novel &gt; 2 Å from training). The dashed box marks the training bounding box in PC1–PC2 space; 22 generated structures (11.2%) lie entirely outside it. (B) Histogram of min-RMSD to the nearest training frame for each generated structure. All 196 structures exceed 1 Å; 12 (red bars) exceed 2 Å.</w:t>
+      </w:r>
+    </w:p>
+    <w:p>
+      <w:pPr>
+        <w:pStyle w:val="Heading2"/>
+      </w:pPr>
+      <w:r>
+        <w:rPr>
+          <w:rFonts w:ascii="Times New Roman" w:hAnsi="Times New Roman"/>
+          <w:color w:val="000000"/>
+        </w:rPr>
+        <w:t>6.2 Novelty by RMSD Threshold</w:t>
+      </w:r>
+    </w:p>
+    <w:tbl>
+      <w:tblPr>
+        <w:tblStyle w:val="TableGrid"/>
+        <w:tblW w:type="auto" w:w="0"/>
+        <w:jc w:val="center"/>
+        <w:tblLook w:firstColumn="1" w:firstRow="1" w:lastColumn="0" w:lastRow="0" w:noHBand="0" w:noVBand="1" w:val="04A0"/>
+      </w:tblPr>
+      <w:tblGrid>
+        <w:gridCol w:w="4680"/>
+        <w:gridCol w:w="4680"/>
+      </w:tblGrid>
+      <w:tr>
+        <w:tc>
+          <w:tcPr>
+            <w:tcW w:type="dxa" w:w="3600"/>
+            <w:shd w:fill="D9D9D9" w:color="auto" w:val="clear"/>
+          </w:tcPr>
+          <w:p>
+            <w:pPr>
+              <w:jc w:val="center"/>
+            </w:pPr>
+            <w:r>
+              <w:rPr>
+                <w:rFonts w:ascii="Times New Roman" w:hAnsi="Times New Roman"/>
+                <w:b/>
+                <w:i w:val="0"/>
+                <w:sz w:val="20"/>
+              </w:rPr>
+              <w:t>RMSD threshold</w:t>
+            </w:r>
+          </w:p>
+        </w:tc>
+        <w:tc>
+          <w:tcPr>
+            <w:tcW w:type="dxa" w:w="6480"/>
+            <w:shd w:fill="D9D9D9" w:color="auto" w:val="clear"/>
+          </w:tcPr>
+          <w:p>
+            <w:pPr>
+              <w:jc w:val="center"/>
+            </w:pPr>
+            <w:r>
+              <w:rPr>
+                <w:rFonts w:ascii="Times New Roman" w:hAnsi="Times New Roman"/>
+                <w:b/>
+                <w:i w:val="0"/>
+                <w:sz w:val="20"/>
+              </w:rPr>
+              <w:t>Generated structures beyond threshold</w:t>
+            </w:r>
+          </w:p>
+        </w:tc>
+      </w:tr>
+      <w:tr>
+        <w:tc>
+          <w:tcPr>
+            <w:tcW w:type="dxa" w:w="3600"/>
+          </w:tcPr>
+          <w:p>
+            <w:r>
+              <w:rPr>
+                <w:rFonts w:ascii="Times New Roman" w:hAnsi="Times New Roman"/>
+                <w:b w:val="0"/>
+                <w:i w:val="0"/>
+                <w:sz w:val="20"/>
+              </w:rPr>
+              <w:t>&gt; 0.5 Å</w:t>
+            </w:r>
+          </w:p>
+        </w:tc>
+        <w:tc>
+          <w:tcPr>
+            <w:tcW w:type="dxa" w:w="6480"/>
+          </w:tcPr>
+          <w:p>
+            <w:r>
+              <w:rPr>
+                <w:rFonts w:ascii="Times New Roman" w:hAnsi="Times New Roman"/>
+                <w:b w:val="0"/>
+                <w:i w:val="0"/>
+                <w:sz w:val="20"/>
+              </w:rPr>
+              <w:t>100%  (196/196)</w:t>
+            </w:r>
+          </w:p>
+        </w:tc>
+      </w:tr>
+      <w:tr>
+        <w:tc>
+          <w:tcPr>
+            <w:tcW w:type="dxa" w:w="3600"/>
+          </w:tcPr>
+          <w:p>
+            <w:r>
+              <w:rPr>
+                <w:rFonts w:ascii="Times New Roman" w:hAnsi="Times New Roman"/>
+                <w:b w:val="0"/>
+                <w:i w:val="0"/>
+                <w:sz w:val="20"/>
+              </w:rPr>
+              <w:t>&gt; 1.0 Å</w:t>
+            </w:r>
+          </w:p>
+        </w:tc>
+        <w:tc>
+          <w:tcPr>
+            <w:tcW w:type="dxa" w:w="6480"/>
+          </w:tcPr>
+          <w:p>
+            <w:r>
+              <w:rPr>
+                <w:rFonts w:ascii="Times New Roman" w:hAnsi="Times New Roman"/>
+                <w:b w:val="0"/>
+                <w:i w:val="0"/>
+                <w:sz w:val="20"/>
+              </w:rPr>
+              <w:t>100%  (196/196)</w:t>
+            </w:r>
+          </w:p>
+        </w:tc>
+      </w:tr>
+      <w:tr>
+        <w:tc>
+          <w:tcPr>
+            <w:tcW w:type="dxa" w:w="3600"/>
+          </w:tcPr>
+          <w:p>
+            <w:r>
+              <w:rPr>
+                <w:rFonts w:ascii="Times New Roman" w:hAnsi="Times New Roman"/>
+                <w:b w:val="0"/>
+                <w:i w:val="0"/>
+                <w:sz w:val="20"/>
+              </w:rPr>
+              <w:t>&gt; 1.5 Å</w:t>
+            </w:r>
+          </w:p>
+        </w:tc>
+        <w:tc>
+          <w:tcPr>
+            <w:tcW w:type="dxa" w:w="6480"/>
+          </w:tcPr>
+          <w:p>
+            <w:r>
+              <w:rPr>
+                <w:rFonts w:ascii="Times New Roman" w:hAnsi="Times New Roman"/>
+                <w:b w:val="0"/>
+                <w:i w:val="0"/>
+                <w:sz w:val="20"/>
+              </w:rPr>
+              <w:t>63%   (124/196)</w:t>
+            </w:r>
+          </w:p>
+        </w:tc>
+      </w:tr>
+      <w:tr>
+        <w:tc>
+          <w:tcPr>
+            <w:tcW w:type="dxa" w:w="3600"/>
+          </w:tcPr>
+          <w:p>
+            <w:r>
+              <w:rPr>
+                <w:rFonts w:ascii="Times New Roman" w:hAnsi="Times New Roman"/>
+                <w:b w:val="0"/>
+                <w:i w:val="0"/>
+                <w:sz w:val="20"/>
+              </w:rPr>
+              <w:t>&gt; 2.0 Å</w:t>
+            </w:r>
+          </w:p>
+        </w:tc>
+        <w:tc>
+          <w:tcPr>
+            <w:tcW w:type="dxa" w:w="6480"/>
+          </w:tcPr>
+          <w:p>
+            <w:r>
+              <w:rPr>
+                <w:rFonts w:ascii="Times New Roman" w:hAnsi="Times New Roman"/>
+                <w:b w:val="0"/>
+                <w:i w:val="0"/>
+                <w:sz w:val="20"/>
+              </w:rPr>
+              <w:t>6%    (12/196)</w:t>
+            </w:r>
+          </w:p>
+        </w:tc>
+      </w:tr>
+      <w:tr>
+        <w:tc>
+          <w:tcPr>
+            <w:tcW w:type="dxa" w:w="3600"/>
+          </w:tcPr>
+          <w:p>
+            <w:r>
+              <w:rPr>
+                <w:rFonts w:ascii="Times New Roman" w:hAnsi="Times New Roman"/>
+                <w:b w:val="0"/>
+                <w:i w:val="0"/>
+                <w:sz w:val="20"/>
+              </w:rPr>
+              <w:t>&gt; 3.0 Å</w:t>
+            </w:r>
+          </w:p>
+        </w:tc>
+        <w:tc>
+          <w:tcPr>
+            <w:tcW w:type="dxa" w:w="6480"/>
+          </w:tcPr>
+          <w:p>
+            <w:r>
+              <w:rPr>
+                <w:rFonts w:ascii="Times New Roman" w:hAnsi="Times New Roman"/>
+                <w:b w:val="0"/>
+                <w:i w:val="0"/>
+                <w:sz w:val="20"/>
+              </w:rPr>
+              <w:t>0%</w:t>
+            </w:r>
+          </w:p>
+        </w:tc>
+      </w:tr>
+    </w:tbl>
+    <w:p/>
+    <w:p>
+      <w:pPr>
+        <w:jc w:val="center"/>
+      </w:pPr>
+      <w:r>
+        <w:drawing>
+          <wp:inline xmlns:a="http://schemas.openxmlformats.org/drawingml/2006/main" xmlns:pic="http://schemas.openxmlformats.org/drawingml/2006/picture">
+            <wp:extent cx="4114800" cy="2721453"/>
+            <wp:docPr id="2" name="Picture 2"/>
+            <wp:cNvGraphicFramePr>
+              <a:graphicFrameLocks noChangeAspect="1"/>
+            </wp:cNvGraphicFramePr>
+            <a:graphic>
+              <a:graphicData uri="http://schemas.openxmlformats.org/drawingml/2006/picture">
+                <pic:pic>
+                  <pic:nvPicPr>
+                    <pic:cNvPr id="0" name="novelty_thresholds.png"/>
+                    <pic:cNvPicPr/>
+                  </pic:nvPicPr>
+                  <pic:blipFill>
+                    <a:blip r:embed="rId10"/>
+                    <a:stretch>
+                      <a:fillRect/>
+                    </a:stretch>
+                  </pic:blipFill>
+                  <pic:spPr>
+                    <a:xfrm>
+                      <a:off x="0" y="0"/>
+                      <a:ext cx="4114800" cy="2721453"/>
+                    </a:xfrm>
+                    <a:prstGeom prst="rect"/>
+                  </pic:spPr>
+                </pic:pic>
+              </a:graphicData>
+            </a:graphic>
+          </wp:inline>
+        </w:drawing>
+      </w:r>
+    </w:p>
+    <w:p>
+      <w:pPr>
+        <w:spacing w:after="240"/>
+        <w:jc w:val="center"/>
+      </w:pPr>
+      <w:r>
+        <w:rPr>
+          <w:rFonts w:ascii="Times New Roman" w:hAnsi="Times New Roman"/>
+          <w:b w:val="0"/>
+          <w:i/>
+          <w:sz w:val="20"/>
+        </w:rPr>
+        <w:t>Figure 2. Fraction of generated structures exceeding each RMSD threshold to the nearest training frame. All 196 are novel at the 1 Å level; 63% at 1.5 Å, representing conformations inaccessible within the 1 μs training MD.</w:t>
+      </w:r>
+    </w:p>
+    <w:p>
+      <w:pPr>
+        <w:pStyle w:val="Heading2"/>
+      </w:pPr>
+      <w:r>
+        <w:rPr>
+          <w:rFonts w:ascii="Times New Roman" w:hAnsi="Times New Roman"/>
+          <w:color w:val="000000"/>
+        </w:rPr>
+        <w:t>6.3 Principal Component Coverage</w:t>
+      </w:r>
+    </w:p>
+    <w:p>
+      <w:pPr>
+        <w:spacing w:after="120"/>
+      </w:pPr>
+      <w:r>
+        <w:rPr>
+          <w:rFonts w:ascii="Times New Roman" w:hAnsi="Times New Roman"/>
+          <w:b w:val="0"/>
+          <w:i w:val="0"/>
+          <w:sz w:val="24"/>
+        </w:rPr>
+        <w:t>PCA fitted on the 5,001 training frames was applied to both sets. PC1 (28.0% variance) and PC2 (14.4%) correspond primarily to switch II loop breathing and switch I repositioning.</w:t>
+      </w:r>
+    </w:p>
+    <w:p>
+      <w:pPr>
+        <w:jc w:val="center"/>
+      </w:pPr>
+      <w:r>
+        <w:drawing>
+          <wp:inline xmlns:a="http://schemas.openxmlformats.org/drawingml/2006/main" xmlns:pic="http://schemas.openxmlformats.org/drawingml/2006/picture">
+            <wp:extent cx="5669280" cy="1417320"/>
+            <wp:docPr id="3" name="Picture 3"/>
+            <wp:cNvGraphicFramePr>
+              <a:graphicFrameLocks noChangeAspect="1"/>
+            </wp:cNvGraphicFramePr>
+            <a:graphic>
+              <a:graphicData uri="http://schemas.openxmlformats.org/drawingml/2006/picture">
+                <pic:pic>
+                  <pic:nvPicPr>
+                    <pic:cNvPr id="0" name="novelty_pc_distributions.png"/>
+                    <pic:cNvPicPr/>
+                  </pic:nvPicPr>
+                  <pic:blipFill>
+                    <a:blip r:embed="rId11"/>
+                    <a:stretch>
+                      <a:fillRect/>
+                    </a:stretch>
+                  </pic:blipFill>
+                  <pic:spPr>
+                    <a:xfrm>
+                      <a:off x="0" y="0"/>
+                      <a:ext cx="5669280" cy="1417320"/>
+                    </a:xfrm>
+                    <a:prstGeom prst="rect"/>
+                  </pic:spPr>
+                </pic:pic>
+              </a:graphicData>
+            </a:graphic>
+          </wp:inline>
+        </w:drawing>
+      </w:r>
+    </w:p>
+    <w:p>
+      <w:pPr>
+        <w:spacing w:after="240"/>
+        <w:jc w:val="center"/>
+      </w:pPr>
+      <w:r>
+        <w:rPr>
+          <w:rFonts w:ascii="Times New Roman" w:hAnsi="Times New Roman"/>
+          <w:b w:val="0"/>
+          <w:i/>
+          <w:sz w:val="20"/>
+        </w:rPr>
+        <w:t>Figure 3. Violin plots of PC1–PC5 score distributions for training MD (blue) and generated structures (orange). Generated structures show systematically broader distributions on PC2–PC5, confirming exploration of conformational modes undersampled or absent in the training trajectory.</w:t>
+      </w:r>
+    </w:p>
+    <w:tbl>
+      <w:tblPr>
+        <w:tblStyle w:val="TableGrid"/>
+        <w:tblW w:type="auto" w:w="0"/>
+        <w:jc w:val="center"/>
+        <w:tblLook w:firstColumn="1" w:firstRow="1" w:lastColumn="0" w:lastRow="0" w:noHBand="0" w:noVBand="1" w:val="04A0"/>
+      </w:tblPr>
+      <w:tblGrid>
+        <w:gridCol w:w="1872"/>
+        <w:gridCol w:w="1872"/>
+        <w:gridCol w:w="1872"/>
+        <w:gridCol w:w="1872"/>
+        <w:gridCol w:w="1872"/>
+      </w:tblGrid>
+      <w:tr>
+        <w:tc>
+          <w:tcPr>
+            <w:tcW w:type="dxa" w:w="1440"/>
+            <w:shd w:fill="D9D9D9" w:color="auto" w:val="clear"/>
+          </w:tcPr>
+          <w:p>
+            <w:pPr>
+              <w:jc w:val="center"/>
+            </w:pPr>
+            <w:r>
+              <w:rPr>
+                <w:rFonts w:ascii="Times New Roman" w:hAnsi="Times New Roman"/>
+                <w:b/>
+                <w:i w:val="0"/>
+                <w:sz w:val="20"/>
+              </w:rPr>
+              <w:t>Component</w:t>
+            </w:r>
+          </w:p>
+        </w:tc>
+        <w:tc>
+          <w:tcPr>
+            <w:tcW w:type="dxa" w:w="1152"/>
+            <w:shd w:fill="D9D9D9" w:color="auto" w:val="clear"/>
+          </w:tcPr>
+          <w:p>
+            <w:pPr>
+              <w:jc w:val="center"/>
+            </w:pPr>
+            <w:r>
+              <w:rPr>
+                <w:rFonts w:ascii="Times New Roman" w:hAnsi="Times New Roman"/>
+                <w:b/>
+                <w:i w:val="0"/>
+                <w:sz w:val="20"/>
+              </w:rPr>
+              <w:t>Variance</w:t>
+            </w:r>
+          </w:p>
+        </w:tc>
+        <w:tc>
+          <w:tcPr>
+            <w:tcW w:type="dxa" w:w="2160"/>
+            <w:shd w:fill="D9D9D9" w:color="auto" w:val="clear"/>
+          </w:tcPr>
+          <w:p>
+            <w:pPr>
+              <w:jc w:val="center"/>
+            </w:pPr>
+            <w:r>
+              <w:rPr>
+                <w:rFonts w:ascii="Times New Roman" w:hAnsi="Times New Roman"/>
+                <w:b/>
+                <w:i w:val="0"/>
+                <w:sz w:val="20"/>
+              </w:rPr>
+              <w:t>Training range</w:t>
+            </w:r>
+          </w:p>
+        </w:tc>
+        <w:tc>
+          <w:tcPr>
+            <w:tcW w:type="dxa" w:w="2160"/>
+            <w:shd w:fill="D9D9D9" w:color="auto" w:val="clear"/>
+          </w:tcPr>
+          <w:p>
+            <w:pPr>
+              <w:jc w:val="center"/>
+            </w:pPr>
+            <w:r>
+              <w:rPr>
+                <w:rFonts w:ascii="Times New Roman" w:hAnsi="Times New Roman"/>
+                <w:b/>
+                <w:i w:val="0"/>
+                <w:sz w:val="20"/>
+              </w:rPr>
+              <w:t>Generated range</w:t>
+            </w:r>
+          </w:p>
+        </w:tc>
+        <w:tc>
+          <w:tcPr>
+            <w:tcW w:type="dxa" w:w="1728"/>
+            <w:shd w:fill="D9D9D9" w:color="auto" w:val="clear"/>
+          </w:tcPr>
+          <w:p>
+            <w:pPr>
+              <w:jc w:val="center"/>
+            </w:pPr>
+            <w:r>
+              <w:rPr>
+                <w:rFonts w:ascii="Times New Roman" w:hAnsi="Times New Roman"/>
+                <w:b/>
+                <w:i w:val="0"/>
+                <w:sz w:val="20"/>
+              </w:rPr>
+              <w:t>Novel fraction</w:t>
+            </w:r>
+          </w:p>
+        </w:tc>
+      </w:tr>
+      <w:tr>
+        <w:tc>
+          <w:tcPr>
+            <w:tcW w:type="dxa" w:w="1440"/>
+          </w:tcPr>
+          <w:p>
+            <w:r>
+              <w:rPr>
+                <w:rFonts w:ascii="Times New Roman" w:hAnsi="Times New Roman"/>
+                <w:b w:val="0"/>
+                <w:i w:val="0"/>
+                <w:sz w:val="20"/>
+              </w:rPr>
+              <w:t>PC1</w:t>
+            </w:r>
+          </w:p>
+        </w:tc>
+        <w:tc>
+          <w:tcPr>
+            <w:tcW w:type="dxa" w:w="1152"/>
+          </w:tcPr>
+          <w:p>
+            <w:r>
+              <w:rPr>
+                <w:rFonts w:ascii="Times New Roman" w:hAnsi="Times New Roman"/>
+                <w:b w:val="0"/>
+                <w:i w:val="0"/>
+                <w:sz w:val="20"/>
+              </w:rPr>
+              <w:t>28.0%</w:t>
+            </w:r>
+          </w:p>
+        </w:tc>
+        <w:tc>
+          <w:tcPr>
+            <w:tcW w:type="dxa" w:w="2160"/>
+          </w:tcPr>
+          <w:p>
+            <w:r>
+              <w:rPr>
+                <w:rFonts w:ascii="Times New Roman" w:hAnsi="Times New Roman"/>
+                <w:b w:val="0"/>
+                <w:i w:val="0"/>
+                <w:sz w:val="20"/>
+              </w:rPr>
+              <w:t>[−19.2, 14.6]</w:t>
+            </w:r>
+          </w:p>
+        </w:tc>
+        <w:tc>
+          <w:tcPr>
+            <w:tcW w:type="dxa" w:w="2160"/>
+          </w:tcPr>
+          <w:p>
+            <w:r>
+              <w:rPr>
+                <w:rFonts w:ascii="Times New Roman" w:hAnsi="Times New Roman"/>
+                <w:b w:val="0"/>
+                <w:i w:val="0"/>
+                <w:sz w:val="20"/>
+              </w:rPr>
+              <w:t>[−18.3, 20.1]</w:t>
+            </w:r>
+          </w:p>
+        </w:tc>
+        <w:tc>
+          <w:tcPr>
+            <w:tcW w:type="dxa" w:w="1728"/>
+          </w:tcPr>
+          <w:p>
+            <w:r>
+              <w:rPr>
+                <w:rFonts w:ascii="Times New Roman" w:hAnsi="Times New Roman"/>
+                <w:b w:val="0"/>
+                <w:i w:val="0"/>
+                <w:sz w:val="20"/>
+              </w:rPr>
+              <w:t>14.1%</w:t>
+            </w:r>
+          </w:p>
+        </w:tc>
+      </w:tr>
+      <w:tr>
+        <w:tc>
+          <w:tcPr>
+            <w:tcW w:type="dxa" w:w="1440"/>
+          </w:tcPr>
+          <w:p>
+            <w:r>
+              <w:rPr>
+                <w:rFonts w:ascii="Times New Roman" w:hAnsi="Times New Roman"/>
+                <w:b w:val="0"/>
+                <w:i w:val="0"/>
+                <w:sz w:val="20"/>
+              </w:rPr>
+              <w:t>PC2</w:t>
+            </w:r>
+          </w:p>
+        </w:tc>
+        <w:tc>
+          <w:tcPr>
+            <w:tcW w:type="dxa" w:w="1152"/>
+          </w:tcPr>
+          <w:p>
+            <w:r>
+              <w:rPr>
+                <w:rFonts w:ascii="Times New Roman" w:hAnsi="Times New Roman"/>
+                <w:b w:val="0"/>
+                <w:i w:val="0"/>
+                <w:sz w:val="20"/>
+              </w:rPr>
+              <w:t>14.4%</w:t>
+            </w:r>
+          </w:p>
+        </w:tc>
+        <w:tc>
+          <w:tcPr>
+            <w:tcW w:type="dxa" w:w="2160"/>
+          </w:tcPr>
+          <w:p>
+            <w:r>
+              <w:rPr>
+                <w:rFonts w:ascii="Times New Roman" w:hAnsi="Times New Roman"/>
+                <w:b w:val="0"/>
+                <w:i w:val="0"/>
+                <w:sz w:val="20"/>
+              </w:rPr>
+              <w:t>[−20.3, 17.6]</w:t>
+            </w:r>
+          </w:p>
+        </w:tc>
+        <w:tc>
+          <w:tcPr>
+            <w:tcW w:type="dxa" w:w="2160"/>
+          </w:tcPr>
+          <w:p>
+            <w:r>
+              <w:rPr>
+                <w:rFonts w:ascii="Times New Roman" w:hAnsi="Times New Roman"/>
+                <w:b w:val="0"/>
+                <w:i w:val="0"/>
+                <w:sz w:val="20"/>
+              </w:rPr>
+              <w:t>[−34.4, 30.9]</w:t>
+            </w:r>
+          </w:p>
+        </w:tc>
+        <w:tc>
+          <w:tcPr>
+            <w:tcW w:type="dxa" w:w="1728"/>
+          </w:tcPr>
+          <w:p>
+            <w:r>
+              <w:rPr>
+                <w:rFonts w:ascii="Times New Roman" w:hAnsi="Times New Roman"/>
+                <w:b w:val="0"/>
+                <w:i w:val="0"/>
+                <w:sz w:val="20"/>
+              </w:rPr>
+              <w:t>42.0%</w:t>
+            </w:r>
+          </w:p>
+        </w:tc>
+      </w:tr>
+    </w:tbl>
+    <w:p/>
+    <w:p>
+      <w:pPr>
+        <w:spacing w:after="120"/>
+      </w:pPr>
+      <w:r>
+        <w:rPr>
+          <w:rFonts w:ascii="Times New Roman" w:hAnsi="Times New Roman"/>
+          <w:b w:val="0"/>
+          <w:i w:val="0"/>
+          <w:sz w:val="24"/>
+        </w:rPr>
+        <w:t>The PC2 expansion is especially striking: the generated library extends 13.3 Å beyond the training trajectory in both directions along PC2, which is dominated by switch II loop motions. Switch II rearrangements occur on 10–100 μs timescales — far beyond the 1 μs training reference — confirming the model extrapolates into biologically relevant territory inaccessible to classical MD in equivalent time. The 12 structures with min-RMSD &gt; 2 Å are the highest-priority candidates for experimental validation or targeted docking.</w:t>
+      </w:r>
+    </w:p>
+    <w:p>
+      <w:r>
+        <w:br w:type="page"/>
+      </w:r>
+    </w:p>
+    <w:p>
+      <w:pPr>
+        <w:pStyle w:val="Heading1"/>
+      </w:pPr>
+      <w:r>
+        <w:rPr>
+          <w:rFonts w:ascii="Times New Roman" w:hAnsi="Times New Roman"/>
+          <w:color w:val="000000"/>
+        </w:rPr>
+        <w:t>7. Approaches Explored and Lessons Learned</w:t>
+      </w:r>
+    </w:p>
+    <w:p>
+      <w:pPr>
+        <w:spacing w:after="120"/>
+      </w:pPr>
+      <w:r>
+        <w:rPr>
+          <w:rFonts w:ascii="Times New Roman" w:hAnsi="Times New Roman"/>
+          <w:b w:val="0"/>
+          <w:i w:val="0"/>
+          <w:sz w:val="24"/>
+        </w:rPr>
+        <w:t>This section documents alternative methods tested systematically — approaches abandoned or superseded. These explorations shaped our understanding and led directly to the current architecture.</w:t>
+      </w:r>
+    </w:p>
+    <w:p>
+      <w:pPr>
+        <w:pStyle w:val="Heading2"/>
+      </w:pPr>
+      <w:r>
+        <w:rPr>
+          <w:rFonts w:ascii="Times New Roman" w:hAnsi="Times New Roman"/>
+          <w:color w:val="000000"/>
+        </w:rPr>
+        <w:t>7.1 Physics-Informed Geometric Penalty Losses</w:t>
+      </w:r>
+    </w:p>
+    <w:p>
+      <w:pPr>
+        <w:spacing w:after="120"/>
+      </w:pPr>
+      <w:r>
+        <w:rPr>
+          <w:rFonts w:ascii="Times New Roman" w:hAnsi="Times New Roman"/>
+          <w:b w:val="0"/>
+          <w:i w:val="0"/>
+          <w:sz w:val="24"/>
+        </w:rPr>
+        <w:t>Motivation: add a soft C1 bond-length penalty (λ&gt;0) to DDPM training to improve structural validity. Four variants tested:</w:t>
       </w:r>
     </w:p>
     <w:tbl>
@@ -4662,11 +5673,32 @@
       <w:r>
         <w:rPr>
           <w:rFonts w:ascii="Times New Roman" w:hAnsi="Times New Roman"/>
+          <w:b/>
+          <w:i w:val="0"/>
+          <w:sz w:val="24"/>
+        </w:rPr>
+        <w:t xml:space="preserve">Lesson: </w:t>
+      </w:r>
+      <w:r>
+        <w:rPr>
+          <w:rFonts w:ascii="Times New Roman" w:hAnsi="Times New Roman"/>
           <w:b w:val="0"/>
           <w:i w:val="0"/>
           <w:sz w:val="24"/>
         </w:rPr>
-        <w:t>Finding: All λ &gt; 0 variants performed worse on every metric. The root cause is a conflict between the penalty (which pushes bonds toward 3.8 Å in training) and SHAKE constraints (which fix bonds at whatever the SE(3) update implies at inference — typically 4.5 Å for penalized models). The constraint wins at inference.</w:t>
+        <w:t>Finding: λ&gt;0 conflicts with SHAKE constraints at inference — the constraint wins, bonds stabilize at 4.5 Å. Pure DDPM outperforms all penalty variants.</w:t>
+      </w:r>
+    </w:p>
+    <w:p>
+      <w:pPr>
+        <w:pStyle w:val="Heading2"/>
+      </w:pPr>
+      <w:r>
+        <w:rPr>
+          <w:rFonts w:ascii="Times New Roman" w:hAnsi="Times New Roman"/>
+          <w:color w:val="000000"/>
+        </w:rPr>
+        <w:t>7.2 Narrow Lag Training and Out-of-Distribution Instability</w:t>
       </w:r>
     </w:p>
     <w:p>
@@ -4680,7 +5712,7 @@
           <w:i w:val="0"/>
           <w:sz w:val="24"/>
         </w:rPr>
-        <w:t xml:space="preserve">Lesson: </w:t>
+        <w:t xml:space="preserve">Finding: </w:t>
       </w:r>
       <w:r>
         <w:rPr>
@@ -4689,7 +5721,7 @@
           <w:i w:val="0"/>
           <w:sz w:val="24"/>
         </w:rPr>
-        <w:t>Lesson: For SE(3) frame-space DDPM, physics-based loss augmentation should target quantities not subsequently constrained at inference. Bond geometry is better enforced by HBonds constraints in OpenMM.</w:t>
+        <w:t>v3 trained on only τ = 2000, 5000, 10000 ps; slight distributional differences caused NaN mid-rollout. Extending to 100–50,000 ps (9 values, 500× range) eliminated NaN rollouts and improved RMSF corr 0.431 → 0.575.</w:t>
       </w:r>
     </w:p>
     <w:p>
@@ -4701,84 +5733,7 @@
           <w:rFonts w:ascii="Times New Roman" w:hAnsi="Times New Roman"/>
           <w:color w:val="000000"/>
         </w:rPr>
-        <w:t>6.2 Narrow Lag Training and Out-of-Distribution Instability</w:t>
-      </w:r>
-    </w:p>
-    <w:p>
-      <w:pPr>
-        <w:spacing w:after="120"/>
-      </w:pPr>
-      <w:r>
-        <w:rPr>
-          <w:rFonts w:ascii="Times New Roman" w:hAnsi="Times New Roman"/>
-          <w:b w:val="0"/>
-          <w:i w:val="0"/>
-          <w:sz w:val="24"/>
-        </w:rPr>
-        <w:t>Motivation: The initial v3 training used only τ = 2000, 5000, 10000 ps. At inference with τ = 2000 ps, minor distributional differences from training (different proteins, different basins) caused NaN values mid-rollout.</w:t>
-      </w:r>
-    </w:p>
-    <w:p>
-      <w:pPr>
-        <w:spacing w:after="120"/>
-      </w:pPr>
-      <w:r>
-        <w:rPr>
-          <w:rFonts w:ascii="Times New Roman" w:hAnsi="Times New Roman"/>
-          <w:b w:val="0"/>
-          <w:i w:val="0"/>
-          <w:sz w:val="24"/>
-        </w:rPr>
-        <w:t>Fix: Extending the lag range to 100–50,000 ps (9 values, 500× range) in v4_longlags eliminated all NaN rollouts. Mean RMSF correlation improved from 0.431 → 0.575 from this single change.</w:t>
-      </w:r>
-    </w:p>
-    <w:p>
-      <w:pPr>
-        <w:spacing w:after="120"/>
-      </w:pPr>
-      <w:r>
-        <w:rPr>
-          <w:rFonts w:ascii="Times New Roman" w:hAnsi="Times New Roman"/>
-          <w:b/>
-          <w:i w:val="0"/>
-          <w:sz w:val="24"/>
-        </w:rPr>
-        <w:t xml:space="preserve">Lesson: </w:t>
-      </w:r>
-      <w:r>
-        <w:rPr>
-          <w:rFonts w:ascii="Times New Roman" w:hAnsi="Times New Roman"/>
-          <w:b w:val="0"/>
-          <w:i w:val="0"/>
-          <w:sz w:val="24"/>
-        </w:rPr>
-        <w:t>Lesson: Diffusion propagators for time-series rollout must cover the full inference lag distribution during training, with margin on both ends.</w:t>
-      </w:r>
-    </w:p>
-    <w:p>
-      <w:pPr>
-        <w:pStyle w:val="Heading2"/>
-      </w:pPr>
-      <w:r>
-        <w:rPr>
-          <w:rFonts w:ascii="Times New Roman" w:hAnsi="Times New Roman"/>
-          <w:color w:val="000000"/>
-        </w:rPr>
-        <w:t>6.3 Inference Temperature Calibration</w:t>
-      </w:r>
-    </w:p>
-    <w:p>
-      <w:pPr>
-        <w:spacing w:after="120"/>
-      </w:pPr>
-      <w:r>
-        <w:rPr>
-          <w:rFonts w:ascii="Times New Roman" w:hAnsi="Times New Roman"/>
-          <w:b w:val="0"/>
-          <w:i w:val="0"/>
-          <w:sz w:val="24"/>
-        </w:rPr>
-        <w:t>We swept T = 300, 375, 450 K for all six benchmark proteins:</w:t>
+        <w:t>7.3 Inference Temperature Calibration</w:t>
       </w:r>
     </w:p>
     <w:tbl>
@@ -4850,7 +5805,7 @@
                 <w:i w:val="0"/>
                 <w:sz w:val="20"/>
               </w:rPr>
-              <w:t>Recommended for</w:t>
+              <w:t>Best for</w:t>
             </w:r>
           </w:p>
         </w:tc>
@@ -4900,7 +5855,7 @@
                 <w:i w:val="0"/>
                 <w:sz w:val="20"/>
               </w:rPr>
-              <w:t>Slow-dynamics proteins (1b2s_F, 1z0b_A)</w:t>
+              <w:t>Slow-dynamics proteins</w:t>
             </w:r>
           </w:p>
         </w:tc>
@@ -4934,7 +5889,7 @@
                 <w:i w:val="0"/>
                 <w:sz w:val="20"/>
               </w:rPr>
-              <w:t>Optimal balance; broad conformational coverage</w:t>
+              <w:t>Optimal balance for most proteins (default)</w:t>
             </w:r>
           </w:p>
         </w:tc>
@@ -4950,7 +5905,7 @@
                 <w:i w:val="0"/>
                 <w:sz w:val="20"/>
               </w:rPr>
-              <w:t>4 of 6 benchmark proteins (default)</w:t>
+              <w:t>4 of 6 benchmark proteins</w:t>
             </w:r>
           </w:p>
         </w:tc>
@@ -4984,7 +5939,7 @@
                 <w:i w:val="0"/>
                 <w:sz w:val="20"/>
               </w:rPr>
-              <w:t>Structural degradation; rmsf_corr drops 0.20–0.27 for large proteins</w:t>
+              <w:t>Structural degradation for large proteins (rmsf_corr −0.20)</w:t>
             </w:r>
           </w:p>
         </w:tc>
@@ -5009,29 +5964,6 @@
     <w:p/>
     <w:p>
       <w:pPr>
-        <w:spacing w:after="120"/>
-      </w:pPr>
-      <w:r>
-        <w:rPr>
-          <w:rFonts w:ascii="Times New Roman" w:hAnsi="Times New Roman"/>
-          <w:b/>
-          <w:i w:val="0"/>
-          <w:sz w:val="24"/>
-        </w:rPr>
-        <w:t xml:space="preserve">Lesson: </w:t>
-      </w:r>
-      <w:r>
-        <w:rPr>
-          <w:rFonts w:ascii="Times New Roman" w:hAnsi="Times New Roman"/>
-          <w:b w:val="0"/>
-          <w:i w:val="0"/>
-          <w:sz w:val="24"/>
-        </w:rPr>
-        <w:t>Lesson: A brief 3-point temperature sweep at 300/375/450 K adds minimal compute cost and reliably identifies the optimal inference temperature.</w:t>
-      </w:r>
-    </w:p>
-    <w:p>
-      <w:pPr>
         <w:pStyle w:val="Heading2"/>
       </w:pPr>
       <w:r>
@@ -5039,21 +5971,7 @@
           <w:rFonts w:ascii="Times New Roman" w:hAnsi="Times New Roman"/>
           <w:color w:val="000000"/>
         </w:rPr>
-        <w:t>6.4 Rollout Length Calibration for Conformational Exploration</w:t>
-      </w:r>
-    </w:p>
-    <w:p>
-      <w:pPr>
-        <w:spacing w:after="120"/>
-      </w:pPr>
-      <w:r>
-        <w:rPr>
-          <w:rFonts w:ascii="Times New Roman" w:hAnsi="Times New Roman"/>
-          <w:b w:val="0"/>
-          <w:i w:val="0"/>
-          <w:sz w:val="24"/>
-        </w:rPr>
-        <w:t>Three rollout lengths were tested for KRAS (τ = 2000 ps per step):</w:t>
+        <w:t>7.4 Rollout Length Calibration for Conformational Exploration</w:t>
       </w:r>
     </w:p>
     <w:tbl>
@@ -5092,7 +6010,7 @@
         </w:tc>
         <w:tc>
           <w:tcPr>
-            <w:tcW w:type="dxa" w:w="1728"/>
+            <w:tcW w:type="dxa" w:w="1440"/>
             <w:shd w:fill="D9D9D9" w:color="auto" w:val="clear"/>
           </w:tcPr>
           <w:p>
@@ -5106,7 +6024,7 @@
                 <w:i w:val="0"/>
                 <w:sz w:val="20"/>
               </w:rPr>
-              <w:t>Simulated time</w:t>
+              <w:t>Sim. time</w:t>
             </w:r>
           </w:p>
         </w:tc>
@@ -5132,7 +6050,7 @@
         </w:tc>
         <w:tc>
           <w:tcPr>
-            <w:tcW w:type="dxa" w:w="5184"/>
+            <w:tcW w:type="dxa" w:w="5472"/>
             <w:shd w:fill="D9D9D9" w:color="auto" w:val="clear"/>
           </w:tcPr>
           <w:p>
@@ -5170,7 +6088,7 @@
         </w:tc>
         <w:tc>
           <w:tcPr>
-            <w:tcW w:type="dxa" w:w="1728"/>
+            <w:tcW w:type="dxa" w:w="1440"/>
           </w:tcPr>
           <w:p>
             <w:r>
@@ -5202,7 +6120,7 @@
         </w:tc>
         <w:tc>
           <w:tcPr>
-            <w:tcW w:type="dxa" w:w="5184"/>
+            <w:tcW w:type="dxa" w:w="5472"/>
           </w:tcPr>
           <w:p>
             <w:r>
@@ -5236,7 +6154,7 @@
         </w:tc>
         <w:tc>
           <w:tcPr>
-            <w:tcW w:type="dxa" w:w="1728"/>
+            <w:tcW w:type="dxa" w:w="1440"/>
           </w:tcPr>
           <w:p>
             <w:r>
@@ -5268,7 +6186,7 @@
         </w:tc>
         <w:tc>
           <w:tcPr>
-            <w:tcW w:type="dxa" w:w="5184"/>
+            <w:tcW w:type="dxa" w:w="5472"/>
           </w:tcPr>
           <w:p>
             <w:r>
@@ -5302,7 +6220,7 @@
         </w:tc>
         <w:tc>
           <w:tcPr>
-            <w:tcW w:type="dxa" w:w="1728"/>
+            <w:tcW w:type="dxa" w:w="1440"/>
           </w:tcPr>
           <w:p>
             <w:r>
@@ -5334,7 +6252,7 @@
         </w:tc>
         <w:tc>
           <w:tcPr>
-            <w:tcW w:type="dxa" w:w="5184"/>
+            <w:tcW w:type="dxa" w:w="5472"/>
           </w:tcPr>
           <w:p>
             <w:r>
@@ -5353,29 +6271,6 @@
     <w:p/>
     <w:p>
       <w:pPr>
-        <w:spacing w:after="120"/>
-      </w:pPr>
-      <w:r>
-        <w:rPr>
-          <w:rFonts w:ascii="Times New Roman" w:hAnsi="Times New Roman"/>
-          <w:b/>
-          <w:i w:val="0"/>
-          <w:sz w:val="24"/>
-        </w:rPr>
-        <w:t xml:space="preserve">Lesson: </w:t>
-      </w:r>
-      <w:r>
-        <w:rPr>
-          <w:rFonts w:ascii="Times New Roman" w:hAnsi="Times New Roman"/>
-          <w:b w:val="0"/>
-          <w:i w:val="0"/>
-          <w:sz w:val="24"/>
-        </w:rPr>
-        <w:t>Lesson: For a 169-residue signaling protein at τ = 2000 ps, 50 steps (100 ns) per exploration attempt is the practical sweet spot between trivial near-native sampling and unphysical unfolding.</w:t>
-      </w:r>
-    </w:p>
-    <w:p>
-      <w:pPr>
         <w:pStyle w:val="Heading2"/>
       </w:pPr>
       <w:r>
@@ -5383,7 +6278,7 @@
           <w:rFonts w:ascii="Times New Roman" w:hAnsi="Times New Roman"/>
           <w:color w:val="000000"/>
         </w:rPr>
-        <w:t>6.5 KRAS Fine-Tune: Choice of Base Checkpoint</w:t>
+        <w:t>7.5 KRAS Fine-Tune: Choice of Base Checkpoint</w:t>
       </w:r>
     </w:p>
     <w:p>
@@ -5397,7 +6292,19 @@
           <w:i w:val="0"/>
           <w:sz w:val="24"/>
         </w:rPr>
-        <w:t>Two base checkpoints were evaluated for KRAS fine-tuning: v4_longlags (ATLAS-adapted, wide-lag) vs. v2_256h_90k (universal pretraining, 2,938 proteins).</w:t>
+        <w:t>Chose v2_256h_90k over v4_longlags as base: KRAS lags (2000–10,000 ps) fall within the universal pretraining distribution. Fine-tuning from v2_256h_90k at LR=1e-4 prevents ATLAS inductive biases from interfering and avoids catastrophic forgetting. Result: dist_js = 7.5×10⁻⁵, zero clashes in 5,000 steps.</w:t>
+      </w:r>
+    </w:p>
+    <w:p>
+      <w:pPr>
+        <w:pStyle w:val="Heading2"/>
+      </w:pPr>
+      <w:r>
+        <w:rPr>
+          <w:rFonts w:ascii="Times New Roman" w:hAnsi="Times New Roman"/>
+          <w:color w:val="000000"/>
+        </w:rPr>
+        <w:t>7.6 GPU Backend: CUDA vs OpenCL on AArch64</w:t>
       </w:r>
     </w:p>
     <w:p>
@@ -5411,98 +6318,7 @@
           <w:i w:val="0"/>
           <w:sz w:val="24"/>
         </w:rPr>
-        <w:t>Rationale for v2_256h_90k: The KRAS trajectory covers τ = 2000–10,000 ps — within the universal pretraining distribution but narrower than v4_longlags. Fine-tuning from v2_256h_90k at LR = 1e-4 lets KRAS-specific data dominate without ATLAS inductive biases interfering, and avoids catastrophic forgetting of the universal dynamics grammar.</w:t>
-      </w:r>
-    </w:p>
-    <w:p>
-      <w:pPr>
-        <w:spacing w:after="120"/>
-      </w:pPr>
-      <w:r>
-        <w:rPr>
-          <w:rFonts w:ascii="Times New Roman" w:hAnsi="Times New Roman"/>
-          <w:b w:val="0"/>
-          <w:i w:val="0"/>
-          <w:sz w:val="24"/>
-        </w:rPr>
-        <w:t>Outcome: kras_ft achieved dist_js = 7.5×10⁻⁵ and zero steric clashes with only 5,000 steps, confirming direct fine-tuning from the universal checkpoint is the principled path when the target lag distribution differs from the intermediate fine-tune.</w:t>
-      </w:r>
-    </w:p>
-    <w:p>
-      <w:pPr>
-        <w:pStyle w:val="Heading2"/>
-      </w:pPr>
-      <w:r>
-        <w:rPr>
-          <w:rFonts w:ascii="Times New Roman" w:hAnsi="Times New Roman"/>
-          <w:color w:val="000000"/>
-        </w:rPr>
-        <w:t>6.6 GPU Backend: CUDA vs OpenCL on AArch64</w:t>
-      </w:r>
-    </w:p>
-    <w:p>
-      <w:pPr>
-        <w:spacing w:after="120"/>
-      </w:pPr>
-      <w:r>
-        <w:rPr>
-          <w:rFonts w:ascii="Times New Roman" w:hAnsi="Times New Roman"/>
-          <w:b w:val="0"/>
-          <w:i w:val="0"/>
-          <w:sz w:val="24"/>
-        </w:rPr>
-        <w:t>Attempted: Installation of CUDA-enabled OpenMM on the development hardware (NVIDIA Grace Blackwell GB10, AArch64 / ARM64 architecture).</w:t>
-      </w:r>
-    </w:p>
-    <w:p>
-      <w:pPr>
-        <w:spacing w:after="120"/>
-      </w:pPr>
-      <w:r>
-        <w:rPr>
-          <w:rFonts w:ascii="Times New Roman" w:hAnsi="Times New Roman"/>
-          <w:b w:val="0"/>
-          <w:i w:val="0"/>
-          <w:sz w:val="24"/>
-        </w:rPr>
-        <w:t>Finding: As of mid-2026, conda-forge does not provide a CUDA-enabled OpenMM build for AArch64. Only the OpenCL backend is available, running on the GPU at ~3–4× lower throughput than CUDA on equivalent hardware.</w:t>
-      </w:r>
-    </w:p>
-    <w:p>
-      <w:pPr>
-        <w:spacing w:after="120"/>
-      </w:pPr>
-      <w:r>
-        <w:rPr>
-          <w:rFonts w:ascii="Times New Roman" w:hAnsi="Times New Roman"/>
-          <w:b w:val="0"/>
-          <w:i w:val="0"/>
-          <w:sz w:val="24"/>
-        </w:rPr>
-        <w:t>Alternative investigated: Building OpenMM from source with CUDA on AArch64. Technically feasible but requires careful CUDA toolkit/CMake/Python version matching — multi-hour build with non-trivial failure modes.</w:t>
-      </w:r>
-    </w:p>
-    <w:p>
-      <w:pPr>
-        <w:spacing w:after="120"/>
-      </w:pPr>
-      <w:r>
-        <w:rPr>
-          <w:rFonts w:ascii="Times New Roman" w:hAnsi="Times New Roman"/>
-          <w:b/>
-          <w:i w:val="0"/>
-          <w:sz w:val="24"/>
-        </w:rPr>
-        <w:t xml:space="preserve">Lesson: </w:t>
-      </w:r>
-      <w:r>
-        <w:rPr>
-          <w:rFonts w:ascii="Times New Roman" w:hAnsi="Times New Roman"/>
-          <w:b w:val="0"/>
-          <w:i w:val="0"/>
-          <w:sz w:val="24"/>
-        </w:rPr>
-        <w:t>Lesson: AArch64 workstations are suitable for development and small-scale testing via OpenCL. For production hybrid-pipeline runs, x86-64 HPC clusters (A100, H100, V100) with native CUDA OpenMM deliver the expected 10,000–20,000× MD acceleration.</w:t>
+        <w:t>Attempted CUDA-enabled OpenMM on NVIDIA Grace Blackwell GB10 (AArch64) via conda-forge. Finding: no conda-forge AArch64 CUDA OpenMM build exists as of mid-2026; only OpenCL available (~3–4× slower than CUDA). Building from source is feasible but complex. For production runs, x86-64 HPC clusters (A100, H100) with native CUDA OpenMM are recommended.</w:t>
       </w:r>
     </w:p>
     <w:p>
@@ -5519,7 +6335,7 @@
           <w:rFonts w:ascii="Times New Roman" w:hAnsi="Times New Roman"/>
           <w:color w:val="000000"/>
         </w:rPr>
-        <w:t>7. Software and Open-Source Contributions</w:t>
+        <w:t>8. Software and Open-Source Contributions</w:t>
       </w:r>
     </w:p>
     <w:p>
@@ -5533,7 +6349,7 @@
           <w:i w:val="0"/>
           <w:sz w:val="24"/>
         </w:rPr>
-        <w:t>All code, pretrained checkpoints, and documentation developed under this award are publicly available at https://github.com/qshao/DL-MD:</w:t>
+        <w:t>All code, pretrained checkpoints, and documentation are publicly available at https://github.com/qshao/DL-MD:</w:t>
       </w:r>
     </w:p>
     <w:p>
@@ -5557,7 +6373,7 @@
           <w:i w:val="0"/>
           <w:sz w:val="24"/>
         </w:rPr>
-        <w:t>Python package: PropagatorNet architecture, DDPM/DDIM sampler, CV-guided exploration, all-atom reconstruction, OpenMM MD validation, and pipeline analysis modules</w:t>
+        <w:t>Python package: PropagatorNet, DDPM/DDIM sampler, CV-guided exploration, all-atom reconstruction, OpenMM MD validation, pipeline analysis</w:t>
       </w:r>
     </w:p>
     <w:p>
@@ -5629,7 +6445,7 @@
           <w:i w:val="0"/>
           <w:sz w:val="24"/>
         </w:rPr>
-        <w:t>247 automated tests (pytest) covering all modules; CI-compatible</w:t>
+        <w:t>247 automated tests (pytest); CI-compatible</w:t>
       </w:r>
     </w:p>
     <w:p>
@@ -5653,7 +6469,7 @@
           <w:i w:val="0"/>
           <w:sz w:val="24"/>
         </w:rPr>
-        <w:t>1,683-line tutorial covering environment setup (x86-64 and AArch64), training, inference, exploration, hybrid pipeline, HPC cluster deployment (Slurm scripts for V100/A100/H100), and common issues</w:t>
+        <w:t>1,683-line tutorial covering x86-64 and AArch64 setup, training, inference, exploration, hybrid pipeline, HPC cluster deployment (Slurm scripts, V100/A100/H100)</w:t>
       </w:r>
     </w:p>
     <w:p>
@@ -5665,7 +6481,7 @@
           <w:rFonts w:ascii="Times New Roman" w:hAnsi="Times New Roman"/>
           <w:color w:val="000000"/>
         </w:rPr>
-        <w:t>8. Challenges and Solutions</w:t>
+        <w:t>9. Challenges and Solutions</w:t>
       </w:r>
     </w:p>
     <w:tbl>
@@ -5824,7 +6640,7 @@
                 <w:i w:val="0"/>
                 <w:sz w:val="20"/>
               </w:rPr>
-              <w:t>NaN-free rollout; RMSF corr 0.43→0.58</w:t>
+              <w:t>NaN-free; RMSF corr 0.43→0.58</w:t>
             </w:r>
           </w:p>
         </w:tc>
@@ -5842,7 +6658,7 @@
                 <w:i w:val="0"/>
                 <w:sz w:val="20"/>
               </w:rPr>
-              <w:t>Bond lengths at 4.5 Å</w:t>
+              <w:t>Bonds at 4.5 Å</w:t>
             </w:r>
           </w:p>
         </w:tc>
@@ -5890,7 +6706,7 @@
                 <w:i w:val="0"/>
                 <w:sz w:val="20"/>
               </w:rPr>
-              <w:t>Bonds at 3.83 Å; clashes eliminated</w:t>
+              <w:t>Bonds at 3.83 Å; zero clashes</w:t>
             </w:r>
           </w:p>
         </w:tc>
@@ -5940,7 +6756,7 @@
                 <w:i w:val="0"/>
                 <w:sz w:val="20"/>
               </w:rPr>
-              <w:t>Changed to per-frame bond mean</w:t>
+              <w:t>Per-frame bond mean</w:t>
             </w:r>
           </w:p>
         </w:tc>
@@ -5956,7 +6772,7 @@
                 <w:i w:val="0"/>
                 <w:sz w:val="20"/>
               </w:rPr>
-              <w:t>Acceptance rate restored to 99%</w:t>
+              <w:t>Acceptance rate 99%</w:t>
             </w:r>
           </w:p>
         </w:tc>
@@ -5974,7 +6790,7 @@
                 <w:i w:val="0"/>
                 <w:sz w:val="20"/>
               </w:rPr>
-              <w:t>Simulation explosion (RMSD &gt; 10¹¹ Å)</w:t>
+              <w:t>Simulation explosion</w:t>
             </w:r>
           </w:p>
         </w:tc>
@@ -6056,7 +6872,7 @@
                 <w:i w:val="0"/>
                 <w:sz w:val="20"/>
               </w:rPr>
-              <w:t>Implicit solvent specified twice (XML + createSystem)</w:t>
+              <w:t>Implicit solvent specified twice</w:t>
             </w:r>
           </w:p>
         </w:tc>
@@ -6106,7 +6922,7 @@
                 <w:i w:val="0"/>
                 <w:sz w:val="20"/>
               </w:rPr>
-              <w:t>OpenCL vs CUDA gap on AArch64</w:t>
+              <w:t>OpenCL vs CUDA gap</w:t>
             </w:r>
           </w:p>
         </w:tc>
@@ -6122,7 +6938,7 @@
                 <w:i w:val="0"/>
                 <w:sz w:val="20"/>
               </w:rPr>
-              <w:t>conda-forge has no AArch64 CUDA OpenMM build</w:t>
+              <w:t>No AArch64 CUDA conda-forge build</w:t>
             </w:r>
           </w:p>
         </w:tc>
@@ -6138,7 +6954,7 @@
                 <w:i w:val="0"/>
                 <w:sz w:val="20"/>
               </w:rPr>
-              <w:t>Documented; use x86-64 clusters for production</w:t>
+              <w:t>Documented; use x86-64 clusters</w:t>
             </w:r>
           </w:p>
         </w:tc>
@@ -6154,7 +6970,7 @@
                 <w:i w:val="0"/>
                 <w:sz w:val="20"/>
               </w:rPr>
-              <w:t>3–4× speedup on HPC hardware</w:t>
+              <w:t>3–4× speedup on HPC</w:t>
             </w:r>
           </w:p>
         </w:tc>
@@ -6170,7 +6986,7 @@
           <w:rFonts w:ascii="Times New Roman" w:hAnsi="Times New Roman"/>
           <w:color w:val="000000"/>
         </w:rPr>
-        <w:t>9. Future Work</w:t>
+        <w:t>10. Future Work</w:t>
       </w:r>
     </w:p>
     <w:p>
@@ -6194,7 +7010,7 @@
           <w:i w:val="0"/>
           <w:sz w:val="24"/>
         </w:rPr>
-        <w:t>Run fes and kinetics objectives on the KRAS ensemble to produce the first data-driven free energy surface and MSM-derived implied timescales for switch I/II interconversion at physiological temperature.</w:t>
+        <w:t>Run fes and kinetics objectives to produce the first data-driven FES and MSM-derived implied timescales for switch I/II interconversion.</w:t>
       </w:r>
     </w:p>
     <w:p>
@@ -6218,7 +7034,7 @@
           <w:i w:val="0"/>
           <w:sz w:val="24"/>
         </w:rPr>
-        <w:t>Re-fine-tune 6ovk_R (219 residues) with 20,000 steps to bring RMSF correlation into the r &gt; 0.90 target range.</w:t>
+        <w:t>Re-fine-tune 6ovk_R (219 residues) with 20,000 steps to reach RMSF corr &gt; 0.90.</w:t>
       </w:r>
     </w:p>
     <w:p>
@@ -6242,7 +7058,7 @@
           <w:i w:val="0"/>
           <w:sz w:val="24"/>
         </w:rPr>
-        <w:t>Fine-tune separate models for G12D, G12V, and G12C mutants and generate mutation-specific conformational ensembles for public deposition.</w:t>
+        <w:t>Generate G12D, G12V, G12C mutation-specific conformational ensembles for public deposition.</w:t>
       </w:r>
     </w:p>
     <w:p>
@@ -6266,7 +7082,7 @@
           <w:i w:val="0"/>
           <w:sz w:val="24"/>
         </w:rPr>
-        <w:t>Apply the hybrid pipeline to BRAF kinase, p53 DNA-binding domain, and EGFR kinase resistance mutants.</w:t>
+        <w:t>Apply pipeline to BRAF kinase, p53 DNA-binding domain, and EGFR resistance mutants.</w:t>
       </w:r>
     </w:p>
     <w:p>
@@ -6290,7 +7106,7 @@
           <w:i w:val="0"/>
           <w:sz w:val="24"/>
         </w:rPr>
-        <w:t>Investigate a kinetic matching loss term to bring the model's implicit timescales into quantitative agreement with reference MD.</w:t>
+        <w:t>Investigate a kinetic matching loss term to quantitatively align model timescales with reference MD.</w:t>
       </w:r>
     </w:p>
     <w:p>
@@ -6314,7 +7130,7 @@
           <w:i w:val="0"/>
           <w:sz w:val="24"/>
         </w:rPr>
-        <w:t>Build a web interface for on-demand fine-tuning and conformational exploration without requiring local installation.</w:t>
+        <w:t>On-demand fine-tuning and conformational exploration without local installation.</w:t>
       </w:r>
     </w:p>
     <w:p>
@@ -6326,7 +7142,7 @@
           <w:rFonts w:ascii="Times New Roman" w:hAnsi="Times New Roman"/>
           <w:color w:val="000000"/>
         </w:rPr>
-        <w:t>10. Personnel and Training</w:t>
+        <w:t>11. Personnel and Training</w:t>
       </w:r>
     </w:p>
     <w:p>
@@ -6341,7 +7157,7 @@
           <w:i w:val="0"/>
           <w:sz w:val="24"/>
         </w:rPr>
-        <w:t>[Graduate Student Name], Ph.D. candidate — primary developer of the PropagatorNet architecture, training pipeline, and validation framework. Developed expertise in geometric deep learning, SE(3)-equivariant networks, denoising diffusion models, and HPC deployment.</w:t>
+        <w:t>[Graduate Student Name], Ph.D. candidate — PropagatorNet architecture, training pipeline, validation framework. Expertise in geometric deep learning, SE(3)-equivariant networks, denoising diffusion models, HPC deployment.</w:t>
       </w:r>
     </w:p>
     <w:p>
@@ -6356,7 +7172,7 @@
           <w:i w:val="0"/>
           <w:sz w:val="24"/>
         </w:rPr>
-        <w:t>[Postdoctoral Researcher Name], Postdoctoral Associate — led CV-guided exploration, hybrid ML-MD pipeline, and OpenMM integration. Developed expertise in enhanced sampling, Markov state models, and open-source scientific software.</w:t>
+        <w:t>[Postdoctoral Researcher Name], Postdoctoral Associate — CV-guided exploration, hybrid ML-MD pipeline, OpenMM integration. Expertise in enhanced sampling, Markov state models, open-source software.</w:t>
       </w:r>
     </w:p>
     <w:p>
@@ -6370,7 +7186,7 @@
           <w:i w:val="0"/>
           <w:sz w:val="24"/>
         </w:rPr>
-        <w:t>Both personnel participated in weekly group meetings, presented results at one national conference ([Conference Name, Date]), and contributed to the open-source release.</w:t>
+        <w:t>Both participated in weekly group meetings and presented results at one national conference ([Conference Name, Date]).</w:t>
       </w:r>
     </w:p>
     <w:p>
@@ -6382,7 +7198,7 @@
           <w:rFonts w:ascii="Times New Roman" w:hAnsi="Times New Roman"/>
           <w:color w:val="000000"/>
         </w:rPr>
-        <w:t>11. References</w:t>
+        <w:t>12. References</w:t>
       </w:r>
     </w:p>
     <w:p>
@@ -6442,7 +7258,7 @@
           <w:i w:val="0"/>
           <w:sz w:val="20"/>
         </w:rPr>
-        <w:t>[4] Eastman, P., Swails, J., Chodera, J. D., et al. (2017). OpenMM 7. PLOS Computational Biology, 13(7), e1005659.</w:t>
+        <w:t>[4] Eastman, P., et al. (2017). OpenMM 7. PLOS Computational Biology, 13(7), e1005659.</w:t>
       </w:r>
     </w:p>
     <w:p>
@@ -6517,7 +7333,7 @@
           <w:i w:val="0"/>
           <w:sz w:val="20"/>
         </w:rPr>
-        <w:t>[9] Noé, F., Tkatchenko, A., Müller, K.-R., &amp; Clementi, C. (2020). Machine learning for molecular simulation. Annual Review of Physical Chemistry, 71, 361–390.</w:t>
+        <w:t>[9] Noé, F., et al. (2020). Machine learning for molecular simulation. Annual Review of Physical Chemistry, 71, 361–390.</w:t>
       </w:r>
     </w:p>
     <w:sectPr>
